--- a/F/F5/f5.docx
+++ b/F/F5/f5.docx
@@ -5,6 +5,9 @@
     <w:p>
       <w:pPr>
         <w:pStyle w:val="2"/>
+        <w:rPr>
+          <w:rFonts w:hint="eastAsia"/>
+        </w:rPr>
       </w:pPr>
       <w:r>
         <w:rPr>
@@ -14,7 +17,15 @@
       </w:r>
     </w:p>
     <w:p>
+      <w:pPr>
+        <w:rPr>
+          <w:rFonts w:hint="eastAsia"/>
+        </w:rPr>
+      </w:pPr>
       <w:r>
+        <w:rPr>
+          <w:noProof/>
+        </w:rPr>
         <w:drawing>
           <wp:inline distT="0" distB="0" distL="0" distR="0" wp14:anchorId="5342EE04" wp14:editId="59852AC3">
             <wp:extent cx="5274310" cy="1123315"/>
@@ -31,7 +42,7 @@
                     <pic:cNvPicPr/>
                   </pic:nvPicPr>
                   <pic:blipFill>
-                    <a:blip r:embed="rId4"/>
+                    <a:blip r:embed="rId5"/>
                     <a:stretch>
                       <a:fillRect/>
                     </a:stretch>
@@ -53,6 +64,11 @@
       </w:r>
     </w:p>
     <w:p>
+      <w:pPr>
+        <w:rPr>
+          <w:rFonts w:hint="eastAsia"/>
+        </w:rPr>
+      </w:pPr>
       <w:r>
         <w:rPr>
           <w:rFonts w:hint="eastAsia"/>
@@ -60,6 +76,9 @@
         <w:t>由于</w:t>
       </w:r>
       <w:r>
+        <w:rPr>
+          <w:noProof/>
+        </w:rPr>
         <w:drawing>
           <wp:inline distT="0" distB="0" distL="0" distR="0" wp14:anchorId="31ABCF69" wp14:editId="142FD468">
             <wp:extent cx="1584960" cy="453734"/>
@@ -76,7 +95,7 @@
                     <pic:cNvPicPr/>
                   </pic:nvPicPr>
                   <pic:blipFill>
-                    <a:blip r:embed="rId5"/>
+                    <a:blip r:embed="rId6"/>
                     <a:stretch>
                       <a:fillRect/>
                     </a:stretch>
@@ -124,10 +143,1575 @@
         <w:t>采用的ROM规格为16*8</w:t>
       </w:r>
     </w:p>
-    <w:p/>
+    <w:tbl>
+      <w:tblPr>
+        <w:tblW w:w="0" w:type="auto"/>
+        <w:tblCellSpacing w:w="15" w:type="dxa"/>
+        <w:tblCellMar>
+          <w:left w:w="0" w:type="dxa"/>
+          <w:right w:w="0" w:type="dxa"/>
+        </w:tblCellMar>
+        <w:tblLook w:val="04A0" w:firstRow="1" w:lastRow="0" w:firstColumn="1" w:lastColumn="0" w:noHBand="0" w:noVBand="1"/>
+      </w:tblPr>
+      <w:tblGrid>
+        <w:gridCol w:w="1279"/>
+        <w:gridCol w:w="1168"/>
+        <w:gridCol w:w="1366"/>
+        <w:gridCol w:w="1718"/>
+        <w:gridCol w:w="2759"/>
+      </w:tblGrid>
+      <w:tr>
+        <w:trPr>
+          <w:tblHeader/>
+          <w:tblCellSpacing w:w="15" w:type="dxa"/>
+        </w:trPr>
+        <w:tc>
+          <w:tcPr>
+            <w:tcW w:w="0" w:type="auto"/>
+            <w:tcBorders>
+              <w:top w:val="single" w:sz="6" w:space="0" w:color="C4C7C5"/>
+              <w:left w:val="single" w:sz="6" w:space="0" w:color="C4C7C5"/>
+              <w:bottom w:val="single" w:sz="6" w:space="0" w:color="C4C7C5"/>
+              <w:right w:val="single" w:sz="6" w:space="0" w:color="C4C7C5"/>
+            </w:tcBorders>
+            <w:tcMar>
+              <w:top w:w="120" w:type="dxa"/>
+              <w:left w:w="180" w:type="dxa"/>
+              <w:bottom w:w="120" w:type="dxa"/>
+              <w:right w:w="180" w:type="dxa"/>
+            </w:tcMar>
+            <w:vAlign w:val="center"/>
+            <w:hideMark/>
+          </w:tcPr>
+          <w:p>
+            <w:pPr>
+              <w:rPr>
+                <w:rFonts w:hint="eastAsia"/>
+              </w:rPr>
+            </w:pPr>
+            <w:r>
+              <w:rPr>
+                <w:b/>
+                <w:bCs/>
+              </w:rPr>
+              <w:t>ROM 地址 (PC)</w:t>
+            </w:r>
+          </w:p>
+        </w:tc>
+        <w:tc>
+          <w:tcPr>
+            <w:tcW w:w="0" w:type="auto"/>
+            <w:tcBorders>
+              <w:top w:val="single" w:sz="6" w:space="0" w:color="C4C7C5"/>
+              <w:left w:val="single" w:sz="6" w:space="0" w:color="C4C7C5"/>
+              <w:bottom w:val="single" w:sz="6" w:space="0" w:color="C4C7C5"/>
+              <w:right w:val="single" w:sz="6" w:space="0" w:color="C4C7C5"/>
+            </w:tcBorders>
+            <w:tcMar>
+              <w:top w:w="120" w:type="dxa"/>
+              <w:left w:w="180" w:type="dxa"/>
+              <w:bottom w:w="120" w:type="dxa"/>
+              <w:right w:w="180" w:type="dxa"/>
+            </w:tcMar>
+            <w:vAlign w:val="center"/>
+            <w:hideMark/>
+          </w:tcPr>
+          <w:p>
+            <w:pPr>
+              <w:rPr>
+                <w:rFonts w:hint="eastAsia"/>
+              </w:rPr>
+            </w:pPr>
+            <w:r>
+              <w:rPr>
+                <w:b/>
+                <w:bCs/>
+              </w:rPr>
+              <w:t>汇编指令</w:t>
+            </w:r>
+          </w:p>
+        </w:tc>
+        <w:tc>
+          <w:tcPr>
+            <w:tcW w:w="0" w:type="auto"/>
+            <w:tcBorders>
+              <w:top w:val="single" w:sz="6" w:space="0" w:color="C4C7C5"/>
+              <w:left w:val="single" w:sz="6" w:space="0" w:color="C4C7C5"/>
+              <w:bottom w:val="single" w:sz="6" w:space="0" w:color="C4C7C5"/>
+              <w:right w:val="single" w:sz="6" w:space="0" w:color="C4C7C5"/>
+            </w:tcBorders>
+            <w:tcMar>
+              <w:top w:w="120" w:type="dxa"/>
+              <w:left w:w="180" w:type="dxa"/>
+              <w:bottom w:w="120" w:type="dxa"/>
+              <w:right w:w="180" w:type="dxa"/>
+            </w:tcMar>
+            <w:vAlign w:val="center"/>
+            <w:hideMark/>
+          </w:tcPr>
+          <w:p>
+            <w:pPr>
+              <w:rPr>
+                <w:rFonts w:hint="eastAsia"/>
+              </w:rPr>
+            </w:pPr>
+            <w:r>
+              <w:rPr>
+                <w:b/>
+                <w:bCs/>
+              </w:rPr>
+              <w:t>二进制拆解 (op | ...)</w:t>
+            </w:r>
+          </w:p>
+        </w:tc>
+        <w:tc>
+          <w:tcPr>
+            <w:tcW w:w="0" w:type="auto"/>
+            <w:tcBorders>
+              <w:top w:val="single" w:sz="6" w:space="0" w:color="C4C7C5"/>
+              <w:left w:val="single" w:sz="6" w:space="0" w:color="C4C7C5"/>
+              <w:bottom w:val="single" w:sz="6" w:space="0" w:color="C4C7C5"/>
+              <w:right w:val="single" w:sz="6" w:space="0" w:color="C4C7C5"/>
+            </w:tcBorders>
+            <w:tcMar>
+              <w:top w:w="120" w:type="dxa"/>
+              <w:left w:w="180" w:type="dxa"/>
+              <w:bottom w:w="120" w:type="dxa"/>
+              <w:right w:w="180" w:type="dxa"/>
+            </w:tcMar>
+            <w:vAlign w:val="center"/>
+            <w:hideMark/>
+          </w:tcPr>
+          <w:p>
+            <w:pPr>
+              <w:rPr>
+                <w:rFonts w:hint="eastAsia"/>
+              </w:rPr>
+            </w:pPr>
+            <w:r>
+              <w:rPr>
+                <w:b/>
+                <w:bCs/>
+              </w:rPr>
+              <w:t>十六进制机器码 (填入ROM)</w:t>
+            </w:r>
+          </w:p>
+        </w:tc>
+        <w:tc>
+          <w:tcPr>
+            <w:tcW w:w="0" w:type="auto"/>
+            <w:tcBorders>
+              <w:top w:val="single" w:sz="6" w:space="0" w:color="C4C7C5"/>
+              <w:left w:val="single" w:sz="6" w:space="0" w:color="C4C7C5"/>
+              <w:bottom w:val="single" w:sz="6" w:space="0" w:color="C4C7C5"/>
+              <w:right w:val="single" w:sz="6" w:space="0" w:color="C4C7C5"/>
+            </w:tcBorders>
+            <w:tcMar>
+              <w:top w:w="120" w:type="dxa"/>
+              <w:left w:w="180" w:type="dxa"/>
+              <w:bottom w:w="120" w:type="dxa"/>
+              <w:right w:w="180" w:type="dxa"/>
+            </w:tcMar>
+            <w:vAlign w:val="center"/>
+            <w:hideMark/>
+          </w:tcPr>
+          <w:p>
+            <w:pPr>
+              <w:rPr>
+                <w:rFonts w:hint="eastAsia"/>
+              </w:rPr>
+            </w:pPr>
+            <w:r>
+              <w:rPr>
+                <w:b/>
+                <w:bCs/>
+              </w:rPr>
+              <w:t>硬件行为解释</w:t>
+            </w:r>
+          </w:p>
+        </w:tc>
+      </w:tr>
+      <w:tr>
+        <w:trPr>
+          <w:tblCellSpacing w:w="15" w:type="dxa"/>
+        </w:trPr>
+        <w:tc>
+          <w:tcPr>
+            <w:tcW w:w="0" w:type="auto"/>
+            <w:tcBorders>
+              <w:top w:val="single" w:sz="6" w:space="0" w:color="C4C7C5"/>
+              <w:left w:val="single" w:sz="6" w:space="0" w:color="C4C7C5"/>
+              <w:bottom w:val="single" w:sz="6" w:space="0" w:color="C4C7C5"/>
+              <w:right w:val="single" w:sz="6" w:space="0" w:color="C4C7C5"/>
+            </w:tcBorders>
+            <w:tcMar>
+              <w:top w:w="120" w:type="dxa"/>
+              <w:left w:w="180" w:type="dxa"/>
+              <w:bottom w:w="120" w:type="dxa"/>
+              <w:right w:w="180" w:type="dxa"/>
+            </w:tcMar>
+            <w:vAlign w:val="center"/>
+            <w:hideMark/>
+          </w:tcPr>
+          <w:p>
+            <w:pPr>
+              <w:rPr>
+                <w:rFonts w:hint="eastAsia"/>
+              </w:rPr>
+            </w:pPr>
+            <w:r>
+              <w:rPr>
+                <w:b/>
+                <w:bCs/>
+              </w:rPr>
+              <w:t>0</w:t>
+            </w:r>
+          </w:p>
+        </w:tc>
+        <w:tc>
+          <w:tcPr>
+            <w:tcW w:w="0" w:type="auto"/>
+            <w:tcBorders>
+              <w:top w:val="single" w:sz="6" w:space="0" w:color="C4C7C5"/>
+              <w:left w:val="single" w:sz="6" w:space="0" w:color="C4C7C5"/>
+              <w:bottom w:val="single" w:sz="6" w:space="0" w:color="C4C7C5"/>
+              <w:right w:val="single" w:sz="6" w:space="0" w:color="C4C7C5"/>
+            </w:tcBorders>
+            <w:tcMar>
+              <w:top w:w="120" w:type="dxa"/>
+              <w:left w:w="180" w:type="dxa"/>
+              <w:bottom w:w="120" w:type="dxa"/>
+              <w:right w:w="180" w:type="dxa"/>
+            </w:tcMar>
+            <w:vAlign w:val="center"/>
+            <w:hideMark/>
+          </w:tcPr>
+          <w:p>
+            <w:pPr>
+              <w:rPr>
+                <w:rFonts w:hint="eastAsia"/>
+              </w:rPr>
+            </w:pPr>
+            <w:r>
+              <w:t>li r0, 10</w:t>
+            </w:r>
+          </w:p>
+        </w:tc>
+        <w:tc>
+          <w:tcPr>
+            <w:tcW w:w="0" w:type="auto"/>
+            <w:tcBorders>
+              <w:top w:val="single" w:sz="6" w:space="0" w:color="C4C7C5"/>
+              <w:left w:val="single" w:sz="6" w:space="0" w:color="C4C7C5"/>
+              <w:bottom w:val="single" w:sz="6" w:space="0" w:color="C4C7C5"/>
+              <w:right w:val="single" w:sz="6" w:space="0" w:color="C4C7C5"/>
+            </w:tcBorders>
+            <w:tcMar>
+              <w:top w:w="120" w:type="dxa"/>
+              <w:left w:w="180" w:type="dxa"/>
+              <w:bottom w:w="120" w:type="dxa"/>
+              <w:right w:w="180" w:type="dxa"/>
+            </w:tcMar>
+            <w:vAlign w:val="center"/>
+            <w:hideMark/>
+          </w:tcPr>
+          <w:p>
+            <w:pPr>
+              <w:rPr>
+                <w:rFonts w:hint="eastAsia"/>
+              </w:rPr>
+            </w:pPr>
+            <w:r>
+              <w:t>10 | 00 | 1010</w:t>
+            </w:r>
+          </w:p>
+        </w:tc>
+        <w:tc>
+          <w:tcPr>
+            <w:tcW w:w="0" w:type="auto"/>
+            <w:tcBorders>
+              <w:top w:val="single" w:sz="6" w:space="0" w:color="C4C7C5"/>
+              <w:left w:val="single" w:sz="6" w:space="0" w:color="C4C7C5"/>
+              <w:bottom w:val="single" w:sz="6" w:space="0" w:color="C4C7C5"/>
+              <w:right w:val="single" w:sz="6" w:space="0" w:color="C4C7C5"/>
+            </w:tcBorders>
+            <w:tcMar>
+              <w:top w:w="120" w:type="dxa"/>
+              <w:left w:w="180" w:type="dxa"/>
+              <w:bottom w:w="120" w:type="dxa"/>
+              <w:right w:w="180" w:type="dxa"/>
+            </w:tcMar>
+            <w:vAlign w:val="center"/>
+            <w:hideMark/>
+          </w:tcPr>
+          <w:p>
+            <w:pPr>
+              <w:rPr>
+                <w:rFonts w:hint="eastAsia"/>
+              </w:rPr>
+            </w:pPr>
+            <w:r>
+              <w:rPr>
+                <w:b/>
+                <w:bCs/>
+              </w:rPr>
+              <w:t>0x8A</w:t>
+            </w:r>
+          </w:p>
+        </w:tc>
+        <w:tc>
+          <w:tcPr>
+            <w:tcW w:w="0" w:type="auto"/>
+            <w:tcBorders>
+              <w:top w:val="single" w:sz="6" w:space="0" w:color="C4C7C5"/>
+              <w:left w:val="single" w:sz="6" w:space="0" w:color="C4C7C5"/>
+              <w:bottom w:val="single" w:sz="6" w:space="0" w:color="C4C7C5"/>
+              <w:right w:val="single" w:sz="6" w:space="0" w:color="C4C7C5"/>
+            </w:tcBorders>
+            <w:tcMar>
+              <w:top w:w="120" w:type="dxa"/>
+              <w:left w:w="180" w:type="dxa"/>
+              <w:bottom w:w="120" w:type="dxa"/>
+              <w:right w:w="180" w:type="dxa"/>
+            </w:tcMar>
+            <w:vAlign w:val="center"/>
+            <w:hideMark/>
+          </w:tcPr>
+          <w:p>
+            <w:pPr>
+              <w:rPr>
+                <w:rFonts w:hint="eastAsia"/>
+              </w:rPr>
+            </w:pPr>
+            <w:r>
+              <w:t>将循环终点 10 存入 R[0]</w:t>
+            </w:r>
+          </w:p>
+        </w:tc>
+      </w:tr>
+      <w:tr>
+        <w:trPr>
+          <w:tblCellSpacing w:w="15" w:type="dxa"/>
+        </w:trPr>
+        <w:tc>
+          <w:tcPr>
+            <w:tcW w:w="0" w:type="auto"/>
+            <w:tcBorders>
+              <w:top w:val="single" w:sz="6" w:space="0" w:color="C4C7C5"/>
+              <w:left w:val="single" w:sz="6" w:space="0" w:color="C4C7C5"/>
+              <w:bottom w:val="single" w:sz="6" w:space="0" w:color="C4C7C5"/>
+              <w:right w:val="single" w:sz="6" w:space="0" w:color="C4C7C5"/>
+            </w:tcBorders>
+            <w:tcMar>
+              <w:top w:w="120" w:type="dxa"/>
+              <w:left w:w="180" w:type="dxa"/>
+              <w:bottom w:w="120" w:type="dxa"/>
+              <w:right w:w="180" w:type="dxa"/>
+            </w:tcMar>
+            <w:vAlign w:val="center"/>
+            <w:hideMark/>
+          </w:tcPr>
+          <w:p>
+            <w:pPr>
+              <w:rPr>
+                <w:rFonts w:hint="eastAsia"/>
+              </w:rPr>
+            </w:pPr>
+            <w:r>
+              <w:rPr>
+                <w:b/>
+                <w:bCs/>
+              </w:rPr>
+              <w:t>1</w:t>
+            </w:r>
+          </w:p>
+        </w:tc>
+        <w:tc>
+          <w:tcPr>
+            <w:tcW w:w="0" w:type="auto"/>
+            <w:tcBorders>
+              <w:top w:val="single" w:sz="6" w:space="0" w:color="C4C7C5"/>
+              <w:left w:val="single" w:sz="6" w:space="0" w:color="C4C7C5"/>
+              <w:bottom w:val="single" w:sz="6" w:space="0" w:color="C4C7C5"/>
+              <w:right w:val="single" w:sz="6" w:space="0" w:color="C4C7C5"/>
+            </w:tcBorders>
+            <w:tcMar>
+              <w:top w:w="120" w:type="dxa"/>
+              <w:left w:w="180" w:type="dxa"/>
+              <w:bottom w:w="120" w:type="dxa"/>
+              <w:right w:w="180" w:type="dxa"/>
+            </w:tcMar>
+            <w:vAlign w:val="center"/>
+            <w:hideMark/>
+          </w:tcPr>
+          <w:p>
+            <w:pPr>
+              <w:rPr>
+                <w:rFonts w:hint="eastAsia"/>
+              </w:rPr>
+            </w:pPr>
+            <w:r>
+              <w:t>li r1, 0</w:t>
+            </w:r>
+          </w:p>
+        </w:tc>
+        <w:tc>
+          <w:tcPr>
+            <w:tcW w:w="0" w:type="auto"/>
+            <w:tcBorders>
+              <w:top w:val="single" w:sz="6" w:space="0" w:color="C4C7C5"/>
+              <w:left w:val="single" w:sz="6" w:space="0" w:color="C4C7C5"/>
+              <w:bottom w:val="single" w:sz="6" w:space="0" w:color="C4C7C5"/>
+              <w:right w:val="single" w:sz="6" w:space="0" w:color="C4C7C5"/>
+            </w:tcBorders>
+            <w:tcMar>
+              <w:top w:w="120" w:type="dxa"/>
+              <w:left w:w="180" w:type="dxa"/>
+              <w:bottom w:w="120" w:type="dxa"/>
+              <w:right w:w="180" w:type="dxa"/>
+            </w:tcMar>
+            <w:vAlign w:val="center"/>
+            <w:hideMark/>
+          </w:tcPr>
+          <w:p>
+            <w:pPr>
+              <w:rPr>
+                <w:rFonts w:hint="eastAsia"/>
+              </w:rPr>
+            </w:pPr>
+            <w:r>
+              <w:t>10 | 01 | 0000</w:t>
+            </w:r>
+          </w:p>
+        </w:tc>
+        <w:tc>
+          <w:tcPr>
+            <w:tcW w:w="0" w:type="auto"/>
+            <w:tcBorders>
+              <w:top w:val="single" w:sz="6" w:space="0" w:color="C4C7C5"/>
+              <w:left w:val="single" w:sz="6" w:space="0" w:color="C4C7C5"/>
+              <w:bottom w:val="single" w:sz="6" w:space="0" w:color="C4C7C5"/>
+              <w:right w:val="single" w:sz="6" w:space="0" w:color="C4C7C5"/>
+            </w:tcBorders>
+            <w:tcMar>
+              <w:top w:w="120" w:type="dxa"/>
+              <w:left w:w="180" w:type="dxa"/>
+              <w:bottom w:w="120" w:type="dxa"/>
+              <w:right w:w="180" w:type="dxa"/>
+            </w:tcMar>
+            <w:vAlign w:val="center"/>
+            <w:hideMark/>
+          </w:tcPr>
+          <w:p>
+            <w:pPr>
+              <w:rPr>
+                <w:rFonts w:hint="eastAsia"/>
+              </w:rPr>
+            </w:pPr>
+            <w:r>
+              <w:rPr>
+                <w:b/>
+                <w:bCs/>
+              </w:rPr>
+              <w:t>0x90</w:t>
+            </w:r>
+          </w:p>
+        </w:tc>
+        <w:tc>
+          <w:tcPr>
+            <w:tcW w:w="0" w:type="auto"/>
+            <w:tcBorders>
+              <w:top w:val="single" w:sz="6" w:space="0" w:color="C4C7C5"/>
+              <w:left w:val="single" w:sz="6" w:space="0" w:color="C4C7C5"/>
+              <w:bottom w:val="single" w:sz="6" w:space="0" w:color="C4C7C5"/>
+              <w:right w:val="single" w:sz="6" w:space="0" w:color="C4C7C5"/>
+            </w:tcBorders>
+            <w:tcMar>
+              <w:top w:w="120" w:type="dxa"/>
+              <w:left w:w="180" w:type="dxa"/>
+              <w:bottom w:w="120" w:type="dxa"/>
+              <w:right w:w="180" w:type="dxa"/>
+            </w:tcMar>
+            <w:vAlign w:val="center"/>
+            <w:hideMark/>
+          </w:tcPr>
+          <w:p>
+            <w:pPr>
+              <w:rPr>
+                <w:rFonts w:hint="eastAsia"/>
+              </w:rPr>
+            </w:pPr>
+            <w:r>
+              <w:t>初始化循环计数器 R[1] = 0</w:t>
+            </w:r>
+          </w:p>
+        </w:tc>
+      </w:tr>
+      <w:tr>
+        <w:trPr>
+          <w:tblCellSpacing w:w="15" w:type="dxa"/>
+        </w:trPr>
+        <w:tc>
+          <w:tcPr>
+            <w:tcW w:w="0" w:type="auto"/>
+            <w:tcBorders>
+              <w:top w:val="single" w:sz="6" w:space="0" w:color="C4C7C5"/>
+              <w:left w:val="single" w:sz="6" w:space="0" w:color="C4C7C5"/>
+              <w:bottom w:val="single" w:sz="6" w:space="0" w:color="C4C7C5"/>
+              <w:right w:val="single" w:sz="6" w:space="0" w:color="C4C7C5"/>
+            </w:tcBorders>
+            <w:tcMar>
+              <w:top w:w="120" w:type="dxa"/>
+              <w:left w:w="180" w:type="dxa"/>
+              <w:bottom w:w="120" w:type="dxa"/>
+              <w:right w:w="180" w:type="dxa"/>
+            </w:tcMar>
+            <w:vAlign w:val="center"/>
+            <w:hideMark/>
+          </w:tcPr>
+          <w:p>
+            <w:pPr>
+              <w:rPr>
+                <w:rFonts w:hint="eastAsia"/>
+              </w:rPr>
+            </w:pPr>
+            <w:r>
+              <w:rPr>
+                <w:b/>
+                <w:bCs/>
+              </w:rPr>
+              <w:t>2</w:t>
+            </w:r>
+          </w:p>
+        </w:tc>
+        <w:tc>
+          <w:tcPr>
+            <w:tcW w:w="0" w:type="auto"/>
+            <w:tcBorders>
+              <w:top w:val="single" w:sz="6" w:space="0" w:color="C4C7C5"/>
+              <w:left w:val="single" w:sz="6" w:space="0" w:color="C4C7C5"/>
+              <w:bottom w:val="single" w:sz="6" w:space="0" w:color="C4C7C5"/>
+              <w:right w:val="single" w:sz="6" w:space="0" w:color="C4C7C5"/>
+            </w:tcBorders>
+            <w:tcMar>
+              <w:top w:w="120" w:type="dxa"/>
+              <w:left w:w="180" w:type="dxa"/>
+              <w:bottom w:w="120" w:type="dxa"/>
+              <w:right w:w="180" w:type="dxa"/>
+            </w:tcMar>
+            <w:vAlign w:val="center"/>
+            <w:hideMark/>
+          </w:tcPr>
+          <w:p>
+            <w:pPr>
+              <w:rPr>
+                <w:rFonts w:hint="eastAsia"/>
+              </w:rPr>
+            </w:pPr>
+            <w:r>
+              <w:t>li r2, 0</w:t>
+            </w:r>
+          </w:p>
+        </w:tc>
+        <w:tc>
+          <w:tcPr>
+            <w:tcW w:w="0" w:type="auto"/>
+            <w:tcBorders>
+              <w:top w:val="single" w:sz="6" w:space="0" w:color="C4C7C5"/>
+              <w:left w:val="single" w:sz="6" w:space="0" w:color="C4C7C5"/>
+              <w:bottom w:val="single" w:sz="6" w:space="0" w:color="C4C7C5"/>
+              <w:right w:val="single" w:sz="6" w:space="0" w:color="C4C7C5"/>
+            </w:tcBorders>
+            <w:tcMar>
+              <w:top w:w="120" w:type="dxa"/>
+              <w:left w:w="180" w:type="dxa"/>
+              <w:bottom w:w="120" w:type="dxa"/>
+              <w:right w:w="180" w:type="dxa"/>
+            </w:tcMar>
+            <w:vAlign w:val="center"/>
+            <w:hideMark/>
+          </w:tcPr>
+          <w:p>
+            <w:pPr>
+              <w:rPr>
+                <w:rFonts w:hint="eastAsia"/>
+              </w:rPr>
+            </w:pPr>
+            <w:r>
+              <w:t>10 | 10 | 0000</w:t>
+            </w:r>
+          </w:p>
+        </w:tc>
+        <w:tc>
+          <w:tcPr>
+            <w:tcW w:w="0" w:type="auto"/>
+            <w:tcBorders>
+              <w:top w:val="single" w:sz="6" w:space="0" w:color="C4C7C5"/>
+              <w:left w:val="single" w:sz="6" w:space="0" w:color="C4C7C5"/>
+              <w:bottom w:val="single" w:sz="6" w:space="0" w:color="C4C7C5"/>
+              <w:right w:val="single" w:sz="6" w:space="0" w:color="C4C7C5"/>
+            </w:tcBorders>
+            <w:tcMar>
+              <w:top w:w="120" w:type="dxa"/>
+              <w:left w:w="180" w:type="dxa"/>
+              <w:bottom w:w="120" w:type="dxa"/>
+              <w:right w:w="180" w:type="dxa"/>
+            </w:tcMar>
+            <w:vAlign w:val="center"/>
+            <w:hideMark/>
+          </w:tcPr>
+          <w:p>
+            <w:pPr>
+              <w:rPr>
+                <w:rFonts w:hint="eastAsia"/>
+              </w:rPr>
+            </w:pPr>
+            <w:r>
+              <w:rPr>
+                <w:b/>
+                <w:bCs/>
+              </w:rPr>
+              <w:t>0xA0</w:t>
+            </w:r>
+          </w:p>
+        </w:tc>
+        <w:tc>
+          <w:tcPr>
+            <w:tcW w:w="0" w:type="auto"/>
+            <w:tcBorders>
+              <w:top w:val="single" w:sz="6" w:space="0" w:color="C4C7C5"/>
+              <w:left w:val="single" w:sz="6" w:space="0" w:color="C4C7C5"/>
+              <w:bottom w:val="single" w:sz="6" w:space="0" w:color="C4C7C5"/>
+              <w:right w:val="single" w:sz="6" w:space="0" w:color="C4C7C5"/>
+            </w:tcBorders>
+            <w:tcMar>
+              <w:top w:w="120" w:type="dxa"/>
+              <w:left w:w="180" w:type="dxa"/>
+              <w:bottom w:w="120" w:type="dxa"/>
+              <w:right w:w="180" w:type="dxa"/>
+            </w:tcMar>
+            <w:vAlign w:val="center"/>
+            <w:hideMark/>
+          </w:tcPr>
+          <w:p>
+            <w:pPr>
+              <w:rPr>
+                <w:rFonts w:hint="eastAsia"/>
+              </w:rPr>
+            </w:pPr>
+            <w:r>
+              <w:t>初始化累加结果寄存器 R[2] = 0</w:t>
+            </w:r>
+          </w:p>
+        </w:tc>
+      </w:tr>
+      <w:tr>
+        <w:trPr>
+          <w:tblCellSpacing w:w="15" w:type="dxa"/>
+        </w:trPr>
+        <w:tc>
+          <w:tcPr>
+            <w:tcW w:w="0" w:type="auto"/>
+            <w:tcBorders>
+              <w:top w:val="single" w:sz="6" w:space="0" w:color="C4C7C5"/>
+              <w:left w:val="single" w:sz="6" w:space="0" w:color="C4C7C5"/>
+              <w:bottom w:val="single" w:sz="6" w:space="0" w:color="C4C7C5"/>
+              <w:right w:val="single" w:sz="6" w:space="0" w:color="C4C7C5"/>
+            </w:tcBorders>
+            <w:tcMar>
+              <w:top w:w="120" w:type="dxa"/>
+              <w:left w:w="180" w:type="dxa"/>
+              <w:bottom w:w="120" w:type="dxa"/>
+              <w:right w:w="180" w:type="dxa"/>
+            </w:tcMar>
+            <w:vAlign w:val="center"/>
+            <w:hideMark/>
+          </w:tcPr>
+          <w:p>
+            <w:pPr>
+              <w:rPr>
+                <w:rFonts w:hint="eastAsia"/>
+              </w:rPr>
+            </w:pPr>
+            <w:r>
+              <w:rPr>
+                <w:b/>
+                <w:bCs/>
+              </w:rPr>
+              <w:t>3</w:t>
+            </w:r>
+          </w:p>
+        </w:tc>
+        <w:tc>
+          <w:tcPr>
+            <w:tcW w:w="0" w:type="auto"/>
+            <w:tcBorders>
+              <w:top w:val="single" w:sz="6" w:space="0" w:color="C4C7C5"/>
+              <w:left w:val="single" w:sz="6" w:space="0" w:color="C4C7C5"/>
+              <w:bottom w:val="single" w:sz="6" w:space="0" w:color="C4C7C5"/>
+              <w:right w:val="single" w:sz="6" w:space="0" w:color="C4C7C5"/>
+            </w:tcBorders>
+            <w:tcMar>
+              <w:top w:w="120" w:type="dxa"/>
+              <w:left w:w="180" w:type="dxa"/>
+              <w:bottom w:w="120" w:type="dxa"/>
+              <w:right w:w="180" w:type="dxa"/>
+            </w:tcMar>
+            <w:vAlign w:val="center"/>
+            <w:hideMark/>
+          </w:tcPr>
+          <w:p>
+            <w:pPr>
+              <w:rPr>
+                <w:rFonts w:hint="eastAsia"/>
+              </w:rPr>
+            </w:pPr>
+            <w:r>
+              <w:t>li r3, 1</w:t>
+            </w:r>
+          </w:p>
+        </w:tc>
+        <w:tc>
+          <w:tcPr>
+            <w:tcW w:w="0" w:type="auto"/>
+            <w:tcBorders>
+              <w:top w:val="single" w:sz="6" w:space="0" w:color="C4C7C5"/>
+              <w:left w:val="single" w:sz="6" w:space="0" w:color="C4C7C5"/>
+              <w:bottom w:val="single" w:sz="6" w:space="0" w:color="C4C7C5"/>
+              <w:right w:val="single" w:sz="6" w:space="0" w:color="C4C7C5"/>
+            </w:tcBorders>
+            <w:tcMar>
+              <w:top w:w="120" w:type="dxa"/>
+              <w:left w:w="180" w:type="dxa"/>
+              <w:bottom w:w="120" w:type="dxa"/>
+              <w:right w:w="180" w:type="dxa"/>
+            </w:tcMar>
+            <w:vAlign w:val="center"/>
+            <w:hideMark/>
+          </w:tcPr>
+          <w:p>
+            <w:pPr>
+              <w:rPr>
+                <w:rFonts w:hint="eastAsia"/>
+              </w:rPr>
+            </w:pPr>
+            <w:r>
+              <w:t>10 | 11 | 0001</w:t>
+            </w:r>
+          </w:p>
+        </w:tc>
+        <w:tc>
+          <w:tcPr>
+            <w:tcW w:w="0" w:type="auto"/>
+            <w:tcBorders>
+              <w:top w:val="single" w:sz="6" w:space="0" w:color="C4C7C5"/>
+              <w:left w:val="single" w:sz="6" w:space="0" w:color="C4C7C5"/>
+              <w:bottom w:val="single" w:sz="6" w:space="0" w:color="C4C7C5"/>
+              <w:right w:val="single" w:sz="6" w:space="0" w:color="C4C7C5"/>
+            </w:tcBorders>
+            <w:tcMar>
+              <w:top w:w="120" w:type="dxa"/>
+              <w:left w:w="180" w:type="dxa"/>
+              <w:bottom w:w="120" w:type="dxa"/>
+              <w:right w:w="180" w:type="dxa"/>
+            </w:tcMar>
+            <w:vAlign w:val="center"/>
+            <w:hideMark/>
+          </w:tcPr>
+          <w:p>
+            <w:pPr>
+              <w:rPr>
+                <w:rFonts w:hint="eastAsia"/>
+              </w:rPr>
+            </w:pPr>
+            <w:r>
+              <w:rPr>
+                <w:b/>
+                <w:bCs/>
+              </w:rPr>
+              <w:t>0xB1</w:t>
+            </w:r>
+          </w:p>
+        </w:tc>
+        <w:tc>
+          <w:tcPr>
+            <w:tcW w:w="0" w:type="auto"/>
+            <w:tcBorders>
+              <w:top w:val="single" w:sz="6" w:space="0" w:color="C4C7C5"/>
+              <w:left w:val="single" w:sz="6" w:space="0" w:color="C4C7C5"/>
+              <w:bottom w:val="single" w:sz="6" w:space="0" w:color="C4C7C5"/>
+              <w:right w:val="single" w:sz="6" w:space="0" w:color="C4C7C5"/>
+            </w:tcBorders>
+            <w:tcMar>
+              <w:top w:w="120" w:type="dxa"/>
+              <w:left w:w="180" w:type="dxa"/>
+              <w:bottom w:w="120" w:type="dxa"/>
+              <w:right w:w="180" w:type="dxa"/>
+            </w:tcMar>
+            <w:vAlign w:val="center"/>
+            <w:hideMark/>
+          </w:tcPr>
+          <w:p>
+            <w:pPr>
+              <w:rPr>
+                <w:rFonts w:hint="eastAsia"/>
+              </w:rPr>
+            </w:pPr>
+            <w:r>
+              <w:t>设置步长 R[3] = 1</w:t>
+            </w:r>
+          </w:p>
+        </w:tc>
+      </w:tr>
+      <w:tr>
+        <w:trPr>
+          <w:tblCellSpacing w:w="15" w:type="dxa"/>
+        </w:trPr>
+        <w:tc>
+          <w:tcPr>
+            <w:tcW w:w="0" w:type="auto"/>
+            <w:tcBorders>
+              <w:top w:val="single" w:sz="6" w:space="0" w:color="C4C7C5"/>
+              <w:left w:val="single" w:sz="6" w:space="0" w:color="C4C7C5"/>
+              <w:bottom w:val="single" w:sz="6" w:space="0" w:color="C4C7C5"/>
+              <w:right w:val="single" w:sz="6" w:space="0" w:color="C4C7C5"/>
+            </w:tcBorders>
+            <w:tcMar>
+              <w:top w:w="120" w:type="dxa"/>
+              <w:left w:w="180" w:type="dxa"/>
+              <w:bottom w:w="120" w:type="dxa"/>
+              <w:right w:w="180" w:type="dxa"/>
+            </w:tcMar>
+            <w:vAlign w:val="center"/>
+            <w:hideMark/>
+          </w:tcPr>
+          <w:p>
+            <w:pPr>
+              <w:rPr>
+                <w:rFonts w:hint="eastAsia"/>
+              </w:rPr>
+            </w:pPr>
+            <w:r>
+              <w:rPr>
+                <w:b/>
+                <w:bCs/>
+              </w:rPr>
+              <w:t>4</w:t>
+            </w:r>
+          </w:p>
+        </w:tc>
+        <w:tc>
+          <w:tcPr>
+            <w:tcW w:w="0" w:type="auto"/>
+            <w:tcBorders>
+              <w:top w:val="single" w:sz="6" w:space="0" w:color="C4C7C5"/>
+              <w:left w:val="single" w:sz="6" w:space="0" w:color="C4C7C5"/>
+              <w:bottom w:val="single" w:sz="6" w:space="0" w:color="C4C7C5"/>
+              <w:right w:val="single" w:sz="6" w:space="0" w:color="C4C7C5"/>
+            </w:tcBorders>
+            <w:tcMar>
+              <w:top w:w="120" w:type="dxa"/>
+              <w:left w:w="180" w:type="dxa"/>
+              <w:bottom w:w="120" w:type="dxa"/>
+              <w:right w:w="180" w:type="dxa"/>
+            </w:tcMar>
+            <w:vAlign w:val="center"/>
+            <w:hideMark/>
+          </w:tcPr>
+          <w:p>
+            <w:pPr>
+              <w:rPr>
+                <w:rFonts w:hint="eastAsia"/>
+              </w:rPr>
+            </w:pPr>
+            <w:r>
+              <w:t>add r1, r1, r3</w:t>
+            </w:r>
+          </w:p>
+        </w:tc>
+        <w:tc>
+          <w:tcPr>
+            <w:tcW w:w="0" w:type="auto"/>
+            <w:tcBorders>
+              <w:top w:val="single" w:sz="6" w:space="0" w:color="C4C7C5"/>
+              <w:left w:val="single" w:sz="6" w:space="0" w:color="C4C7C5"/>
+              <w:bottom w:val="single" w:sz="6" w:space="0" w:color="C4C7C5"/>
+              <w:right w:val="single" w:sz="6" w:space="0" w:color="C4C7C5"/>
+            </w:tcBorders>
+            <w:tcMar>
+              <w:top w:w="120" w:type="dxa"/>
+              <w:left w:w="180" w:type="dxa"/>
+              <w:bottom w:w="120" w:type="dxa"/>
+              <w:right w:w="180" w:type="dxa"/>
+            </w:tcMar>
+            <w:vAlign w:val="center"/>
+            <w:hideMark/>
+          </w:tcPr>
+          <w:p>
+            <w:pPr>
+              <w:rPr>
+                <w:rFonts w:hint="eastAsia"/>
+              </w:rPr>
+            </w:pPr>
+            <w:r>
+              <w:t>00 | 01 | 01 | 11</w:t>
+            </w:r>
+          </w:p>
+        </w:tc>
+        <w:tc>
+          <w:tcPr>
+            <w:tcW w:w="0" w:type="auto"/>
+            <w:tcBorders>
+              <w:top w:val="single" w:sz="6" w:space="0" w:color="C4C7C5"/>
+              <w:left w:val="single" w:sz="6" w:space="0" w:color="C4C7C5"/>
+              <w:bottom w:val="single" w:sz="6" w:space="0" w:color="C4C7C5"/>
+              <w:right w:val="single" w:sz="6" w:space="0" w:color="C4C7C5"/>
+            </w:tcBorders>
+            <w:tcMar>
+              <w:top w:w="120" w:type="dxa"/>
+              <w:left w:w="180" w:type="dxa"/>
+              <w:bottom w:w="120" w:type="dxa"/>
+              <w:right w:w="180" w:type="dxa"/>
+            </w:tcMar>
+            <w:vAlign w:val="center"/>
+            <w:hideMark/>
+          </w:tcPr>
+          <w:p>
+            <w:pPr>
+              <w:rPr>
+                <w:rFonts w:hint="eastAsia"/>
+              </w:rPr>
+            </w:pPr>
+            <w:r>
+              <w:rPr>
+                <w:b/>
+                <w:bCs/>
+              </w:rPr>
+              <w:t>0x17</w:t>
+            </w:r>
+          </w:p>
+        </w:tc>
+        <w:tc>
+          <w:tcPr>
+            <w:tcW w:w="0" w:type="auto"/>
+            <w:tcBorders>
+              <w:top w:val="single" w:sz="6" w:space="0" w:color="C4C7C5"/>
+              <w:left w:val="single" w:sz="6" w:space="0" w:color="C4C7C5"/>
+              <w:bottom w:val="single" w:sz="6" w:space="0" w:color="C4C7C5"/>
+              <w:right w:val="single" w:sz="6" w:space="0" w:color="C4C7C5"/>
+            </w:tcBorders>
+            <w:tcMar>
+              <w:top w:w="120" w:type="dxa"/>
+              <w:left w:w="180" w:type="dxa"/>
+              <w:bottom w:w="120" w:type="dxa"/>
+              <w:right w:w="180" w:type="dxa"/>
+            </w:tcMar>
+            <w:vAlign w:val="center"/>
+            <w:hideMark/>
+          </w:tcPr>
+          <w:p>
+            <w:pPr>
+              <w:rPr>
+                <w:rFonts w:hint="eastAsia"/>
+              </w:rPr>
+            </w:pPr>
+            <w:r>
+              <w:rPr>
+                <w:b/>
+                <w:bCs/>
+              </w:rPr>
+              <w:t>【循环体】</w:t>
+            </w:r>
+            <w:r>
+              <w:t xml:space="preserve"> 计数器加 1：R[1] = R[1] + R[3]</w:t>
+            </w:r>
+          </w:p>
+        </w:tc>
+      </w:tr>
+      <w:tr>
+        <w:trPr>
+          <w:tblCellSpacing w:w="15" w:type="dxa"/>
+        </w:trPr>
+        <w:tc>
+          <w:tcPr>
+            <w:tcW w:w="0" w:type="auto"/>
+            <w:tcBorders>
+              <w:top w:val="single" w:sz="6" w:space="0" w:color="C4C7C5"/>
+              <w:left w:val="single" w:sz="6" w:space="0" w:color="C4C7C5"/>
+              <w:bottom w:val="single" w:sz="6" w:space="0" w:color="C4C7C5"/>
+              <w:right w:val="single" w:sz="6" w:space="0" w:color="C4C7C5"/>
+            </w:tcBorders>
+            <w:tcMar>
+              <w:top w:w="120" w:type="dxa"/>
+              <w:left w:w="180" w:type="dxa"/>
+              <w:bottom w:w="120" w:type="dxa"/>
+              <w:right w:w="180" w:type="dxa"/>
+            </w:tcMar>
+            <w:vAlign w:val="center"/>
+            <w:hideMark/>
+          </w:tcPr>
+          <w:p>
+            <w:pPr>
+              <w:rPr>
+                <w:rFonts w:hint="eastAsia"/>
+              </w:rPr>
+            </w:pPr>
+            <w:r>
+              <w:rPr>
+                <w:b/>
+                <w:bCs/>
+              </w:rPr>
+              <w:t>5</w:t>
+            </w:r>
+          </w:p>
+        </w:tc>
+        <w:tc>
+          <w:tcPr>
+            <w:tcW w:w="0" w:type="auto"/>
+            <w:tcBorders>
+              <w:top w:val="single" w:sz="6" w:space="0" w:color="C4C7C5"/>
+              <w:left w:val="single" w:sz="6" w:space="0" w:color="C4C7C5"/>
+              <w:bottom w:val="single" w:sz="6" w:space="0" w:color="C4C7C5"/>
+              <w:right w:val="single" w:sz="6" w:space="0" w:color="C4C7C5"/>
+            </w:tcBorders>
+            <w:tcMar>
+              <w:top w:w="120" w:type="dxa"/>
+              <w:left w:w="180" w:type="dxa"/>
+              <w:bottom w:w="120" w:type="dxa"/>
+              <w:right w:w="180" w:type="dxa"/>
+            </w:tcMar>
+            <w:vAlign w:val="center"/>
+            <w:hideMark/>
+          </w:tcPr>
+          <w:p>
+            <w:pPr>
+              <w:rPr>
+                <w:rFonts w:hint="eastAsia"/>
+              </w:rPr>
+            </w:pPr>
+            <w:r>
+              <w:t>add r2, r2, r1</w:t>
+            </w:r>
+          </w:p>
+        </w:tc>
+        <w:tc>
+          <w:tcPr>
+            <w:tcW w:w="0" w:type="auto"/>
+            <w:tcBorders>
+              <w:top w:val="single" w:sz="6" w:space="0" w:color="C4C7C5"/>
+              <w:left w:val="single" w:sz="6" w:space="0" w:color="C4C7C5"/>
+              <w:bottom w:val="single" w:sz="6" w:space="0" w:color="C4C7C5"/>
+              <w:right w:val="single" w:sz="6" w:space="0" w:color="C4C7C5"/>
+            </w:tcBorders>
+            <w:tcMar>
+              <w:top w:w="120" w:type="dxa"/>
+              <w:left w:w="180" w:type="dxa"/>
+              <w:bottom w:w="120" w:type="dxa"/>
+              <w:right w:w="180" w:type="dxa"/>
+            </w:tcMar>
+            <w:vAlign w:val="center"/>
+            <w:hideMark/>
+          </w:tcPr>
+          <w:p>
+            <w:pPr>
+              <w:rPr>
+                <w:rFonts w:hint="eastAsia"/>
+              </w:rPr>
+            </w:pPr>
+            <w:r>
+              <w:t>00 | 10 | 10 | 01</w:t>
+            </w:r>
+          </w:p>
+        </w:tc>
+        <w:tc>
+          <w:tcPr>
+            <w:tcW w:w="0" w:type="auto"/>
+            <w:tcBorders>
+              <w:top w:val="single" w:sz="6" w:space="0" w:color="C4C7C5"/>
+              <w:left w:val="single" w:sz="6" w:space="0" w:color="C4C7C5"/>
+              <w:bottom w:val="single" w:sz="6" w:space="0" w:color="C4C7C5"/>
+              <w:right w:val="single" w:sz="6" w:space="0" w:color="C4C7C5"/>
+            </w:tcBorders>
+            <w:tcMar>
+              <w:top w:w="120" w:type="dxa"/>
+              <w:left w:w="180" w:type="dxa"/>
+              <w:bottom w:w="120" w:type="dxa"/>
+              <w:right w:w="180" w:type="dxa"/>
+            </w:tcMar>
+            <w:vAlign w:val="center"/>
+            <w:hideMark/>
+          </w:tcPr>
+          <w:p>
+            <w:pPr>
+              <w:rPr>
+                <w:rFonts w:hint="eastAsia"/>
+              </w:rPr>
+            </w:pPr>
+            <w:r>
+              <w:rPr>
+                <w:b/>
+                <w:bCs/>
+              </w:rPr>
+              <w:t>0x29</w:t>
+            </w:r>
+          </w:p>
+        </w:tc>
+        <w:tc>
+          <w:tcPr>
+            <w:tcW w:w="0" w:type="auto"/>
+            <w:tcBorders>
+              <w:top w:val="single" w:sz="6" w:space="0" w:color="C4C7C5"/>
+              <w:left w:val="single" w:sz="6" w:space="0" w:color="C4C7C5"/>
+              <w:bottom w:val="single" w:sz="6" w:space="0" w:color="C4C7C5"/>
+              <w:right w:val="single" w:sz="6" w:space="0" w:color="C4C7C5"/>
+            </w:tcBorders>
+            <w:tcMar>
+              <w:top w:w="120" w:type="dxa"/>
+              <w:left w:w="180" w:type="dxa"/>
+              <w:bottom w:w="120" w:type="dxa"/>
+              <w:right w:w="180" w:type="dxa"/>
+            </w:tcMar>
+            <w:vAlign w:val="center"/>
+            <w:hideMark/>
+          </w:tcPr>
+          <w:p>
+            <w:pPr>
+              <w:rPr>
+                <w:rFonts w:hint="eastAsia"/>
+              </w:rPr>
+            </w:pPr>
+            <w:r>
+              <w:rPr>
+                <w:b/>
+                <w:bCs/>
+              </w:rPr>
+              <w:t>【循环体】</w:t>
+            </w:r>
+            <w:r>
+              <w:t xml:space="preserve"> 累加：R[2] = R[2] + R[1]</w:t>
+            </w:r>
+          </w:p>
+        </w:tc>
+      </w:tr>
+      <w:tr>
+        <w:trPr>
+          <w:tblCellSpacing w:w="15" w:type="dxa"/>
+        </w:trPr>
+        <w:tc>
+          <w:tcPr>
+            <w:tcW w:w="0" w:type="auto"/>
+            <w:tcBorders>
+              <w:top w:val="single" w:sz="6" w:space="0" w:color="C4C7C5"/>
+              <w:left w:val="single" w:sz="6" w:space="0" w:color="C4C7C5"/>
+              <w:bottom w:val="single" w:sz="6" w:space="0" w:color="C4C7C5"/>
+              <w:right w:val="single" w:sz="6" w:space="0" w:color="C4C7C5"/>
+            </w:tcBorders>
+            <w:tcMar>
+              <w:top w:w="120" w:type="dxa"/>
+              <w:left w:w="180" w:type="dxa"/>
+              <w:bottom w:w="120" w:type="dxa"/>
+              <w:right w:w="180" w:type="dxa"/>
+            </w:tcMar>
+            <w:vAlign w:val="center"/>
+            <w:hideMark/>
+          </w:tcPr>
+          <w:p>
+            <w:pPr>
+              <w:rPr>
+                <w:rFonts w:hint="eastAsia"/>
+              </w:rPr>
+            </w:pPr>
+            <w:r>
+              <w:rPr>
+                <w:b/>
+                <w:bCs/>
+              </w:rPr>
+              <w:t>6</w:t>
+            </w:r>
+          </w:p>
+        </w:tc>
+        <w:tc>
+          <w:tcPr>
+            <w:tcW w:w="0" w:type="auto"/>
+            <w:tcBorders>
+              <w:top w:val="single" w:sz="6" w:space="0" w:color="C4C7C5"/>
+              <w:left w:val="single" w:sz="6" w:space="0" w:color="C4C7C5"/>
+              <w:bottom w:val="single" w:sz="6" w:space="0" w:color="C4C7C5"/>
+              <w:right w:val="single" w:sz="6" w:space="0" w:color="C4C7C5"/>
+            </w:tcBorders>
+            <w:tcMar>
+              <w:top w:w="120" w:type="dxa"/>
+              <w:left w:w="180" w:type="dxa"/>
+              <w:bottom w:w="120" w:type="dxa"/>
+              <w:right w:w="180" w:type="dxa"/>
+            </w:tcMar>
+            <w:vAlign w:val="center"/>
+            <w:hideMark/>
+          </w:tcPr>
+          <w:p>
+            <w:pPr>
+              <w:rPr>
+                <w:rFonts w:hint="eastAsia"/>
+              </w:rPr>
+            </w:pPr>
+            <w:r>
+              <w:t>bner0 r1, 4</w:t>
+            </w:r>
+          </w:p>
+        </w:tc>
+        <w:tc>
+          <w:tcPr>
+            <w:tcW w:w="0" w:type="auto"/>
+            <w:tcBorders>
+              <w:top w:val="single" w:sz="6" w:space="0" w:color="C4C7C5"/>
+              <w:left w:val="single" w:sz="6" w:space="0" w:color="C4C7C5"/>
+              <w:bottom w:val="single" w:sz="6" w:space="0" w:color="C4C7C5"/>
+              <w:right w:val="single" w:sz="6" w:space="0" w:color="C4C7C5"/>
+            </w:tcBorders>
+            <w:tcMar>
+              <w:top w:w="120" w:type="dxa"/>
+              <w:left w:w="180" w:type="dxa"/>
+              <w:bottom w:w="120" w:type="dxa"/>
+              <w:right w:w="180" w:type="dxa"/>
+            </w:tcMar>
+            <w:vAlign w:val="center"/>
+            <w:hideMark/>
+          </w:tcPr>
+          <w:p>
+            <w:pPr>
+              <w:rPr>
+                <w:rFonts w:hint="eastAsia"/>
+              </w:rPr>
+            </w:pPr>
+            <w:r>
+              <w:t>11 | 0100 | 01</w:t>
+            </w:r>
+          </w:p>
+        </w:tc>
+        <w:tc>
+          <w:tcPr>
+            <w:tcW w:w="0" w:type="auto"/>
+            <w:tcBorders>
+              <w:top w:val="single" w:sz="6" w:space="0" w:color="C4C7C5"/>
+              <w:left w:val="single" w:sz="6" w:space="0" w:color="C4C7C5"/>
+              <w:bottom w:val="single" w:sz="6" w:space="0" w:color="C4C7C5"/>
+              <w:right w:val="single" w:sz="6" w:space="0" w:color="C4C7C5"/>
+            </w:tcBorders>
+            <w:tcMar>
+              <w:top w:w="120" w:type="dxa"/>
+              <w:left w:w="180" w:type="dxa"/>
+              <w:bottom w:w="120" w:type="dxa"/>
+              <w:right w:w="180" w:type="dxa"/>
+            </w:tcMar>
+            <w:vAlign w:val="center"/>
+            <w:hideMark/>
+          </w:tcPr>
+          <w:p>
+            <w:pPr>
+              <w:rPr>
+                <w:rFonts w:hint="eastAsia"/>
+              </w:rPr>
+            </w:pPr>
+            <w:r>
+              <w:rPr>
+                <w:b/>
+                <w:bCs/>
+              </w:rPr>
+              <w:t>0xD1</w:t>
+            </w:r>
+          </w:p>
+        </w:tc>
+        <w:tc>
+          <w:tcPr>
+            <w:tcW w:w="0" w:type="auto"/>
+            <w:tcBorders>
+              <w:top w:val="single" w:sz="6" w:space="0" w:color="C4C7C5"/>
+              <w:left w:val="single" w:sz="6" w:space="0" w:color="C4C7C5"/>
+              <w:bottom w:val="single" w:sz="6" w:space="0" w:color="C4C7C5"/>
+              <w:right w:val="single" w:sz="6" w:space="0" w:color="C4C7C5"/>
+            </w:tcBorders>
+            <w:tcMar>
+              <w:top w:w="120" w:type="dxa"/>
+              <w:left w:w="180" w:type="dxa"/>
+              <w:bottom w:w="120" w:type="dxa"/>
+              <w:right w:w="180" w:type="dxa"/>
+            </w:tcMar>
+            <w:vAlign w:val="center"/>
+            <w:hideMark/>
+          </w:tcPr>
+          <w:p>
+            <w:pPr>
+              <w:rPr>
+                <w:rFonts w:hint="eastAsia"/>
+              </w:rPr>
+            </w:pPr>
+            <w:r>
+              <w:rPr>
+                <w:b/>
+                <w:bCs/>
+              </w:rPr>
+              <w:t>【跳转】</w:t>
+            </w:r>
+            <w:r>
+              <w:t xml:space="preserve"> 若 R[1] </w:t>
+            </w:r>
+            <w:r>
+              <w:rPr>
+                <w:rFonts w:hint="eastAsia"/>
+              </w:rPr>
+              <w:t>!=</w:t>
+            </w:r>
+            <w:r>
+              <w:t xml:space="preserve"> R[0](未到10)，跳回 4</w:t>
+            </w:r>
+          </w:p>
+        </w:tc>
+      </w:tr>
+      <w:tr>
+        <w:trPr>
+          <w:tblCellSpacing w:w="15" w:type="dxa"/>
+        </w:trPr>
+        <w:tc>
+          <w:tcPr>
+            <w:tcW w:w="0" w:type="auto"/>
+            <w:tcBorders>
+              <w:top w:val="single" w:sz="6" w:space="0" w:color="C4C7C5"/>
+              <w:left w:val="single" w:sz="6" w:space="0" w:color="C4C7C5"/>
+              <w:bottom w:val="single" w:sz="6" w:space="0" w:color="C4C7C5"/>
+              <w:right w:val="single" w:sz="6" w:space="0" w:color="C4C7C5"/>
+            </w:tcBorders>
+            <w:tcMar>
+              <w:top w:w="120" w:type="dxa"/>
+              <w:left w:w="180" w:type="dxa"/>
+              <w:bottom w:w="120" w:type="dxa"/>
+              <w:right w:w="180" w:type="dxa"/>
+            </w:tcMar>
+            <w:vAlign w:val="center"/>
+            <w:hideMark/>
+          </w:tcPr>
+          <w:p>
+            <w:pPr>
+              <w:rPr>
+                <w:rFonts w:hint="eastAsia"/>
+              </w:rPr>
+            </w:pPr>
+            <w:r>
+              <w:rPr>
+                <w:b/>
+                <w:bCs/>
+              </w:rPr>
+              <w:t>7</w:t>
+            </w:r>
+          </w:p>
+        </w:tc>
+        <w:tc>
+          <w:tcPr>
+            <w:tcW w:w="0" w:type="auto"/>
+            <w:tcBorders>
+              <w:top w:val="single" w:sz="6" w:space="0" w:color="C4C7C5"/>
+              <w:left w:val="single" w:sz="6" w:space="0" w:color="C4C7C5"/>
+              <w:bottom w:val="single" w:sz="6" w:space="0" w:color="C4C7C5"/>
+              <w:right w:val="single" w:sz="6" w:space="0" w:color="C4C7C5"/>
+            </w:tcBorders>
+            <w:tcMar>
+              <w:top w:w="120" w:type="dxa"/>
+              <w:left w:w="180" w:type="dxa"/>
+              <w:bottom w:w="120" w:type="dxa"/>
+              <w:right w:w="180" w:type="dxa"/>
+            </w:tcMar>
+            <w:vAlign w:val="center"/>
+            <w:hideMark/>
+          </w:tcPr>
+          <w:p>
+            <w:pPr>
+              <w:rPr>
+                <w:rFonts w:hint="eastAsia"/>
+              </w:rPr>
+            </w:pPr>
+            <w:r>
+              <w:t>bner0 r3, 7</w:t>
+            </w:r>
+          </w:p>
+        </w:tc>
+        <w:tc>
+          <w:tcPr>
+            <w:tcW w:w="0" w:type="auto"/>
+            <w:tcBorders>
+              <w:top w:val="single" w:sz="6" w:space="0" w:color="C4C7C5"/>
+              <w:left w:val="single" w:sz="6" w:space="0" w:color="C4C7C5"/>
+              <w:bottom w:val="single" w:sz="6" w:space="0" w:color="C4C7C5"/>
+              <w:right w:val="single" w:sz="6" w:space="0" w:color="C4C7C5"/>
+            </w:tcBorders>
+            <w:tcMar>
+              <w:top w:w="120" w:type="dxa"/>
+              <w:left w:w="180" w:type="dxa"/>
+              <w:bottom w:w="120" w:type="dxa"/>
+              <w:right w:w="180" w:type="dxa"/>
+            </w:tcMar>
+            <w:vAlign w:val="center"/>
+            <w:hideMark/>
+          </w:tcPr>
+          <w:p>
+            <w:pPr>
+              <w:rPr>
+                <w:rFonts w:hint="eastAsia"/>
+              </w:rPr>
+            </w:pPr>
+            <w:r>
+              <w:t>11 | 0111 | 11</w:t>
+            </w:r>
+          </w:p>
+        </w:tc>
+        <w:tc>
+          <w:tcPr>
+            <w:tcW w:w="0" w:type="auto"/>
+            <w:tcBorders>
+              <w:top w:val="single" w:sz="6" w:space="0" w:color="C4C7C5"/>
+              <w:left w:val="single" w:sz="6" w:space="0" w:color="C4C7C5"/>
+              <w:bottom w:val="single" w:sz="6" w:space="0" w:color="C4C7C5"/>
+              <w:right w:val="single" w:sz="6" w:space="0" w:color="C4C7C5"/>
+            </w:tcBorders>
+            <w:tcMar>
+              <w:top w:w="120" w:type="dxa"/>
+              <w:left w:w="180" w:type="dxa"/>
+              <w:bottom w:w="120" w:type="dxa"/>
+              <w:right w:w="180" w:type="dxa"/>
+            </w:tcMar>
+            <w:vAlign w:val="center"/>
+            <w:hideMark/>
+          </w:tcPr>
+          <w:p>
+            <w:pPr>
+              <w:rPr>
+                <w:rFonts w:hint="eastAsia"/>
+              </w:rPr>
+            </w:pPr>
+            <w:r>
+              <w:rPr>
+                <w:b/>
+                <w:bCs/>
+              </w:rPr>
+              <w:t>0xDF</w:t>
+            </w:r>
+          </w:p>
+        </w:tc>
+        <w:tc>
+          <w:tcPr>
+            <w:tcW w:w="0" w:type="auto"/>
+            <w:tcBorders>
+              <w:top w:val="single" w:sz="6" w:space="0" w:color="C4C7C5"/>
+              <w:left w:val="single" w:sz="6" w:space="0" w:color="C4C7C5"/>
+              <w:bottom w:val="single" w:sz="6" w:space="0" w:color="C4C7C5"/>
+              <w:right w:val="single" w:sz="6" w:space="0" w:color="C4C7C5"/>
+            </w:tcBorders>
+            <w:tcMar>
+              <w:top w:w="120" w:type="dxa"/>
+              <w:left w:w="180" w:type="dxa"/>
+              <w:bottom w:w="120" w:type="dxa"/>
+              <w:right w:w="180" w:type="dxa"/>
+            </w:tcMar>
+            <w:vAlign w:val="center"/>
+            <w:hideMark/>
+          </w:tcPr>
+          <w:p>
+            <w:pPr>
+              <w:rPr>
+                <w:rFonts w:hint="eastAsia"/>
+              </w:rPr>
+            </w:pPr>
+            <w:r>
+              <w:rPr>
+                <w:b/>
+                <w:bCs/>
+              </w:rPr>
+              <w:t>【停机】</w:t>
+            </w:r>
+            <w:r>
+              <w:t xml:space="preserve"> 若 R[3] </w:t>
+            </w:r>
+            <w:r>
+              <w:rPr>
+                <w:rFonts w:hint="eastAsia"/>
+              </w:rPr>
+              <w:t>!=</w:t>
+            </w:r>
+            <w:r>
+              <w:t xml:space="preserve"> R[0](1 </w:t>
+            </w:r>
+            <w:r>
+              <w:rPr>
+                <w:rFonts w:hint="eastAsia"/>
+              </w:rPr>
+              <w:t>!=</w:t>
+            </w:r>
+            <w:r>
+              <w:t>10)，原地死循环</w:t>
+            </w:r>
+          </w:p>
+        </w:tc>
+      </w:tr>
+    </w:tbl>
+    <w:p>
+      <w:pPr>
+        <w:rPr>
+          <w:rFonts w:hint="eastAsia"/>
+        </w:rPr>
+      </w:pPr>
+    </w:p>
+    <w:p>
+      <w:pPr>
+        <w:rPr>
+          <w:rFonts w:hint="eastAsia"/>
+        </w:rPr>
+      </w:pPr>
+      <w:r>
+        <w:rPr>
+          <w:noProof/>
+        </w:rPr>
+        <w:lastRenderedPageBreak/>
+        <w:drawing>
+          <wp:inline distT="0" distB="0" distL="0" distR="0" wp14:anchorId="2948AD3D" wp14:editId="7AAD2EEF">
+            <wp:extent cx="5274310" cy="2103120"/>
+            <wp:effectExtent l="0" t="0" r="2540" b="0"/>
+            <wp:docPr id="1379243352" name="图片 1"/>
+            <wp:cNvGraphicFramePr>
+              <a:graphicFrameLocks xmlns:a="http://schemas.openxmlformats.org/drawingml/2006/main" noChangeAspect="1"/>
+            </wp:cNvGraphicFramePr>
+            <a:graphic xmlns:a="http://schemas.openxmlformats.org/drawingml/2006/main">
+              <a:graphicData uri="http://schemas.openxmlformats.org/drawingml/2006/picture">
+                <pic:pic xmlns:pic="http://schemas.openxmlformats.org/drawingml/2006/picture">
+                  <pic:nvPicPr>
+                    <pic:cNvPr id="1379243352" name=""/>
+                    <pic:cNvPicPr/>
+                  </pic:nvPicPr>
+                  <pic:blipFill>
+                    <a:blip r:embed="rId7"/>
+                    <a:stretch>
+                      <a:fillRect/>
+                    </a:stretch>
+                  </pic:blipFill>
+                  <pic:spPr>
+                    <a:xfrm>
+                      <a:off x="0" y="0"/>
+                      <a:ext cx="5274310" cy="2103120"/>
+                    </a:xfrm>
+                    <a:prstGeom prst="rect">
+                      <a:avLst/>
+                    </a:prstGeom>
+                  </pic:spPr>
+                </pic:pic>
+              </a:graphicData>
+            </a:graphic>
+          </wp:inline>
+        </w:drawing>
+      </w:r>
+    </w:p>
     <w:p>
       <w:pPr>
         <w:pStyle w:val="2"/>
+        <w:rPr>
+          <w:rFonts w:hint="eastAsia"/>
+        </w:rPr>
       </w:pPr>
       <w:r>
         <w:rPr>
@@ -143,6 +1727,9 @@
         </w:rPr>
       </w:pPr>
       <w:r>
+        <w:rPr>
+          <w:noProof/>
+        </w:rPr>
         <w:drawing>
           <wp:inline distT="0" distB="0" distL="0" distR="0" wp14:anchorId="2C7CB92E" wp14:editId="21F1E70D">
             <wp:extent cx="5274310" cy="921385"/>
@@ -159,7 +1746,7 @@
                     <pic:cNvPicPr/>
                   </pic:nvPicPr>
                   <pic:blipFill>
-                    <a:blip r:embed="rId6"/>
+                    <a:blip r:embed="rId8"/>
                     <a:stretch>
                       <a:fillRect/>
                     </a:stretch>
@@ -181,14 +1768,68 @@
       </w:r>
     </w:p>
     <w:p>
+      <w:pPr>
+        <w:rPr>
+          <w:rFonts w:hint="eastAsia"/>
+        </w:rPr>
+      </w:pPr>
       <w:r>
         <w:t>GPR（通用寄存器堆）需要支持4个寄存器，每个寄存器为8位宽。</w:t>
       </w:r>
     </w:p>
-    <w:p/>
+    <w:p>
+      <w:pPr>
+        <w:rPr>
+          <w:rFonts w:hint="eastAsia"/>
+        </w:rPr>
+      </w:pPr>
+      <w:r>
+        <w:rPr>
+          <w:noProof/>
+        </w:rPr>
+        <w:drawing>
+          <wp:inline distT="0" distB="0" distL="0" distR="0" wp14:anchorId="314931E3" wp14:editId="019362A7">
+            <wp:extent cx="5274310" cy="3126740"/>
+            <wp:effectExtent l="0" t="0" r="2540" b="0"/>
+            <wp:docPr id="1955415961" name="图片 1"/>
+            <wp:cNvGraphicFramePr>
+              <a:graphicFrameLocks xmlns:a="http://schemas.openxmlformats.org/drawingml/2006/main" noChangeAspect="1"/>
+            </wp:cNvGraphicFramePr>
+            <a:graphic xmlns:a="http://schemas.openxmlformats.org/drawingml/2006/main">
+              <a:graphicData uri="http://schemas.openxmlformats.org/drawingml/2006/picture">
+                <pic:pic xmlns:pic="http://schemas.openxmlformats.org/drawingml/2006/picture">
+                  <pic:nvPicPr>
+                    <pic:cNvPr id="1955415961" name=""/>
+                    <pic:cNvPicPr/>
+                  </pic:nvPicPr>
+                  <pic:blipFill>
+                    <a:blip r:embed="rId9"/>
+                    <a:stretch>
+                      <a:fillRect/>
+                    </a:stretch>
+                  </pic:blipFill>
+                  <pic:spPr>
+                    <a:xfrm>
+                      <a:off x="0" y="0"/>
+                      <a:ext cx="5274310" cy="3126740"/>
+                    </a:xfrm>
+                    <a:prstGeom prst="rect">
+                      <a:avLst/>
+                    </a:prstGeom>
+                  </pic:spPr>
+                </pic:pic>
+              </a:graphicData>
+            </a:graphic>
+          </wp:inline>
+        </w:drawing>
+      </w:r>
+    </w:p>
     <w:p>
       <w:pPr>
         <w:pStyle w:val="2"/>
+        <w:rPr>
+          <w:rFonts w:hint="eastAsia"/>
+        </w:rPr>
       </w:pPr>
       <w:r>
         <w:rPr>
@@ -204,6 +1845,9 @@
         </w:rPr>
       </w:pPr>
       <w:r>
+        <w:rPr>
+          <w:noProof/>
+        </w:rPr>
         <w:drawing>
           <wp:inline distT="0" distB="0" distL="0" distR="0" wp14:anchorId="73AAB6C2" wp14:editId="7ADF90D2">
             <wp:extent cx="5274310" cy="1120140"/>
@@ -220,7 +1864,7 @@
                     <pic:cNvPicPr/>
                   </pic:nvPicPr>
                   <pic:blipFill>
-                    <a:blip r:embed="rId7"/>
+                    <a:blip r:embed="rId10"/>
                     <a:stretch>
                       <a:fillRect/>
                     </a:stretch>
@@ -241,6 +1885,5844 @@
         </w:drawing>
       </w:r>
     </w:p>
+    <w:p>
+      <w:pPr>
+        <w:rPr>
+          <w:rFonts w:hint="eastAsia"/>
+        </w:rPr>
+      </w:pPr>
+      <w:r>
+        <w:rPr>
+          <w:noProof/>
+        </w:rPr>
+        <w:lastRenderedPageBreak/>
+        <w:drawing>
+          <wp:inline distT="0" distB="0" distL="0" distR="0" wp14:anchorId="353D9235" wp14:editId="69A98DD3">
+            <wp:extent cx="5274310" cy="935990"/>
+            <wp:effectExtent l="0" t="0" r="2540" b="0"/>
+            <wp:docPr id="1070003033" name="图片 1"/>
+            <wp:cNvGraphicFramePr>
+              <a:graphicFrameLocks xmlns:a="http://schemas.openxmlformats.org/drawingml/2006/main" noChangeAspect="1"/>
+            </wp:cNvGraphicFramePr>
+            <a:graphic xmlns:a="http://schemas.openxmlformats.org/drawingml/2006/main">
+              <a:graphicData uri="http://schemas.openxmlformats.org/drawingml/2006/picture">
+                <pic:pic xmlns:pic="http://schemas.openxmlformats.org/drawingml/2006/picture">
+                  <pic:nvPicPr>
+                    <pic:cNvPr id="1070003033" name=""/>
+                    <pic:cNvPicPr/>
+                  </pic:nvPicPr>
+                  <pic:blipFill>
+                    <a:blip r:embed="rId11"/>
+                    <a:stretch>
+                      <a:fillRect/>
+                    </a:stretch>
+                  </pic:blipFill>
+                  <pic:spPr>
+                    <a:xfrm>
+                      <a:off x="0" y="0"/>
+                      <a:ext cx="5274310" cy="935990"/>
+                    </a:xfrm>
+                    <a:prstGeom prst="rect">
+                      <a:avLst/>
+                    </a:prstGeom>
+                  </pic:spPr>
+                </pic:pic>
+              </a:graphicData>
+            </a:graphic>
+          </wp:inline>
+        </w:drawing>
+      </w:r>
+    </w:p>
+    <w:p>
+      <w:pPr>
+        <w:rPr>
+          <w:rFonts w:hint="eastAsia"/>
+        </w:rPr>
+      </w:pPr>
+      <w:r>
+        <w:rPr>
+          <w:noProof/>
+        </w:rPr>
+        <w:drawing>
+          <wp:inline distT="0" distB="0" distL="0" distR="0" wp14:anchorId="545EC43E" wp14:editId="06DE28F6">
+            <wp:extent cx="5173269" cy="1083733"/>
+            <wp:effectExtent l="0" t="0" r="0" b="2540"/>
+            <wp:docPr id="702496534" name="图片 1"/>
+            <wp:cNvGraphicFramePr>
+              <a:graphicFrameLocks xmlns:a="http://schemas.openxmlformats.org/drawingml/2006/main" noChangeAspect="1"/>
+            </wp:cNvGraphicFramePr>
+            <a:graphic xmlns:a="http://schemas.openxmlformats.org/drawingml/2006/main">
+              <a:graphicData uri="http://schemas.openxmlformats.org/drawingml/2006/picture">
+                <pic:pic xmlns:pic="http://schemas.openxmlformats.org/drawingml/2006/picture">
+                  <pic:nvPicPr>
+                    <pic:cNvPr id="702496534" name=""/>
+                    <pic:cNvPicPr/>
+                  </pic:nvPicPr>
+                  <pic:blipFill>
+                    <a:blip r:embed="rId12"/>
+                    <a:stretch>
+                      <a:fillRect/>
+                    </a:stretch>
+                  </pic:blipFill>
+                  <pic:spPr>
+                    <a:xfrm>
+                      <a:off x="0" y="0"/>
+                      <a:ext cx="5240211" cy="1097756"/>
+                    </a:xfrm>
+                    <a:prstGeom prst="rect">
+                      <a:avLst/>
+                    </a:prstGeom>
+                  </pic:spPr>
+                </pic:pic>
+              </a:graphicData>
+            </a:graphic>
+          </wp:inline>
+        </w:drawing>
+      </w:r>
+    </w:p>
+    <w:p>
+      <w:pPr>
+        <w:rPr>
+          <w:rFonts w:hint="eastAsia"/>
+        </w:rPr>
+      </w:pPr>
+      <w:r>
+        <w:rPr>
+          <w:noProof/>
+        </w:rPr>
+        <w:drawing>
+          <wp:inline distT="0" distB="0" distL="0" distR="0" wp14:anchorId="4990A29E" wp14:editId="574931AA">
+            <wp:extent cx="5274310" cy="1291590"/>
+            <wp:effectExtent l="0" t="0" r="2540" b="3810"/>
+            <wp:docPr id="488030212" name="图片 1"/>
+            <wp:cNvGraphicFramePr>
+              <a:graphicFrameLocks xmlns:a="http://schemas.openxmlformats.org/drawingml/2006/main" noChangeAspect="1"/>
+            </wp:cNvGraphicFramePr>
+            <a:graphic xmlns:a="http://schemas.openxmlformats.org/drawingml/2006/main">
+              <a:graphicData uri="http://schemas.openxmlformats.org/drawingml/2006/picture">
+                <pic:pic xmlns:pic="http://schemas.openxmlformats.org/drawingml/2006/picture">
+                  <pic:nvPicPr>
+                    <pic:cNvPr id="488030212" name=""/>
+                    <pic:cNvPicPr/>
+                  </pic:nvPicPr>
+                  <pic:blipFill>
+                    <a:blip r:embed="rId13"/>
+                    <a:stretch>
+                      <a:fillRect/>
+                    </a:stretch>
+                  </pic:blipFill>
+                  <pic:spPr>
+                    <a:xfrm>
+                      <a:off x="0" y="0"/>
+                      <a:ext cx="5274310" cy="1291590"/>
+                    </a:xfrm>
+                    <a:prstGeom prst="rect">
+                      <a:avLst/>
+                    </a:prstGeom>
+                  </pic:spPr>
+                </pic:pic>
+              </a:graphicData>
+            </a:graphic>
+          </wp:inline>
+        </w:drawing>
+      </w:r>
+    </w:p>
+    <w:p>
+      <w:pPr>
+        <w:rPr>
+          <w:rFonts w:hint="eastAsia"/>
+        </w:rPr>
+      </w:pPr>
+      <w:r>
+        <w:rPr>
+          <w:noProof/>
+        </w:rPr>
+        <w:drawing>
+          <wp:inline distT="0" distB="0" distL="0" distR="0" wp14:anchorId="72CFA37A" wp14:editId="79CBB183">
+            <wp:extent cx="5274310" cy="2874010"/>
+            <wp:effectExtent l="0" t="0" r="2540" b="2540"/>
+            <wp:docPr id="436239761" name="图片 1"/>
+            <wp:cNvGraphicFramePr>
+              <a:graphicFrameLocks xmlns:a="http://schemas.openxmlformats.org/drawingml/2006/main" noChangeAspect="1"/>
+            </wp:cNvGraphicFramePr>
+            <a:graphic xmlns:a="http://schemas.openxmlformats.org/drawingml/2006/main">
+              <a:graphicData uri="http://schemas.openxmlformats.org/drawingml/2006/picture">
+                <pic:pic xmlns:pic="http://schemas.openxmlformats.org/drawingml/2006/picture">
+                  <pic:nvPicPr>
+                    <pic:cNvPr id="436239761" name=""/>
+                    <pic:cNvPicPr/>
+                  </pic:nvPicPr>
+                  <pic:blipFill>
+                    <a:blip r:embed="rId14"/>
+                    <a:stretch>
+                      <a:fillRect/>
+                    </a:stretch>
+                  </pic:blipFill>
+                  <pic:spPr>
+                    <a:xfrm>
+                      <a:off x="0" y="0"/>
+                      <a:ext cx="5274310" cy="2874010"/>
+                    </a:xfrm>
+                    <a:prstGeom prst="rect">
+                      <a:avLst/>
+                    </a:prstGeom>
+                  </pic:spPr>
+                </pic:pic>
+              </a:graphicData>
+            </a:graphic>
+          </wp:inline>
+        </w:drawing>
+      </w:r>
+    </w:p>
+    <w:p>
+      <w:pPr>
+        <w:rPr>
+          <w:rFonts w:hint="eastAsia"/>
+        </w:rPr>
+      </w:pPr>
+      <w:r>
+        <w:rPr>
+          <w:noProof/>
+        </w:rPr>
+        <w:drawing>
+          <wp:inline distT="0" distB="0" distL="0" distR="0" wp14:anchorId="3AD4C44D" wp14:editId="10D9D59E">
+            <wp:extent cx="5283200" cy="1193268"/>
+            <wp:effectExtent l="0" t="0" r="0" b="6985"/>
+            <wp:docPr id="853964202" name="图片 1"/>
+            <wp:cNvGraphicFramePr>
+              <a:graphicFrameLocks xmlns:a="http://schemas.openxmlformats.org/drawingml/2006/main" noChangeAspect="1"/>
+            </wp:cNvGraphicFramePr>
+            <a:graphic xmlns:a="http://schemas.openxmlformats.org/drawingml/2006/main">
+              <a:graphicData uri="http://schemas.openxmlformats.org/drawingml/2006/picture">
+                <pic:pic xmlns:pic="http://schemas.openxmlformats.org/drawingml/2006/picture">
+                  <pic:nvPicPr>
+                    <pic:cNvPr id="853964202" name=""/>
+                    <pic:cNvPicPr/>
+                  </pic:nvPicPr>
+                  <pic:blipFill>
+                    <a:blip r:embed="rId15"/>
+                    <a:stretch>
+                      <a:fillRect/>
+                    </a:stretch>
+                  </pic:blipFill>
+                  <pic:spPr>
+                    <a:xfrm>
+                      <a:off x="0" y="0"/>
+                      <a:ext cx="5315152" cy="1200485"/>
+                    </a:xfrm>
+                    <a:prstGeom prst="rect">
+                      <a:avLst/>
+                    </a:prstGeom>
+                  </pic:spPr>
+                </pic:pic>
+              </a:graphicData>
+            </a:graphic>
+          </wp:inline>
+        </w:drawing>
+      </w:r>
+    </w:p>
+    <w:tbl>
+      <w:tblPr>
+        <w:tblW w:w="0" w:type="auto"/>
+        <w:tblCellSpacing w:w="15" w:type="dxa"/>
+        <w:tblCellMar>
+          <w:left w:w="0" w:type="dxa"/>
+          <w:right w:w="0" w:type="dxa"/>
+        </w:tblCellMar>
+        <w:tblLook w:val="04A0" w:firstRow="1" w:lastRow="0" w:firstColumn="1" w:lastColumn="0" w:noHBand="0" w:noVBand="1"/>
+      </w:tblPr>
+      <w:tblGrid>
+        <w:gridCol w:w="1889"/>
+        <w:gridCol w:w="3217"/>
+        <w:gridCol w:w="3184"/>
+      </w:tblGrid>
+      <w:tr>
+        <w:trPr>
+          <w:tblHeader/>
+          <w:tblCellSpacing w:w="15" w:type="dxa"/>
+        </w:trPr>
+        <w:tc>
+          <w:tcPr>
+            <w:tcW w:w="0" w:type="auto"/>
+            <w:tcBorders>
+              <w:top w:val="single" w:sz="6" w:space="0" w:color="C4C7C5"/>
+              <w:left w:val="single" w:sz="6" w:space="0" w:color="C4C7C5"/>
+              <w:bottom w:val="single" w:sz="6" w:space="0" w:color="C4C7C5"/>
+              <w:right w:val="single" w:sz="6" w:space="0" w:color="C4C7C5"/>
+            </w:tcBorders>
+            <w:tcMar>
+              <w:top w:w="120" w:type="dxa"/>
+              <w:left w:w="180" w:type="dxa"/>
+              <w:bottom w:w="120" w:type="dxa"/>
+              <w:right w:w="180" w:type="dxa"/>
+            </w:tcMar>
+            <w:vAlign w:val="center"/>
+            <w:hideMark/>
+          </w:tcPr>
+          <w:p>
+            <w:pPr>
+              <w:rPr>
+                <w:rFonts w:hint="eastAsia"/>
+              </w:rPr>
+            </w:pPr>
+            <w:r>
+              <w:rPr>
+                <w:b/>
+                <w:bCs/>
+              </w:rPr>
+              <w:lastRenderedPageBreak/>
+              <w:t>对比维度</w:t>
+            </w:r>
+          </w:p>
+        </w:tc>
+        <w:tc>
+          <w:tcPr>
+            <w:tcW w:w="0" w:type="auto"/>
+            <w:tcBorders>
+              <w:top w:val="single" w:sz="6" w:space="0" w:color="C4C7C5"/>
+              <w:left w:val="single" w:sz="6" w:space="0" w:color="C4C7C5"/>
+              <w:bottom w:val="single" w:sz="6" w:space="0" w:color="C4C7C5"/>
+              <w:right w:val="single" w:sz="6" w:space="0" w:color="C4C7C5"/>
+            </w:tcBorders>
+            <w:tcMar>
+              <w:top w:w="120" w:type="dxa"/>
+              <w:left w:w="180" w:type="dxa"/>
+              <w:bottom w:w="120" w:type="dxa"/>
+              <w:right w:w="180" w:type="dxa"/>
+            </w:tcMar>
+            <w:vAlign w:val="center"/>
+            <w:hideMark/>
+          </w:tcPr>
+          <w:p>
+            <w:pPr>
+              <w:rPr>
+                <w:rFonts w:hint="eastAsia"/>
+              </w:rPr>
+            </w:pPr>
+            <w:r>
+              <w:rPr>
+                <w:b/>
+                <w:bCs/>
+              </w:rPr>
+              <w:t>专用数字电路 (ASIC 思想)</w:t>
+            </w:r>
+          </w:p>
+        </w:tc>
+        <w:tc>
+          <w:tcPr>
+            <w:tcW w:w="0" w:type="auto"/>
+            <w:tcBorders>
+              <w:top w:val="single" w:sz="6" w:space="0" w:color="C4C7C5"/>
+              <w:left w:val="single" w:sz="6" w:space="0" w:color="C4C7C5"/>
+              <w:bottom w:val="single" w:sz="6" w:space="0" w:color="C4C7C5"/>
+              <w:right w:val="single" w:sz="6" w:space="0" w:color="C4C7C5"/>
+            </w:tcBorders>
+            <w:tcMar>
+              <w:top w:w="120" w:type="dxa"/>
+              <w:left w:w="180" w:type="dxa"/>
+              <w:bottom w:w="120" w:type="dxa"/>
+              <w:right w:w="180" w:type="dxa"/>
+            </w:tcMar>
+            <w:vAlign w:val="center"/>
+            <w:hideMark/>
+          </w:tcPr>
+          <w:p>
+            <w:pPr>
+              <w:rPr>
+                <w:rFonts w:hint="eastAsia"/>
+              </w:rPr>
+            </w:pPr>
+            <w:r>
+              <w:rPr>
+                <w:b/>
+                <w:bCs/>
+              </w:rPr>
+              <w:t>方基sCPU 的计算 (CPU 思想)</w:t>
+            </w:r>
+          </w:p>
+        </w:tc>
+      </w:tr>
+      <w:tr>
+        <w:trPr>
+          <w:tblCellSpacing w:w="15" w:type="dxa"/>
+        </w:trPr>
+        <w:tc>
+          <w:tcPr>
+            <w:tcW w:w="0" w:type="auto"/>
+            <w:tcBorders>
+              <w:top w:val="single" w:sz="6" w:space="0" w:color="C4C7C5"/>
+              <w:left w:val="single" w:sz="6" w:space="0" w:color="C4C7C5"/>
+              <w:bottom w:val="single" w:sz="6" w:space="0" w:color="C4C7C5"/>
+              <w:right w:val="single" w:sz="6" w:space="0" w:color="C4C7C5"/>
+            </w:tcBorders>
+            <w:tcMar>
+              <w:top w:w="120" w:type="dxa"/>
+              <w:left w:w="180" w:type="dxa"/>
+              <w:bottom w:w="120" w:type="dxa"/>
+              <w:right w:w="180" w:type="dxa"/>
+            </w:tcMar>
+            <w:vAlign w:val="center"/>
+            <w:hideMark/>
+          </w:tcPr>
+          <w:p>
+            <w:pPr>
+              <w:rPr>
+                <w:rFonts w:hint="eastAsia"/>
+              </w:rPr>
+            </w:pPr>
+            <w:r>
+              <w:rPr>
+                <w:b/>
+                <w:bCs/>
+              </w:rPr>
+              <w:t>灵活性 (Flexibility)</w:t>
+            </w:r>
+          </w:p>
+        </w:tc>
+        <w:tc>
+          <w:tcPr>
+            <w:tcW w:w="0" w:type="auto"/>
+            <w:tcBorders>
+              <w:top w:val="single" w:sz="6" w:space="0" w:color="C4C7C5"/>
+              <w:left w:val="single" w:sz="6" w:space="0" w:color="C4C7C5"/>
+              <w:bottom w:val="single" w:sz="6" w:space="0" w:color="C4C7C5"/>
+              <w:right w:val="single" w:sz="6" w:space="0" w:color="C4C7C5"/>
+            </w:tcBorders>
+            <w:tcMar>
+              <w:top w:w="120" w:type="dxa"/>
+              <w:left w:w="180" w:type="dxa"/>
+              <w:bottom w:w="120" w:type="dxa"/>
+              <w:right w:w="180" w:type="dxa"/>
+            </w:tcMar>
+            <w:vAlign w:val="center"/>
+            <w:hideMark/>
+          </w:tcPr>
+          <w:p>
+            <w:pPr>
+              <w:rPr>
+                <w:rFonts w:hint="eastAsia"/>
+              </w:rPr>
+            </w:pPr>
+            <w:r>
+              <w:rPr>
+                <w:b/>
+                <w:bCs/>
+              </w:rPr>
+              <w:t>极低</w:t>
+            </w:r>
+            <w:r>
+              <w:t>。电路死死固定，无法轻易更改。</w:t>
+            </w:r>
+          </w:p>
+        </w:tc>
+        <w:tc>
+          <w:tcPr>
+            <w:tcW w:w="0" w:type="auto"/>
+            <w:tcBorders>
+              <w:top w:val="single" w:sz="6" w:space="0" w:color="C4C7C5"/>
+              <w:left w:val="single" w:sz="6" w:space="0" w:color="C4C7C5"/>
+              <w:bottom w:val="single" w:sz="6" w:space="0" w:color="C4C7C5"/>
+              <w:right w:val="single" w:sz="6" w:space="0" w:color="C4C7C5"/>
+            </w:tcBorders>
+            <w:tcMar>
+              <w:top w:w="120" w:type="dxa"/>
+              <w:left w:w="180" w:type="dxa"/>
+              <w:bottom w:w="120" w:type="dxa"/>
+              <w:right w:w="180" w:type="dxa"/>
+            </w:tcMar>
+            <w:vAlign w:val="center"/>
+            <w:hideMark/>
+          </w:tcPr>
+          <w:p>
+            <w:pPr>
+              <w:rPr>
+                <w:rFonts w:hint="eastAsia"/>
+              </w:rPr>
+            </w:pPr>
+            <w:r>
+              <w:rPr>
+                <w:b/>
+                <w:bCs/>
+              </w:rPr>
+              <w:t>极高</w:t>
+            </w:r>
+            <w:r>
+              <w:t>。改功能不需要动任何硬件连线。</w:t>
+            </w:r>
+          </w:p>
+        </w:tc>
+      </w:tr>
+      <w:tr>
+        <w:trPr>
+          <w:tblCellSpacing w:w="15" w:type="dxa"/>
+        </w:trPr>
+        <w:tc>
+          <w:tcPr>
+            <w:tcW w:w="0" w:type="auto"/>
+            <w:tcBorders>
+              <w:top w:val="single" w:sz="6" w:space="0" w:color="C4C7C5"/>
+              <w:left w:val="single" w:sz="6" w:space="0" w:color="C4C7C5"/>
+              <w:bottom w:val="single" w:sz="6" w:space="0" w:color="C4C7C5"/>
+              <w:right w:val="single" w:sz="6" w:space="0" w:color="C4C7C5"/>
+            </w:tcBorders>
+            <w:tcMar>
+              <w:top w:w="120" w:type="dxa"/>
+              <w:left w:w="180" w:type="dxa"/>
+              <w:bottom w:w="120" w:type="dxa"/>
+              <w:right w:w="180" w:type="dxa"/>
+            </w:tcMar>
+            <w:vAlign w:val="center"/>
+            <w:hideMark/>
+          </w:tcPr>
+          <w:p>
+            <w:pPr>
+              <w:rPr>
+                <w:rFonts w:hint="eastAsia"/>
+              </w:rPr>
+            </w:pPr>
+            <w:r>
+              <w:rPr>
+                <w:b/>
+                <w:bCs/>
+              </w:rPr>
+              <w:t>硬件成本与面积</w:t>
+            </w:r>
+          </w:p>
+        </w:tc>
+        <w:tc>
+          <w:tcPr>
+            <w:tcW w:w="0" w:type="auto"/>
+            <w:tcBorders>
+              <w:top w:val="single" w:sz="6" w:space="0" w:color="C4C7C5"/>
+              <w:left w:val="single" w:sz="6" w:space="0" w:color="C4C7C5"/>
+              <w:bottom w:val="single" w:sz="6" w:space="0" w:color="C4C7C5"/>
+              <w:right w:val="single" w:sz="6" w:space="0" w:color="C4C7C5"/>
+            </w:tcBorders>
+            <w:tcMar>
+              <w:top w:w="120" w:type="dxa"/>
+              <w:left w:w="180" w:type="dxa"/>
+              <w:bottom w:w="120" w:type="dxa"/>
+              <w:right w:w="180" w:type="dxa"/>
+            </w:tcMar>
+            <w:vAlign w:val="center"/>
+            <w:hideMark/>
+          </w:tcPr>
+          <w:p>
+            <w:pPr>
+              <w:rPr>
+                <w:rFonts w:hint="eastAsia"/>
+              </w:rPr>
+            </w:pPr>
+            <w:r>
+              <w:rPr>
+                <w:b/>
+                <w:bCs/>
+              </w:rPr>
+              <w:t>极小</w:t>
+            </w:r>
+            <w:r>
+              <w:t>。只需要 2 个寄存器、1 个加法器。</w:t>
+            </w:r>
+          </w:p>
+        </w:tc>
+        <w:tc>
+          <w:tcPr>
+            <w:tcW w:w="0" w:type="auto"/>
+            <w:tcBorders>
+              <w:top w:val="single" w:sz="6" w:space="0" w:color="C4C7C5"/>
+              <w:left w:val="single" w:sz="6" w:space="0" w:color="C4C7C5"/>
+              <w:bottom w:val="single" w:sz="6" w:space="0" w:color="C4C7C5"/>
+              <w:right w:val="single" w:sz="6" w:space="0" w:color="C4C7C5"/>
+            </w:tcBorders>
+            <w:tcMar>
+              <w:top w:w="120" w:type="dxa"/>
+              <w:left w:w="180" w:type="dxa"/>
+              <w:bottom w:w="120" w:type="dxa"/>
+              <w:right w:w="180" w:type="dxa"/>
+            </w:tcMar>
+            <w:vAlign w:val="center"/>
+            <w:hideMark/>
+          </w:tcPr>
+          <w:p>
+            <w:pPr>
+              <w:rPr>
+                <w:rFonts w:hint="eastAsia"/>
+              </w:rPr>
+            </w:pPr>
+            <w:r>
+              <w:rPr>
+                <w:b/>
+                <w:bCs/>
+              </w:rPr>
+              <w:t>较大</w:t>
+            </w:r>
+            <w:r>
+              <w:t>。引出了 PC、ROM、译码器、MUX 组。</w:t>
+            </w:r>
+          </w:p>
+        </w:tc>
+      </w:tr>
+      <w:tr>
+        <w:trPr>
+          <w:tblCellSpacing w:w="15" w:type="dxa"/>
+        </w:trPr>
+        <w:tc>
+          <w:tcPr>
+            <w:tcW w:w="0" w:type="auto"/>
+            <w:tcBorders>
+              <w:top w:val="single" w:sz="6" w:space="0" w:color="C4C7C5"/>
+              <w:left w:val="single" w:sz="6" w:space="0" w:color="C4C7C5"/>
+              <w:bottom w:val="single" w:sz="6" w:space="0" w:color="C4C7C5"/>
+              <w:right w:val="single" w:sz="6" w:space="0" w:color="C4C7C5"/>
+            </w:tcBorders>
+            <w:tcMar>
+              <w:top w:w="120" w:type="dxa"/>
+              <w:left w:w="180" w:type="dxa"/>
+              <w:bottom w:w="120" w:type="dxa"/>
+              <w:right w:w="180" w:type="dxa"/>
+            </w:tcMar>
+            <w:vAlign w:val="center"/>
+            <w:hideMark/>
+          </w:tcPr>
+          <w:p>
+            <w:pPr>
+              <w:rPr>
+                <w:rFonts w:hint="eastAsia"/>
+              </w:rPr>
+            </w:pPr>
+            <w:r>
+              <w:rPr>
+                <w:b/>
+                <w:bCs/>
+              </w:rPr>
+              <w:t>执行效率 (性能)</w:t>
+            </w:r>
+          </w:p>
+        </w:tc>
+        <w:tc>
+          <w:tcPr>
+            <w:tcW w:w="0" w:type="auto"/>
+            <w:tcBorders>
+              <w:top w:val="single" w:sz="6" w:space="0" w:color="C4C7C5"/>
+              <w:left w:val="single" w:sz="6" w:space="0" w:color="C4C7C5"/>
+              <w:bottom w:val="single" w:sz="6" w:space="0" w:color="C4C7C5"/>
+              <w:right w:val="single" w:sz="6" w:space="0" w:color="C4C7C5"/>
+            </w:tcBorders>
+            <w:tcMar>
+              <w:top w:w="120" w:type="dxa"/>
+              <w:left w:w="180" w:type="dxa"/>
+              <w:bottom w:w="120" w:type="dxa"/>
+              <w:right w:w="180" w:type="dxa"/>
+            </w:tcMar>
+            <w:vAlign w:val="center"/>
+            <w:hideMark/>
+          </w:tcPr>
+          <w:p>
+            <w:pPr>
+              <w:rPr>
+                <w:rFonts w:hint="eastAsia"/>
+              </w:rPr>
+            </w:pPr>
+            <w:r>
+              <w:rPr>
+                <w:b/>
+                <w:bCs/>
+              </w:rPr>
+              <w:t>极高</w:t>
+            </w:r>
+            <w:r>
+              <w:t>。没有取指、译码开销，时钟频率通常更高。</w:t>
+            </w:r>
+          </w:p>
+        </w:tc>
+        <w:tc>
+          <w:tcPr>
+            <w:tcW w:w="0" w:type="auto"/>
+            <w:tcBorders>
+              <w:top w:val="single" w:sz="6" w:space="0" w:color="C4C7C5"/>
+              <w:left w:val="single" w:sz="6" w:space="0" w:color="C4C7C5"/>
+              <w:bottom w:val="single" w:sz="6" w:space="0" w:color="C4C7C5"/>
+              <w:right w:val="single" w:sz="6" w:space="0" w:color="C4C7C5"/>
+            </w:tcBorders>
+            <w:tcMar>
+              <w:top w:w="120" w:type="dxa"/>
+              <w:left w:w="180" w:type="dxa"/>
+              <w:bottom w:w="120" w:type="dxa"/>
+              <w:right w:w="180" w:type="dxa"/>
+            </w:tcMar>
+            <w:vAlign w:val="center"/>
+            <w:hideMark/>
+          </w:tcPr>
+          <w:p>
+            <w:pPr>
+              <w:rPr>
+                <w:rFonts w:hint="eastAsia"/>
+              </w:rPr>
+            </w:pPr>
+            <w:r>
+              <w:rPr>
+                <w:b/>
+                <w:bCs/>
+              </w:rPr>
+              <w:t>相对较低</w:t>
+            </w:r>
+            <w:r>
+              <w:t>。多条指令轮流执行，有控制流开销。</w:t>
+            </w:r>
+          </w:p>
+        </w:tc>
+      </w:tr>
+      <w:tr>
+        <w:trPr>
+          <w:tblCellSpacing w:w="15" w:type="dxa"/>
+        </w:trPr>
+        <w:tc>
+          <w:tcPr>
+            <w:tcW w:w="0" w:type="auto"/>
+            <w:tcBorders>
+              <w:top w:val="single" w:sz="6" w:space="0" w:color="C4C7C5"/>
+              <w:left w:val="single" w:sz="6" w:space="0" w:color="C4C7C5"/>
+              <w:bottom w:val="single" w:sz="6" w:space="0" w:color="C4C7C5"/>
+              <w:right w:val="single" w:sz="6" w:space="0" w:color="C4C7C5"/>
+            </w:tcBorders>
+            <w:tcMar>
+              <w:top w:w="120" w:type="dxa"/>
+              <w:left w:w="180" w:type="dxa"/>
+              <w:bottom w:w="120" w:type="dxa"/>
+              <w:right w:w="180" w:type="dxa"/>
+            </w:tcMar>
+            <w:vAlign w:val="center"/>
+            <w:hideMark/>
+          </w:tcPr>
+          <w:p>
+            <w:pPr>
+              <w:rPr>
+                <w:rFonts w:hint="eastAsia"/>
+              </w:rPr>
+            </w:pPr>
+            <w:r>
+              <w:rPr>
+                <w:b/>
+                <w:bCs/>
+              </w:rPr>
+              <w:t>设计逻辑分离度</w:t>
+            </w:r>
+          </w:p>
+        </w:tc>
+        <w:tc>
+          <w:tcPr>
+            <w:tcW w:w="0" w:type="auto"/>
+            <w:tcBorders>
+              <w:top w:val="single" w:sz="6" w:space="0" w:color="C4C7C5"/>
+              <w:left w:val="single" w:sz="6" w:space="0" w:color="C4C7C5"/>
+              <w:bottom w:val="single" w:sz="6" w:space="0" w:color="C4C7C5"/>
+              <w:right w:val="single" w:sz="6" w:space="0" w:color="C4C7C5"/>
+            </w:tcBorders>
+            <w:tcMar>
+              <w:top w:w="120" w:type="dxa"/>
+              <w:left w:w="180" w:type="dxa"/>
+              <w:bottom w:w="120" w:type="dxa"/>
+              <w:right w:w="180" w:type="dxa"/>
+            </w:tcMar>
+            <w:vAlign w:val="center"/>
+            <w:hideMark/>
+          </w:tcPr>
+          <w:p>
+            <w:pPr>
+              <w:rPr>
+                <w:rFonts w:hint="eastAsia"/>
+              </w:rPr>
+            </w:pPr>
+            <w:r>
+              <w:t>软硬件高度耦合，硬件即算法。</w:t>
+            </w:r>
+          </w:p>
+        </w:tc>
+        <w:tc>
+          <w:tcPr>
+            <w:tcW w:w="0" w:type="auto"/>
+            <w:tcBorders>
+              <w:top w:val="single" w:sz="6" w:space="0" w:color="C4C7C5"/>
+              <w:left w:val="single" w:sz="6" w:space="0" w:color="C4C7C5"/>
+              <w:bottom w:val="single" w:sz="6" w:space="0" w:color="C4C7C5"/>
+              <w:right w:val="single" w:sz="6" w:space="0" w:color="C4C7C5"/>
+            </w:tcBorders>
+            <w:tcMar>
+              <w:top w:w="120" w:type="dxa"/>
+              <w:left w:w="180" w:type="dxa"/>
+              <w:bottom w:w="120" w:type="dxa"/>
+              <w:right w:w="180" w:type="dxa"/>
+            </w:tcMar>
+            <w:vAlign w:val="center"/>
+            <w:hideMark/>
+          </w:tcPr>
+          <w:p>
+            <w:pPr>
+              <w:rPr>
+                <w:rFonts w:hint="eastAsia"/>
+              </w:rPr>
+            </w:pPr>
+            <w:r>
+              <w:rPr>
+                <w:b/>
+                <w:bCs/>
+              </w:rPr>
+              <w:t>软硬件解耦</w:t>
+            </w:r>
+            <w:r>
+              <w:t>，硬件提供算力，软件编排逻辑。</w:t>
+            </w:r>
+          </w:p>
+        </w:tc>
+      </w:tr>
+    </w:tbl>
+    <w:p>
+      <w:pPr>
+        <w:rPr>
+          <w:rFonts w:hint="eastAsia"/>
+        </w:rPr>
+      </w:pPr>
+    </w:p>
+    <w:p>
+      <w:pPr>
+        <w:rPr>
+          <w:rFonts w:hint="eastAsia"/>
+        </w:rPr>
+      </w:pPr>
+      <w:r>
+        <w:rPr>
+          <w:noProof/>
+        </w:rPr>
+        <w:drawing>
+          <wp:inline distT="0" distB="0" distL="0" distR="0" wp14:anchorId="03EAD845" wp14:editId="7C7DCBB6">
+            <wp:extent cx="5274310" cy="1430020"/>
+            <wp:effectExtent l="0" t="0" r="2540" b="0"/>
+            <wp:docPr id="216608536" name="图片 1"/>
+            <wp:cNvGraphicFramePr>
+              <a:graphicFrameLocks xmlns:a="http://schemas.openxmlformats.org/drawingml/2006/main" noChangeAspect="1"/>
+            </wp:cNvGraphicFramePr>
+            <a:graphic xmlns:a="http://schemas.openxmlformats.org/drawingml/2006/main">
+              <a:graphicData uri="http://schemas.openxmlformats.org/drawingml/2006/picture">
+                <pic:pic xmlns:pic="http://schemas.openxmlformats.org/drawingml/2006/picture">
+                  <pic:nvPicPr>
+                    <pic:cNvPr id="216608536" name=""/>
+                    <pic:cNvPicPr/>
+                  </pic:nvPicPr>
+                  <pic:blipFill>
+                    <a:blip r:embed="rId16"/>
+                    <a:stretch>
+                      <a:fillRect/>
+                    </a:stretch>
+                  </pic:blipFill>
+                  <pic:spPr>
+                    <a:xfrm>
+                      <a:off x="0" y="0"/>
+                      <a:ext cx="5274310" cy="1430020"/>
+                    </a:xfrm>
+                    <a:prstGeom prst="rect">
+                      <a:avLst/>
+                    </a:prstGeom>
+                  </pic:spPr>
+                </pic:pic>
+              </a:graphicData>
+            </a:graphic>
+          </wp:inline>
+        </w:drawing>
+      </w:r>
+    </w:p>
+    <w:tbl>
+      <w:tblPr>
+        <w:tblW w:w="0" w:type="auto"/>
+        <w:tblCellSpacing w:w="15" w:type="dxa"/>
+        <w:tblCellMar>
+          <w:left w:w="0" w:type="dxa"/>
+          <w:right w:w="0" w:type="dxa"/>
+        </w:tblCellMar>
+        <w:tblLook w:val="04A0" w:firstRow="1" w:lastRow="0" w:firstColumn="1" w:lastColumn="0" w:noHBand="0" w:noVBand="1"/>
+      </w:tblPr>
+      <w:tblGrid>
+        <w:gridCol w:w="1375"/>
+        <w:gridCol w:w="1227"/>
+        <w:gridCol w:w="1500"/>
+        <w:gridCol w:w="1347"/>
+        <w:gridCol w:w="2841"/>
+      </w:tblGrid>
+      <w:tr>
+        <w:trPr>
+          <w:tblHeader/>
+          <w:tblCellSpacing w:w="15" w:type="dxa"/>
+        </w:trPr>
+        <w:tc>
+          <w:tcPr>
+            <w:tcW w:w="0" w:type="auto"/>
+            <w:tcBorders>
+              <w:top w:val="single" w:sz="6" w:space="0" w:color="C4C7C5"/>
+              <w:left w:val="single" w:sz="6" w:space="0" w:color="C4C7C5"/>
+              <w:bottom w:val="single" w:sz="6" w:space="0" w:color="C4C7C5"/>
+              <w:right w:val="single" w:sz="6" w:space="0" w:color="C4C7C5"/>
+            </w:tcBorders>
+            <w:tcMar>
+              <w:top w:w="120" w:type="dxa"/>
+              <w:left w:w="180" w:type="dxa"/>
+              <w:bottom w:w="120" w:type="dxa"/>
+              <w:right w:w="180" w:type="dxa"/>
+            </w:tcMar>
+            <w:vAlign w:val="center"/>
+            <w:hideMark/>
+          </w:tcPr>
+          <w:p>
+            <w:pPr>
+              <w:rPr>
+                <w:rFonts w:hint="eastAsia"/>
+              </w:rPr>
+            </w:pPr>
+            <w:r>
+              <w:rPr>
+                <w:b/>
+                <w:bCs/>
+              </w:rPr>
+              <w:t>ROM 地址 (PC)</w:t>
+            </w:r>
+          </w:p>
+        </w:tc>
+        <w:tc>
+          <w:tcPr>
+            <w:tcW w:w="0" w:type="auto"/>
+            <w:tcBorders>
+              <w:top w:val="single" w:sz="6" w:space="0" w:color="C4C7C5"/>
+              <w:left w:val="single" w:sz="6" w:space="0" w:color="C4C7C5"/>
+              <w:bottom w:val="single" w:sz="6" w:space="0" w:color="C4C7C5"/>
+              <w:right w:val="single" w:sz="6" w:space="0" w:color="C4C7C5"/>
+            </w:tcBorders>
+            <w:tcMar>
+              <w:top w:w="120" w:type="dxa"/>
+              <w:left w:w="180" w:type="dxa"/>
+              <w:bottom w:w="120" w:type="dxa"/>
+              <w:right w:w="180" w:type="dxa"/>
+            </w:tcMar>
+            <w:vAlign w:val="center"/>
+            <w:hideMark/>
+          </w:tcPr>
+          <w:p>
+            <w:pPr>
+              <w:rPr>
+                <w:rFonts w:hint="eastAsia"/>
+              </w:rPr>
+            </w:pPr>
+            <w:r>
+              <w:rPr>
+                <w:b/>
+                <w:bCs/>
+              </w:rPr>
+              <w:t>汇编指令</w:t>
+            </w:r>
+          </w:p>
+        </w:tc>
+        <w:tc>
+          <w:tcPr>
+            <w:tcW w:w="0" w:type="auto"/>
+            <w:tcBorders>
+              <w:top w:val="single" w:sz="6" w:space="0" w:color="C4C7C5"/>
+              <w:left w:val="single" w:sz="6" w:space="0" w:color="C4C7C5"/>
+              <w:bottom w:val="single" w:sz="6" w:space="0" w:color="C4C7C5"/>
+              <w:right w:val="single" w:sz="6" w:space="0" w:color="C4C7C5"/>
+            </w:tcBorders>
+            <w:tcMar>
+              <w:top w:w="120" w:type="dxa"/>
+              <w:left w:w="180" w:type="dxa"/>
+              <w:bottom w:w="120" w:type="dxa"/>
+              <w:right w:w="180" w:type="dxa"/>
+            </w:tcMar>
+            <w:vAlign w:val="center"/>
+            <w:hideMark/>
+          </w:tcPr>
+          <w:p>
+            <w:pPr>
+              <w:rPr>
+                <w:rFonts w:hint="eastAsia"/>
+              </w:rPr>
+            </w:pPr>
+            <w:r>
+              <w:rPr>
+                <w:b/>
+                <w:bCs/>
+              </w:rPr>
+              <w:t>二进制拆解 (op | ...)</w:t>
+            </w:r>
+          </w:p>
+        </w:tc>
+        <w:tc>
+          <w:tcPr>
+            <w:tcW w:w="0" w:type="auto"/>
+            <w:tcBorders>
+              <w:top w:val="single" w:sz="6" w:space="0" w:color="C4C7C5"/>
+              <w:left w:val="single" w:sz="6" w:space="0" w:color="C4C7C5"/>
+              <w:bottom w:val="single" w:sz="6" w:space="0" w:color="C4C7C5"/>
+              <w:right w:val="single" w:sz="6" w:space="0" w:color="C4C7C5"/>
+            </w:tcBorders>
+            <w:tcMar>
+              <w:top w:w="120" w:type="dxa"/>
+              <w:left w:w="180" w:type="dxa"/>
+              <w:bottom w:w="120" w:type="dxa"/>
+              <w:right w:w="180" w:type="dxa"/>
+            </w:tcMar>
+            <w:vAlign w:val="center"/>
+            <w:hideMark/>
+          </w:tcPr>
+          <w:p>
+            <w:pPr>
+              <w:rPr>
+                <w:rFonts w:hint="eastAsia"/>
+              </w:rPr>
+            </w:pPr>
+            <w:r>
+              <w:rPr>
+                <w:b/>
+                <w:bCs/>
+              </w:rPr>
+              <w:t>十六进制机器码</w:t>
+            </w:r>
+          </w:p>
+        </w:tc>
+        <w:tc>
+          <w:tcPr>
+            <w:tcW w:w="0" w:type="auto"/>
+            <w:tcBorders>
+              <w:top w:val="single" w:sz="6" w:space="0" w:color="C4C7C5"/>
+              <w:left w:val="single" w:sz="6" w:space="0" w:color="C4C7C5"/>
+              <w:bottom w:val="single" w:sz="6" w:space="0" w:color="C4C7C5"/>
+              <w:right w:val="single" w:sz="6" w:space="0" w:color="C4C7C5"/>
+            </w:tcBorders>
+            <w:tcMar>
+              <w:top w:w="120" w:type="dxa"/>
+              <w:left w:w="180" w:type="dxa"/>
+              <w:bottom w:w="120" w:type="dxa"/>
+              <w:right w:w="180" w:type="dxa"/>
+            </w:tcMar>
+            <w:vAlign w:val="center"/>
+            <w:hideMark/>
+          </w:tcPr>
+          <w:p>
+            <w:pPr>
+              <w:rPr>
+                <w:rFonts w:hint="eastAsia"/>
+              </w:rPr>
+            </w:pPr>
+            <w:r>
+              <w:rPr>
+                <w:b/>
+                <w:bCs/>
+              </w:rPr>
+              <w:t>硬件行为解释</w:t>
+            </w:r>
+          </w:p>
+        </w:tc>
+      </w:tr>
+      <w:tr>
+        <w:trPr>
+          <w:tblCellSpacing w:w="15" w:type="dxa"/>
+        </w:trPr>
+        <w:tc>
+          <w:tcPr>
+            <w:tcW w:w="0" w:type="auto"/>
+            <w:tcBorders>
+              <w:top w:val="single" w:sz="6" w:space="0" w:color="C4C7C5"/>
+              <w:left w:val="single" w:sz="6" w:space="0" w:color="C4C7C5"/>
+              <w:bottom w:val="single" w:sz="6" w:space="0" w:color="C4C7C5"/>
+              <w:right w:val="single" w:sz="6" w:space="0" w:color="C4C7C5"/>
+            </w:tcBorders>
+            <w:tcMar>
+              <w:top w:w="120" w:type="dxa"/>
+              <w:left w:w="180" w:type="dxa"/>
+              <w:bottom w:w="120" w:type="dxa"/>
+              <w:right w:w="180" w:type="dxa"/>
+            </w:tcMar>
+            <w:vAlign w:val="center"/>
+            <w:hideMark/>
+          </w:tcPr>
+          <w:p>
+            <w:pPr>
+              <w:rPr>
+                <w:rFonts w:hint="eastAsia"/>
+              </w:rPr>
+            </w:pPr>
+            <w:r>
+              <w:rPr>
+                <w:b/>
+                <w:bCs/>
+              </w:rPr>
+              <w:t>0</w:t>
+            </w:r>
+          </w:p>
+        </w:tc>
+        <w:tc>
+          <w:tcPr>
+            <w:tcW w:w="0" w:type="auto"/>
+            <w:tcBorders>
+              <w:top w:val="single" w:sz="6" w:space="0" w:color="C4C7C5"/>
+              <w:left w:val="single" w:sz="6" w:space="0" w:color="C4C7C5"/>
+              <w:bottom w:val="single" w:sz="6" w:space="0" w:color="C4C7C5"/>
+              <w:right w:val="single" w:sz="6" w:space="0" w:color="C4C7C5"/>
+            </w:tcBorders>
+            <w:tcMar>
+              <w:top w:w="120" w:type="dxa"/>
+              <w:left w:w="180" w:type="dxa"/>
+              <w:bottom w:w="120" w:type="dxa"/>
+              <w:right w:w="180" w:type="dxa"/>
+            </w:tcMar>
+            <w:vAlign w:val="center"/>
+            <w:hideMark/>
+          </w:tcPr>
+          <w:p>
+            <w:pPr>
+              <w:rPr>
+                <w:rFonts w:hint="eastAsia"/>
+              </w:rPr>
+            </w:pPr>
+            <w:r>
+              <w:t>li r0, 11</w:t>
+            </w:r>
+          </w:p>
+        </w:tc>
+        <w:tc>
+          <w:tcPr>
+            <w:tcW w:w="0" w:type="auto"/>
+            <w:tcBorders>
+              <w:top w:val="single" w:sz="6" w:space="0" w:color="C4C7C5"/>
+              <w:left w:val="single" w:sz="6" w:space="0" w:color="C4C7C5"/>
+              <w:bottom w:val="single" w:sz="6" w:space="0" w:color="C4C7C5"/>
+              <w:right w:val="single" w:sz="6" w:space="0" w:color="C4C7C5"/>
+            </w:tcBorders>
+            <w:tcMar>
+              <w:top w:w="120" w:type="dxa"/>
+              <w:left w:w="180" w:type="dxa"/>
+              <w:bottom w:w="120" w:type="dxa"/>
+              <w:right w:w="180" w:type="dxa"/>
+            </w:tcMar>
+            <w:vAlign w:val="center"/>
+            <w:hideMark/>
+          </w:tcPr>
+          <w:p>
+            <w:pPr>
+              <w:rPr>
+                <w:rFonts w:hint="eastAsia"/>
+              </w:rPr>
+            </w:pPr>
+            <w:r>
+              <w:t>10 | 00 | 1011</w:t>
+            </w:r>
+          </w:p>
+        </w:tc>
+        <w:tc>
+          <w:tcPr>
+            <w:tcW w:w="0" w:type="auto"/>
+            <w:tcBorders>
+              <w:top w:val="single" w:sz="6" w:space="0" w:color="C4C7C5"/>
+              <w:left w:val="single" w:sz="6" w:space="0" w:color="C4C7C5"/>
+              <w:bottom w:val="single" w:sz="6" w:space="0" w:color="C4C7C5"/>
+              <w:right w:val="single" w:sz="6" w:space="0" w:color="C4C7C5"/>
+            </w:tcBorders>
+            <w:tcMar>
+              <w:top w:w="120" w:type="dxa"/>
+              <w:left w:w="180" w:type="dxa"/>
+              <w:bottom w:w="120" w:type="dxa"/>
+              <w:right w:w="180" w:type="dxa"/>
+            </w:tcMar>
+            <w:vAlign w:val="center"/>
+            <w:hideMark/>
+          </w:tcPr>
+          <w:p>
+            <w:pPr>
+              <w:rPr>
+                <w:rFonts w:hint="eastAsia"/>
+              </w:rPr>
+            </w:pPr>
+            <w:r>
+              <w:rPr>
+                <w:b/>
+                <w:bCs/>
+              </w:rPr>
+              <w:t>0x8B</w:t>
+            </w:r>
+          </w:p>
+        </w:tc>
+        <w:tc>
+          <w:tcPr>
+            <w:tcW w:w="0" w:type="auto"/>
+            <w:tcBorders>
+              <w:top w:val="single" w:sz="6" w:space="0" w:color="C4C7C5"/>
+              <w:left w:val="single" w:sz="6" w:space="0" w:color="C4C7C5"/>
+              <w:bottom w:val="single" w:sz="6" w:space="0" w:color="C4C7C5"/>
+              <w:right w:val="single" w:sz="6" w:space="0" w:color="C4C7C5"/>
+            </w:tcBorders>
+            <w:tcMar>
+              <w:top w:w="120" w:type="dxa"/>
+              <w:left w:w="180" w:type="dxa"/>
+              <w:bottom w:w="120" w:type="dxa"/>
+              <w:right w:w="180" w:type="dxa"/>
+            </w:tcMar>
+            <w:vAlign w:val="center"/>
+            <w:hideMark/>
+          </w:tcPr>
+          <w:p>
+            <w:pPr>
+              <w:rPr>
+                <w:rFonts w:hint="eastAsia"/>
+              </w:rPr>
+            </w:pPr>
+            <w:r>
+              <w:t>设置循环终止边界值 R[0] = 11</w:t>
+            </w:r>
+          </w:p>
+        </w:tc>
+      </w:tr>
+      <w:tr>
+        <w:trPr>
+          <w:tblCellSpacing w:w="15" w:type="dxa"/>
+        </w:trPr>
+        <w:tc>
+          <w:tcPr>
+            <w:tcW w:w="0" w:type="auto"/>
+            <w:tcBorders>
+              <w:top w:val="single" w:sz="6" w:space="0" w:color="C4C7C5"/>
+              <w:left w:val="single" w:sz="6" w:space="0" w:color="C4C7C5"/>
+              <w:bottom w:val="single" w:sz="6" w:space="0" w:color="C4C7C5"/>
+              <w:right w:val="single" w:sz="6" w:space="0" w:color="C4C7C5"/>
+            </w:tcBorders>
+            <w:tcMar>
+              <w:top w:w="120" w:type="dxa"/>
+              <w:left w:w="180" w:type="dxa"/>
+              <w:bottom w:w="120" w:type="dxa"/>
+              <w:right w:w="180" w:type="dxa"/>
+            </w:tcMar>
+            <w:vAlign w:val="center"/>
+            <w:hideMark/>
+          </w:tcPr>
+          <w:p>
+            <w:pPr>
+              <w:rPr>
+                <w:rFonts w:hint="eastAsia"/>
+              </w:rPr>
+            </w:pPr>
+            <w:r>
+              <w:rPr>
+                <w:b/>
+                <w:bCs/>
+              </w:rPr>
+              <w:t>1</w:t>
+            </w:r>
+          </w:p>
+        </w:tc>
+        <w:tc>
+          <w:tcPr>
+            <w:tcW w:w="0" w:type="auto"/>
+            <w:tcBorders>
+              <w:top w:val="single" w:sz="6" w:space="0" w:color="C4C7C5"/>
+              <w:left w:val="single" w:sz="6" w:space="0" w:color="C4C7C5"/>
+              <w:bottom w:val="single" w:sz="6" w:space="0" w:color="C4C7C5"/>
+              <w:right w:val="single" w:sz="6" w:space="0" w:color="C4C7C5"/>
+            </w:tcBorders>
+            <w:tcMar>
+              <w:top w:w="120" w:type="dxa"/>
+              <w:left w:w="180" w:type="dxa"/>
+              <w:bottom w:w="120" w:type="dxa"/>
+              <w:right w:w="180" w:type="dxa"/>
+            </w:tcMar>
+            <w:vAlign w:val="center"/>
+            <w:hideMark/>
+          </w:tcPr>
+          <w:p>
+            <w:pPr>
+              <w:rPr>
+                <w:rFonts w:hint="eastAsia"/>
+              </w:rPr>
+            </w:pPr>
+            <w:r>
+              <w:t>li r1, 1</w:t>
+            </w:r>
+          </w:p>
+        </w:tc>
+        <w:tc>
+          <w:tcPr>
+            <w:tcW w:w="0" w:type="auto"/>
+            <w:tcBorders>
+              <w:top w:val="single" w:sz="6" w:space="0" w:color="C4C7C5"/>
+              <w:left w:val="single" w:sz="6" w:space="0" w:color="C4C7C5"/>
+              <w:bottom w:val="single" w:sz="6" w:space="0" w:color="C4C7C5"/>
+              <w:right w:val="single" w:sz="6" w:space="0" w:color="C4C7C5"/>
+            </w:tcBorders>
+            <w:tcMar>
+              <w:top w:w="120" w:type="dxa"/>
+              <w:left w:w="180" w:type="dxa"/>
+              <w:bottom w:w="120" w:type="dxa"/>
+              <w:right w:w="180" w:type="dxa"/>
+            </w:tcMar>
+            <w:vAlign w:val="center"/>
+            <w:hideMark/>
+          </w:tcPr>
+          <w:p>
+            <w:pPr>
+              <w:rPr>
+                <w:rFonts w:hint="eastAsia"/>
+              </w:rPr>
+            </w:pPr>
+            <w:r>
+              <w:t>10 | 01 | 0001</w:t>
+            </w:r>
+          </w:p>
+        </w:tc>
+        <w:tc>
+          <w:tcPr>
+            <w:tcW w:w="0" w:type="auto"/>
+            <w:tcBorders>
+              <w:top w:val="single" w:sz="6" w:space="0" w:color="C4C7C5"/>
+              <w:left w:val="single" w:sz="6" w:space="0" w:color="C4C7C5"/>
+              <w:bottom w:val="single" w:sz="6" w:space="0" w:color="C4C7C5"/>
+              <w:right w:val="single" w:sz="6" w:space="0" w:color="C4C7C5"/>
+            </w:tcBorders>
+            <w:tcMar>
+              <w:top w:w="120" w:type="dxa"/>
+              <w:left w:w="180" w:type="dxa"/>
+              <w:bottom w:w="120" w:type="dxa"/>
+              <w:right w:w="180" w:type="dxa"/>
+            </w:tcMar>
+            <w:vAlign w:val="center"/>
+            <w:hideMark/>
+          </w:tcPr>
+          <w:p>
+            <w:pPr>
+              <w:rPr>
+                <w:rFonts w:hint="eastAsia"/>
+              </w:rPr>
+            </w:pPr>
+            <w:r>
+              <w:rPr>
+                <w:b/>
+                <w:bCs/>
+              </w:rPr>
+              <w:t>0x91</w:t>
+            </w:r>
+          </w:p>
+        </w:tc>
+        <w:tc>
+          <w:tcPr>
+            <w:tcW w:w="0" w:type="auto"/>
+            <w:tcBorders>
+              <w:top w:val="single" w:sz="6" w:space="0" w:color="C4C7C5"/>
+              <w:left w:val="single" w:sz="6" w:space="0" w:color="C4C7C5"/>
+              <w:bottom w:val="single" w:sz="6" w:space="0" w:color="C4C7C5"/>
+              <w:right w:val="single" w:sz="6" w:space="0" w:color="C4C7C5"/>
+            </w:tcBorders>
+            <w:tcMar>
+              <w:top w:w="120" w:type="dxa"/>
+              <w:left w:w="180" w:type="dxa"/>
+              <w:bottom w:w="120" w:type="dxa"/>
+              <w:right w:w="180" w:type="dxa"/>
+            </w:tcMar>
+            <w:vAlign w:val="center"/>
+            <w:hideMark/>
+          </w:tcPr>
+          <w:p>
+            <w:pPr>
+              <w:rPr>
+                <w:rFonts w:hint="eastAsia"/>
+              </w:rPr>
+            </w:pPr>
+            <w:r>
+              <w:t>初始化奇数计数器 R[1] = 1</w:t>
+            </w:r>
+          </w:p>
+        </w:tc>
+      </w:tr>
+      <w:tr>
+        <w:trPr>
+          <w:tblCellSpacing w:w="15" w:type="dxa"/>
+        </w:trPr>
+        <w:tc>
+          <w:tcPr>
+            <w:tcW w:w="0" w:type="auto"/>
+            <w:tcBorders>
+              <w:top w:val="single" w:sz="6" w:space="0" w:color="C4C7C5"/>
+              <w:left w:val="single" w:sz="6" w:space="0" w:color="C4C7C5"/>
+              <w:bottom w:val="single" w:sz="6" w:space="0" w:color="C4C7C5"/>
+              <w:right w:val="single" w:sz="6" w:space="0" w:color="C4C7C5"/>
+            </w:tcBorders>
+            <w:tcMar>
+              <w:top w:w="120" w:type="dxa"/>
+              <w:left w:w="180" w:type="dxa"/>
+              <w:bottom w:w="120" w:type="dxa"/>
+              <w:right w:w="180" w:type="dxa"/>
+            </w:tcMar>
+            <w:vAlign w:val="center"/>
+            <w:hideMark/>
+          </w:tcPr>
+          <w:p>
+            <w:pPr>
+              <w:rPr>
+                <w:rFonts w:hint="eastAsia"/>
+              </w:rPr>
+            </w:pPr>
+            <w:r>
+              <w:rPr>
+                <w:b/>
+                <w:bCs/>
+              </w:rPr>
+              <w:t>2</w:t>
+            </w:r>
+          </w:p>
+        </w:tc>
+        <w:tc>
+          <w:tcPr>
+            <w:tcW w:w="0" w:type="auto"/>
+            <w:tcBorders>
+              <w:top w:val="single" w:sz="6" w:space="0" w:color="C4C7C5"/>
+              <w:left w:val="single" w:sz="6" w:space="0" w:color="C4C7C5"/>
+              <w:bottom w:val="single" w:sz="6" w:space="0" w:color="C4C7C5"/>
+              <w:right w:val="single" w:sz="6" w:space="0" w:color="C4C7C5"/>
+            </w:tcBorders>
+            <w:tcMar>
+              <w:top w:w="120" w:type="dxa"/>
+              <w:left w:w="180" w:type="dxa"/>
+              <w:bottom w:w="120" w:type="dxa"/>
+              <w:right w:w="180" w:type="dxa"/>
+            </w:tcMar>
+            <w:vAlign w:val="center"/>
+            <w:hideMark/>
+          </w:tcPr>
+          <w:p>
+            <w:pPr>
+              <w:rPr>
+                <w:rFonts w:hint="eastAsia"/>
+              </w:rPr>
+            </w:pPr>
+            <w:r>
+              <w:t>li r2, 0</w:t>
+            </w:r>
+          </w:p>
+        </w:tc>
+        <w:tc>
+          <w:tcPr>
+            <w:tcW w:w="0" w:type="auto"/>
+            <w:tcBorders>
+              <w:top w:val="single" w:sz="6" w:space="0" w:color="C4C7C5"/>
+              <w:left w:val="single" w:sz="6" w:space="0" w:color="C4C7C5"/>
+              <w:bottom w:val="single" w:sz="6" w:space="0" w:color="C4C7C5"/>
+              <w:right w:val="single" w:sz="6" w:space="0" w:color="C4C7C5"/>
+            </w:tcBorders>
+            <w:tcMar>
+              <w:top w:w="120" w:type="dxa"/>
+              <w:left w:w="180" w:type="dxa"/>
+              <w:bottom w:w="120" w:type="dxa"/>
+              <w:right w:w="180" w:type="dxa"/>
+            </w:tcMar>
+            <w:vAlign w:val="center"/>
+            <w:hideMark/>
+          </w:tcPr>
+          <w:p>
+            <w:pPr>
+              <w:rPr>
+                <w:rFonts w:hint="eastAsia"/>
+              </w:rPr>
+            </w:pPr>
+            <w:r>
+              <w:t>10 | 10 | 0000</w:t>
+            </w:r>
+          </w:p>
+        </w:tc>
+        <w:tc>
+          <w:tcPr>
+            <w:tcW w:w="0" w:type="auto"/>
+            <w:tcBorders>
+              <w:top w:val="single" w:sz="6" w:space="0" w:color="C4C7C5"/>
+              <w:left w:val="single" w:sz="6" w:space="0" w:color="C4C7C5"/>
+              <w:bottom w:val="single" w:sz="6" w:space="0" w:color="C4C7C5"/>
+              <w:right w:val="single" w:sz="6" w:space="0" w:color="C4C7C5"/>
+            </w:tcBorders>
+            <w:tcMar>
+              <w:top w:w="120" w:type="dxa"/>
+              <w:left w:w="180" w:type="dxa"/>
+              <w:bottom w:w="120" w:type="dxa"/>
+              <w:right w:w="180" w:type="dxa"/>
+            </w:tcMar>
+            <w:vAlign w:val="center"/>
+            <w:hideMark/>
+          </w:tcPr>
+          <w:p>
+            <w:pPr>
+              <w:rPr>
+                <w:rFonts w:hint="eastAsia"/>
+              </w:rPr>
+            </w:pPr>
+            <w:r>
+              <w:rPr>
+                <w:b/>
+                <w:bCs/>
+              </w:rPr>
+              <w:t>0xA0</w:t>
+            </w:r>
+          </w:p>
+        </w:tc>
+        <w:tc>
+          <w:tcPr>
+            <w:tcW w:w="0" w:type="auto"/>
+            <w:tcBorders>
+              <w:top w:val="single" w:sz="6" w:space="0" w:color="C4C7C5"/>
+              <w:left w:val="single" w:sz="6" w:space="0" w:color="C4C7C5"/>
+              <w:bottom w:val="single" w:sz="6" w:space="0" w:color="C4C7C5"/>
+              <w:right w:val="single" w:sz="6" w:space="0" w:color="C4C7C5"/>
+            </w:tcBorders>
+            <w:tcMar>
+              <w:top w:w="120" w:type="dxa"/>
+              <w:left w:w="180" w:type="dxa"/>
+              <w:bottom w:w="120" w:type="dxa"/>
+              <w:right w:w="180" w:type="dxa"/>
+            </w:tcMar>
+            <w:vAlign w:val="center"/>
+            <w:hideMark/>
+          </w:tcPr>
+          <w:p>
+            <w:pPr>
+              <w:rPr>
+                <w:rFonts w:hint="eastAsia"/>
+              </w:rPr>
+            </w:pPr>
+            <w:r>
+              <w:t>初始化累加结果寄存器 R[2] = 0</w:t>
+            </w:r>
+          </w:p>
+        </w:tc>
+      </w:tr>
+      <w:tr>
+        <w:trPr>
+          <w:tblCellSpacing w:w="15" w:type="dxa"/>
+        </w:trPr>
+        <w:tc>
+          <w:tcPr>
+            <w:tcW w:w="0" w:type="auto"/>
+            <w:tcBorders>
+              <w:top w:val="single" w:sz="6" w:space="0" w:color="C4C7C5"/>
+              <w:left w:val="single" w:sz="6" w:space="0" w:color="C4C7C5"/>
+              <w:bottom w:val="single" w:sz="6" w:space="0" w:color="C4C7C5"/>
+              <w:right w:val="single" w:sz="6" w:space="0" w:color="C4C7C5"/>
+            </w:tcBorders>
+            <w:tcMar>
+              <w:top w:w="120" w:type="dxa"/>
+              <w:left w:w="180" w:type="dxa"/>
+              <w:bottom w:w="120" w:type="dxa"/>
+              <w:right w:w="180" w:type="dxa"/>
+            </w:tcMar>
+            <w:vAlign w:val="center"/>
+            <w:hideMark/>
+          </w:tcPr>
+          <w:p>
+            <w:pPr>
+              <w:rPr>
+                <w:rFonts w:hint="eastAsia"/>
+              </w:rPr>
+            </w:pPr>
+            <w:r>
+              <w:rPr>
+                <w:b/>
+                <w:bCs/>
+              </w:rPr>
+              <w:t>3</w:t>
+            </w:r>
+          </w:p>
+        </w:tc>
+        <w:tc>
+          <w:tcPr>
+            <w:tcW w:w="0" w:type="auto"/>
+            <w:tcBorders>
+              <w:top w:val="single" w:sz="6" w:space="0" w:color="C4C7C5"/>
+              <w:left w:val="single" w:sz="6" w:space="0" w:color="C4C7C5"/>
+              <w:bottom w:val="single" w:sz="6" w:space="0" w:color="C4C7C5"/>
+              <w:right w:val="single" w:sz="6" w:space="0" w:color="C4C7C5"/>
+            </w:tcBorders>
+            <w:tcMar>
+              <w:top w:w="120" w:type="dxa"/>
+              <w:left w:w="180" w:type="dxa"/>
+              <w:bottom w:w="120" w:type="dxa"/>
+              <w:right w:w="180" w:type="dxa"/>
+            </w:tcMar>
+            <w:vAlign w:val="center"/>
+            <w:hideMark/>
+          </w:tcPr>
+          <w:p>
+            <w:pPr>
+              <w:rPr>
+                <w:rFonts w:hint="eastAsia"/>
+              </w:rPr>
+            </w:pPr>
+            <w:r>
+              <w:t>li r3, 2</w:t>
+            </w:r>
+          </w:p>
+        </w:tc>
+        <w:tc>
+          <w:tcPr>
+            <w:tcW w:w="0" w:type="auto"/>
+            <w:tcBorders>
+              <w:top w:val="single" w:sz="6" w:space="0" w:color="C4C7C5"/>
+              <w:left w:val="single" w:sz="6" w:space="0" w:color="C4C7C5"/>
+              <w:bottom w:val="single" w:sz="6" w:space="0" w:color="C4C7C5"/>
+              <w:right w:val="single" w:sz="6" w:space="0" w:color="C4C7C5"/>
+            </w:tcBorders>
+            <w:tcMar>
+              <w:top w:w="120" w:type="dxa"/>
+              <w:left w:w="180" w:type="dxa"/>
+              <w:bottom w:w="120" w:type="dxa"/>
+              <w:right w:w="180" w:type="dxa"/>
+            </w:tcMar>
+            <w:vAlign w:val="center"/>
+            <w:hideMark/>
+          </w:tcPr>
+          <w:p>
+            <w:pPr>
+              <w:rPr>
+                <w:rFonts w:hint="eastAsia"/>
+              </w:rPr>
+            </w:pPr>
+            <w:r>
+              <w:t>10 | 11 | 0010</w:t>
+            </w:r>
+          </w:p>
+        </w:tc>
+        <w:tc>
+          <w:tcPr>
+            <w:tcW w:w="0" w:type="auto"/>
+            <w:tcBorders>
+              <w:top w:val="single" w:sz="6" w:space="0" w:color="C4C7C5"/>
+              <w:left w:val="single" w:sz="6" w:space="0" w:color="C4C7C5"/>
+              <w:bottom w:val="single" w:sz="6" w:space="0" w:color="C4C7C5"/>
+              <w:right w:val="single" w:sz="6" w:space="0" w:color="C4C7C5"/>
+            </w:tcBorders>
+            <w:tcMar>
+              <w:top w:w="120" w:type="dxa"/>
+              <w:left w:w="180" w:type="dxa"/>
+              <w:bottom w:w="120" w:type="dxa"/>
+              <w:right w:w="180" w:type="dxa"/>
+            </w:tcMar>
+            <w:vAlign w:val="center"/>
+            <w:hideMark/>
+          </w:tcPr>
+          <w:p>
+            <w:pPr>
+              <w:rPr>
+                <w:rFonts w:hint="eastAsia"/>
+              </w:rPr>
+            </w:pPr>
+            <w:r>
+              <w:rPr>
+                <w:b/>
+                <w:bCs/>
+              </w:rPr>
+              <w:t>0xB2</w:t>
+            </w:r>
+          </w:p>
+        </w:tc>
+        <w:tc>
+          <w:tcPr>
+            <w:tcW w:w="0" w:type="auto"/>
+            <w:tcBorders>
+              <w:top w:val="single" w:sz="6" w:space="0" w:color="C4C7C5"/>
+              <w:left w:val="single" w:sz="6" w:space="0" w:color="C4C7C5"/>
+              <w:bottom w:val="single" w:sz="6" w:space="0" w:color="C4C7C5"/>
+              <w:right w:val="single" w:sz="6" w:space="0" w:color="C4C7C5"/>
+            </w:tcBorders>
+            <w:tcMar>
+              <w:top w:w="120" w:type="dxa"/>
+              <w:left w:w="180" w:type="dxa"/>
+              <w:bottom w:w="120" w:type="dxa"/>
+              <w:right w:w="180" w:type="dxa"/>
+            </w:tcMar>
+            <w:vAlign w:val="center"/>
+            <w:hideMark/>
+          </w:tcPr>
+          <w:p>
+            <w:pPr>
+              <w:rPr>
+                <w:rFonts w:hint="eastAsia"/>
+              </w:rPr>
+            </w:pPr>
+            <w:r>
+              <w:t>设置步长 R[3] = 2</w:t>
+            </w:r>
+          </w:p>
+        </w:tc>
+      </w:tr>
+      <w:tr>
+        <w:trPr>
+          <w:tblCellSpacing w:w="15" w:type="dxa"/>
+        </w:trPr>
+        <w:tc>
+          <w:tcPr>
+            <w:tcW w:w="0" w:type="auto"/>
+            <w:tcBorders>
+              <w:top w:val="single" w:sz="6" w:space="0" w:color="C4C7C5"/>
+              <w:left w:val="single" w:sz="6" w:space="0" w:color="C4C7C5"/>
+              <w:bottom w:val="single" w:sz="6" w:space="0" w:color="C4C7C5"/>
+              <w:right w:val="single" w:sz="6" w:space="0" w:color="C4C7C5"/>
+            </w:tcBorders>
+            <w:tcMar>
+              <w:top w:w="120" w:type="dxa"/>
+              <w:left w:w="180" w:type="dxa"/>
+              <w:bottom w:w="120" w:type="dxa"/>
+              <w:right w:w="180" w:type="dxa"/>
+            </w:tcMar>
+            <w:vAlign w:val="center"/>
+            <w:hideMark/>
+          </w:tcPr>
+          <w:p>
+            <w:pPr>
+              <w:rPr>
+                <w:rFonts w:hint="eastAsia"/>
+              </w:rPr>
+            </w:pPr>
+            <w:r>
+              <w:rPr>
+                <w:b/>
+                <w:bCs/>
+              </w:rPr>
+              <w:t>4</w:t>
+            </w:r>
+          </w:p>
+        </w:tc>
+        <w:tc>
+          <w:tcPr>
+            <w:tcW w:w="0" w:type="auto"/>
+            <w:tcBorders>
+              <w:top w:val="single" w:sz="6" w:space="0" w:color="C4C7C5"/>
+              <w:left w:val="single" w:sz="6" w:space="0" w:color="C4C7C5"/>
+              <w:bottom w:val="single" w:sz="6" w:space="0" w:color="C4C7C5"/>
+              <w:right w:val="single" w:sz="6" w:space="0" w:color="C4C7C5"/>
+            </w:tcBorders>
+            <w:tcMar>
+              <w:top w:w="120" w:type="dxa"/>
+              <w:left w:w="180" w:type="dxa"/>
+              <w:bottom w:w="120" w:type="dxa"/>
+              <w:right w:w="180" w:type="dxa"/>
+            </w:tcMar>
+            <w:vAlign w:val="center"/>
+            <w:hideMark/>
+          </w:tcPr>
+          <w:p>
+            <w:pPr>
+              <w:rPr>
+                <w:rFonts w:hint="eastAsia"/>
+              </w:rPr>
+            </w:pPr>
+            <w:r>
+              <w:t>add r2, r2, r1</w:t>
+            </w:r>
+          </w:p>
+        </w:tc>
+        <w:tc>
+          <w:tcPr>
+            <w:tcW w:w="0" w:type="auto"/>
+            <w:tcBorders>
+              <w:top w:val="single" w:sz="6" w:space="0" w:color="C4C7C5"/>
+              <w:left w:val="single" w:sz="6" w:space="0" w:color="C4C7C5"/>
+              <w:bottom w:val="single" w:sz="6" w:space="0" w:color="C4C7C5"/>
+              <w:right w:val="single" w:sz="6" w:space="0" w:color="C4C7C5"/>
+            </w:tcBorders>
+            <w:tcMar>
+              <w:top w:w="120" w:type="dxa"/>
+              <w:left w:w="180" w:type="dxa"/>
+              <w:bottom w:w="120" w:type="dxa"/>
+              <w:right w:w="180" w:type="dxa"/>
+            </w:tcMar>
+            <w:vAlign w:val="center"/>
+            <w:hideMark/>
+          </w:tcPr>
+          <w:p>
+            <w:pPr>
+              <w:rPr>
+                <w:rFonts w:hint="eastAsia"/>
+              </w:rPr>
+            </w:pPr>
+            <w:r>
+              <w:t>00 | 10 | 10 | 01</w:t>
+            </w:r>
+          </w:p>
+        </w:tc>
+        <w:tc>
+          <w:tcPr>
+            <w:tcW w:w="0" w:type="auto"/>
+            <w:tcBorders>
+              <w:top w:val="single" w:sz="6" w:space="0" w:color="C4C7C5"/>
+              <w:left w:val="single" w:sz="6" w:space="0" w:color="C4C7C5"/>
+              <w:bottom w:val="single" w:sz="6" w:space="0" w:color="C4C7C5"/>
+              <w:right w:val="single" w:sz="6" w:space="0" w:color="C4C7C5"/>
+            </w:tcBorders>
+            <w:tcMar>
+              <w:top w:w="120" w:type="dxa"/>
+              <w:left w:w="180" w:type="dxa"/>
+              <w:bottom w:w="120" w:type="dxa"/>
+              <w:right w:w="180" w:type="dxa"/>
+            </w:tcMar>
+            <w:vAlign w:val="center"/>
+            <w:hideMark/>
+          </w:tcPr>
+          <w:p>
+            <w:pPr>
+              <w:rPr>
+                <w:rFonts w:hint="eastAsia"/>
+              </w:rPr>
+            </w:pPr>
+            <w:r>
+              <w:rPr>
+                <w:b/>
+                <w:bCs/>
+              </w:rPr>
+              <w:t>0x29</w:t>
+            </w:r>
+          </w:p>
+        </w:tc>
+        <w:tc>
+          <w:tcPr>
+            <w:tcW w:w="0" w:type="auto"/>
+            <w:tcBorders>
+              <w:top w:val="single" w:sz="6" w:space="0" w:color="C4C7C5"/>
+              <w:left w:val="single" w:sz="6" w:space="0" w:color="C4C7C5"/>
+              <w:bottom w:val="single" w:sz="6" w:space="0" w:color="C4C7C5"/>
+              <w:right w:val="single" w:sz="6" w:space="0" w:color="C4C7C5"/>
+            </w:tcBorders>
+            <w:tcMar>
+              <w:top w:w="120" w:type="dxa"/>
+              <w:left w:w="180" w:type="dxa"/>
+              <w:bottom w:w="120" w:type="dxa"/>
+              <w:right w:w="180" w:type="dxa"/>
+            </w:tcMar>
+            <w:vAlign w:val="center"/>
+            <w:hideMark/>
+          </w:tcPr>
+          <w:p>
+            <w:pPr>
+              <w:rPr>
+                <w:rFonts w:hint="eastAsia"/>
+              </w:rPr>
+            </w:pPr>
+            <w:r>
+              <w:rPr>
+                <w:b/>
+                <w:bCs/>
+              </w:rPr>
+              <w:t>【循环体】</w:t>
+            </w:r>
+            <w:r>
+              <w:t xml:space="preserve"> 累加奇数：R[2] = R[2] + R[1]</w:t>
+            </w:r>
+          </w:p>
+        </w:tc>
+      </w:tr>
+      <w:tr>
+        <w:trPr>
+          <w:tblCellSpacing w:w="15" w:type="dxa"/>
+        </w:trPr>
+        <w:tc>
+          <w:tcPr>
+            <w:tcW w:w="0" w:type="auto"/>
+            <w:tcBorders>
+              <w:top w:val="single" w:sz="6" w:space="0" w:color="C4C7C5"/>
+              <w:left w:val="single" w:sz="6" w:space="0" w:color="C4C7C5"/>
+              <w:bottom w:val="single" w:sz="6" w:space="0" w:color="C4C7C5"/>
+              <w:right w:val="single" w:sz="6" w:space="0" w:color="C4C7C5"/>
+            </w:tcBorders>
+            <w:tcMar>
+              <w:top w:w="120" w:type="dxa"/>
+              <w:left w:w="180" w:type="dxa"/>
+              <w:bottom w:w="120" w:type="dxa"/>
+              <w:right w:w="180" w:type="dxa"/>
+            </w:tcMar>
+            <w:vAlign w:val="center"/>
+            <w:hideMark/>
+          </w:tcPr>
+          <w:p>
+            <w:pPr>
+              <w:rPr>
+                <w:rFonts w:hint="eastAsia"/>
+              </w:rPr>
+            </w:pPr>
+            <w:r>
+              <w:rPr>
+                <w:b/>
+                <w:bCs/>
+              </w:rPr>
+              <w:t>5</w:t>
+            </w:r>
+          </w:p>
+        </w:tc>
+        <w:tc>
+          <w:tcPr>
+            <w:tcW w:w="0" w:type="auto"/>
+            <w:tcBorders>
+              <w:top w:val="single" w:sz="6" w:space="0" w:color="C4C7C5"/>
+              <w:left w:val="single" w:sz="6" w:space="0" w:color="C4C7C5"/>
+              <w:bottom w:val="single" w:sz="6" w:space="0" w:color="C4C7C5"/>
+              <w:right w:val="single" w:sz="6" w:space="0" w:color="C4C7C5"/>
+            </w:tcBorders>
+            <w:tcMar>
+              <w:top w:w="120" w:type="dxa"/>
+              <w:left w:w="180" w:type="dxa"/>
+              <w:bottom w:w="120" w:type="dxa"/>
+              <w:right w:w="180" w:type="dxa"/>
+            </w:tcMar>
+            <w:vAlign w:val="center"/>
+            <w:hideMark/>
+          </w:tcPr>
+          <w:p>
+            <w:pPr>
+              <w:rPr>
+                <w:rFonts w:hint="eastAsia"/>
+              </w:rPr>
+            </w:pPr>
+            <w:r>
+              <w:t>add r1, r1, r3</w:t>
+            </w:r>
+          </w:p>
+        </w:tc>
+        <w:tc>
+          <w:tcPr>
+            <w:tcW w:w="0" w:type="auto"/>
+            <w:tcBorders>
+              <w:top w:val="single" w:sz="6" w:space="0" w:color="C4C7C5"/>
+              <w:left w:val="single" w:sz="6" w:space="0" w:color="C4C7C5"/>
+              <w:bottom w:val="single" w:sz="6" w:space="0" w:color="C4C7C5"/>
+              <w:right w:val="single" w:sz="6" w:space="0" w:color="C4C7C5"/>
+            </w:tcBorders>
+            <w:tcMar>
+              <w:top w:w="120" w:type="dxa"/>
+              <w:left w:w="180" w:type="dxa"/>
+              <w:bottom w:w="120" w:type="dxa"/>
+              <w:right w:w="180" w:type="dxa"/>
+            </w:tcMar>
+            <w:vAlign w:val="center"/>
+            <w:hideMark/>
+          </w:tcPr>
+          <w:p>
+            <w:pPr>
+              <w:rPr>
+                <w:rFonts w:hint="eastAsia"/>
+              </w:rPr>
+            </w:pPr>
+            <w:r>
+              <w:t>00 | 01 | 01 | 11</w:t>
+            </w:r>
+          </w:p>
+        </w:tc>
+        <w:tc>
+          <w:tcPr>
+            <w:tcW w:w="0" w:type="auto"/>
+            <w:tcBorders>
+              <w:top w:val="single" w:sz="6" w:space="0" w:color="C4C7C5"/>
+              <w:left w:val="single" w:sz="6" w:space="0" w:color="C4C7C5"/>
+              <w:bottom w:val="single" w:sz="6" w:space="0" w:color="C4C7C5"/>
+              <w:right w:val="single" w:sz="6" w:space="0" w:color="C4C7C5"/>
+            </w:tcBorders>
+            <w:tcMar>
+              <w:top w:w="120" w:type="dxa"/>
+              <w:left w:w="180" w:type="dxa"/>
+              <w:bottom w:w="120" w:type="dxa"/>
+              <w:right w:w="180" w:type="dxa"/>
+            </w:tcMar>
+            <w:vAlign w:val="center"/>
+            <w:hideMark/>
+          </w:tcPr>
+          <w:p>
+            <w:pPr>
+              <w:rPr>
+                <w:rFonts w:hint="eastAsia"/>
+              </w:rPr>
+            </w:pPr>
+            <w:r>
+              <w:rPr>
+                <w:b/>
+                <w:bCs/>
+              </w:rPr>
+              <w:t>0x17</w:t>
+            </w:r>
+          </w:p>
+        </w:tc>
+        <w:tc>
+          <w:tcPr>
+            <w:tcW w:w="0" w:type="auto"/>
+            <w:tcBorders>
+              <w:top w:val="single" w:sz="6" w:space="0" w:color="C4C7C5"/>
+              <w:left w:val="single" w:sz="6" w:space="0" w:color="C4C7C5"/>
+              <w:bottom w:val="single" w:sz="6" w:space="0" w:color="C4C7C5"/>
+              <w:right w:val="single" w:sz="6" w:space="0" w:color="C4C7C5"/>
+            </w:tcBorders>
+            <w:tcMar>
+              <w:top w:w="120" w:type="dxa"/>
+              <w:left w:w="180" w:type="dxa"/>
+              <w:bottom w:w="120" w:type="dxa"/>
+              <w:right w:w="180" w:type="dxa"/>
+            </w:tcMar>
+            <w:vAlign w:val="center"/>
+            <w:hideMark/>
+          </w:tcPr>
+          <w:p>
+            <w:pPr>
+              <w:rPr>
+                <w:rFonts w:hint="eastAsia"/>
+              </w:rPr>
+            </w:pPr>
+            <w:r>
+              <w:rPr>
+                <w:b/>
+                <w:bCs/>
+              </w:rPr>
+              <w:t>【循环体】</w:t>
+            </w:r>
+            <w:r>
+              <w:t xml:space="preserve"> 计数器加 2：R[1] = R[1] + R[3]</w:t>
+            </w:r>
+          </w:p>
+        </w:tc>
+      </w:tr>
+      <w:tr>
+        <w:trPr>
+          <w:tblCellSpacing w:w="15" w:type="dxa"/>
+        </w:trPr>
+        <w:tc>
+          <w:tcPr>
+            <w:tcW w:w="0" w:type="auto"/>
+            <w:tcBorders>
+              <w:top w:val="single" w:sz="6" w:space="0" w:color="C4C7C5"/>
+              <w:left w:val="single" w:sz="6" w:space="0" w:color="C4C7C5"/>
+              <w:bottom w:val="single" w:sz="6" w:space="0" w:color="C4C7C5"/>
+              <w:right w:val="single" w:sz="6" w:space="0" w:color="C4C7C5"/>
+            </w:tcBorders>
+            <w:tcMar>
+              <w:top w:w="120" w:type="dxa"/>
+              <w:left w:w="180" w:type="dxa"/>
+              <w:bottom w:w="120" w:type="dxa"/>
+              <w:right w:w="180" w:type="dxa"/>
+            </w:tcMar>
+            <w:vAlign w:val="center"/>
+            <w:hideMark/>
+          </w:tcPr>
+          <w:p>
+            <w:pPr>
+              <w:rPr>
+                <w:rFonts w:hint="eastAsia"/>
+              </w:rPr>
+            </w:pPr>
+            <w:r>
+              <w:rPr>
+                <w:b/>
+                <w:bCs/>
+              </w:rPr>
+              <w:lastRenderedPageBreak/>
+              <w:t>6</w:t>
+            </w:r>
+          </w:p>
+        </w:tc>
+        <w:tc>
+          <w:tcPr>
+            <w:tcW w:w="0" w:type="auto"/>
+            <w:tcBorders>
+              <w:top w:val="single" w:sz="6" w:space="0" w:color="C4C7C5"/>
+              <w:left w:val="single" w:sz="6" w:space="0" w:color="C4C7C5"/>
+              <w:bottom w:val="single" w:sz="6" w:space="0" w:color="C4C7C5"/>
+              <w:right w:val="single" w:sz="6" w:space="0" w:color="C4C7C5"/>
+            </w:tcBorders>
+            <w:tcMar>
+              <w:top w:w="120" w:type="dxa"/>
+              <w:left w:w="180" w:type="dxa"/>
+              <w:bottom w:w="120" w:type="dxa"/>
+              <w:right w:w="180" w:type="dxa"/>
+            </w:tcMar>
+            <w:vAlign w:val="center"/>
+            <w:hideMark/>
+          </w:tcPr>
+          <w:p>
+            <w:pPr>
+              <w:rPr>
+                <w:rFonts w:hint="eastAsia"/>
+              </w:rPr>
+            </w:pPr>
+            <w:r>
+              <w:t>bner0 r1, 4</w:t>
+            </w:r>
+          </w:p>
+        </w:tc>
+        <w:tc>
+          <w:tcPr>
+            <w:tcW w:w="0" w:type="auto"/>
+            <w:tcBorders>
+              <w:top w:val="single" w:sz="6" w:space="0" w:color="C4C7C5"/>
+              <w:left w:val="single" w:sz="6" w:space="0" w:color="C4C7C5"/>
+              <w:bottom w:val="single" w:sz="6" w:space="0" w:color="C4C7C5"/>
+              <w:right w:val="single" w:sz="6" w:space="0" w:color="C4C7C5"/>
+            </w:tcBorders>
+            <w:tcMar>
+              <w:top w:w="120" w:type="dxa"/>
+              <w:left w:w="180" w:type="dxa"/>
+              <w:bottom w:w="120" w:type="dxa"/>
+              <w:right w:w="180" w:type="dxa"/>
+            </w:tcMar>
+            <w:vAlign w:val="center"/>
+            <w:hideMark/>
+          </w:tcPr>
+          <w:p>
+            <w:pPr>
+              <w:rPr>
+                <w:rFonts w:hint="eastAsia"/>
+              </w:rPr>
+            </w:pPr>
+            <w:r>
+              <w:t>11 | 0100 | 01</w:t>
+            </w:r>
+          </w:p>
+        </w:tc>
+        <w:tc>
+          <w:tcPr>
+            <w:tcW w:w="0" w:type="auto"/>
+            <w:tcBorders>
+              <w:top w:val="single" w:sz="6" w:space="0" w:color="C4C7C5"/>
+              <w:left w:val="single" w:sz="6" w:space="0" w:color="C4C7C5"/>
+              <w:bottom w:val="single" w:sz="6" w:space="0" w:color="C4C7C5"/>
+              <w:right w:val="single" w:sz="6" w:space="0" w:color="C4C7C5"/>
+            </w:tcBorders>
+            <w:tcMar>
+              <w:top w:w="120" w:type="dxa"/>
+              <w:left w:w="180" w:type="dxa"/>
+              <w:bottom w:w="120" w:type="dxa"/>
+              <w:right w:w="180" w:type="dxa"/>
+            </w:tcMar>
+            <w:vAlign w:val="center"/>
+            <w:hideMark/>
+          </w:tcPr>
+          <w:p>
+            <w:pPr>
+              <w:rPr>
+                <w:rFonts w:hint="eastAsia"/>
+              </w:rPr>
+            </w:pPr>
+            <w:r>
+              <w:rPr>
+                <w:b/>
+                <w:bCs/>
+              </w:rPr>
+              <w:t>0xD1</w:t>
+            </w:r>
+          </w:p>
+        </w:tc>
+        <w:tc>
+          <w:tcPr>
+            <w:tcW w:w="0" w:type="auto"/>
+            <w:tcBorders>
+              <w:top w:val="single" w:sz="6" w:space="0" w:color="C4C7C5"/>
+              <w:left w:val="single" w:sz="6" w:space="0" w:color="C4C7C5"/>
+              <w:bottom w:val="single" w:sz="6" w:space="0" w:color="C4C7C5"/>
+              <w:right w:val="single" w:sz="6" w:space="0" w:color="C4C7C5"/>
+            </w:tcBorders>
+            <w:tcMar>
+              <w:top w:w="120" w:type="dxa"/>
+              <w:left w:w="180" w:type="dxa"/>
+              <w:bottom w:w="120" w:type="dxa"/>
+              <w:right w:w="180" w:type="dxa"/>
+            </w:tcMar>
+            <w:vAlign w:val="center"/>
+            <w:hideMark/>
+          </w:tcPr>
+          <w:p>
+            <w:pPr>
+              <w:rPr>
+                <w:rFonts w:hint="eastAsia"/>
+              </w:rPr>
+            </w:pPr>
+            <w:r>
+              <w:rPr>
+                <w:b/>
+                <w:bCs/>
+              </w:rPr>
+              <w:t>【跳转】</w:t>
+            </w:r>
+            <w:r>
+              <w:t xml:space="preserve"> 若 R[1] </w:t>
+            </w:r>
+            <w:r>
+              <w:rPr>
+                <w:rFonts w:hint="eastAsia"/>
+              </w:rPr>
+              <w:t>!=</w:t>
+            </w:r>
+            <w:r>
+              <w:t xml:space="preserve"> R[0] (未到11)，跳回地址 4</w:t>
+            </w:r>
+          </w:p>
+        </w:tc>
+      </w:tr>
+      <w:tr>
+        <w:trPr>
+          <w:tblCellSpacing w:w="15" w:type="dxa"/>
+        </w:trPr>
+        <w:tc>
+          <w:tcPr>
+            <w:tcW w:w="0" w:type="auto"/>
+            <w:tcBorders>
+              <w:top w:val="single" w:sz="6" w:space="0" w:color="C4C7C5"/>
+              <w:left w:val="single" w:sz="6" w:space="0" w:color="C4C7C5"/>
+              <w:bottom w:val="single" w:sz="6" w:space="0" w:color="C4C7C5"/>
+              <w:right w:val="single" w:sz="6" w:space="0" w:color="C4C7C5"/>
+            </w:tcBorders>
+            <w:tcMar>
+              <w:top w:w="120" w:type="dxa"/>
+              <w:left w:w="180" w:type="dxa"/>
+              <w:bottom w:w="120" w:type="dxa"/>
+              <w:right w:w="180" w:type="dxa"/>
+            </w:tcMar>
+            <w:vAlign w:val="center"/>
+            <w:hideMark/>
+          </w:tcPr>
+          <w:p>
+            <w:pPr>
+              <w:rPr>
+                <w:rFonts w:hint="eastAsia"/>
+              </w:rPr>
+            </w:pPr>
+            <w:r>
+              <w:rPr>
+                <w:b/>
+                <w:bCs/>
+              </w:rPr>
+              <w:t>7</w:t>
+            </w:r>
+          </w:p>
+        </w:tc>
+        <w:tc>
+          <w:tcPr>
+            <w:tcW w:w="0" w:type="auto"/>
+            <w:tcBorders>
+              <w:top w:val="single" w:sz="6" w:space="0" w:color="C4C7C5"/>
+              <w:left w:val="single" w:sz="6" w:space="0" w:color="C4C7C5"/>
+              <w:bottom w:val="single" w:sz="6" w:space="0" w:color="C4C7C5"/>
+              <w:right w:val="single" w:sz="6" w:space="0" w:color="C4C7C5"/>
+            </w:tcBorders>
+            <w:tcMar>
+              <w:top w:w="120" w:type="dxa"/>
+              <w:left w:w="180" w:type="dxa"/>
+              <w:bottom w:w="120" w:type="dxa"/>
+              <w:right w:w="180" w:type="dxa"/>
+            </w:tcMar>
+            <w:vAlign w:val="center"/>
+            <w:hideMark/>
+          </w:tcPr>
+          <w:p>
+            <w:pPr>
+              <w:rPr>
+                <w:rFonts w:hint="eastAsia"/>
+              </w:rPr>
+            </w:pPr>
+            <w:r>
+              <w:t>bner0 r3, 7</w:t>
+            </w:r>
+          </w:p>
+        </w:tc>
+        <w:tc>
+          <w:tcPr>
+            <w:tcW w:w="0" w:type="auto"/>
+            <w:tcBorders>
+              <w:top w:val="single" w:sz="6" w:space="0" w:color="C4C7C5"/>
+              <w:left w:val="single" w:sz="6" w:space="0" w:color="C4C7C5"/>
+              <w:bottom w:val="single" w:sz="6" w:space="0" w:color="C4C7C5"/>
+              <w:right w:val="single" w:sz="6" w:space="0" w:color="C4C7C5"/>
+            </w:tcBorders>
+            <w:tcMar>
+              <w:top w:w="120" w:type="dxa"/>
+              <w:left w:w="180" w:type="dxa"/>
+              <w:bottom w:w="120" w:type="dxa"/>
+              <w:right w:w="180" w:type="dxa"/>
+            </w:tcMar>
+            <w:vAlign w:val="center"/>
+            <w:hideMark/>
+          </w:tcPr>
+          <w:p>
+            <w:pPr>
+              <w:rPr>
+                <w:rFonts w:hint="eastAsia"/>
+              </w:rPr>
+            </w:pPr>
+            <w:r>
+              <w:t>11 | 0111 | 11</w:t>
+            </w:r>
+          </w:p>
+        </w:tc>
+        <w:tc>
+          <w:tcPr>
+            <w:tcW w:w="0" w:type="auto"/>
+            <w:tcBorders>
+              <w:top w:val="single" w:sz="6" w:space="0" w:color="C4C7C5"/>
+              <w:left w:val="single" w:sz="6" w:space="0" w:color="C4C7C5"/>
+              <w:bottom w:val="single" w:sz="6" w:space="0" w:color="C4C7C5"/>
+              <w:right w:val="single" w:sz="6" w:space="0" w:color="C4C7C5"/>
+            </w:tcBorders>
+            <w:tcMar>
+              <w:top w:w="120" w:type="dxa"/>
+              <w:left w:w="180" w:type="dxa"/>
+              <w:bottom w:w="120" w:type="dxa"/>
+              <w:right w:w="180" w:type="dxa"/>
+            </w:tcMar>
+            <w:vAlign w:val="center"/>
+            <w:hideMark/>
+          </w:tcPr>
+          <w:p>
+            <w:pPr>
+              <w:rPr>
+                <w:rFonts w:hint="eastAsia"/>
+              </w:rPr>
+            </w:pPr>
+            <w:r>
+              <w:rPr>
+                <w:b/>
+                <w:bCs/>
+              </w:rPr>
+              <w:t>0xDF</w:t>
+            </w:r>
+          </w:p>
+        </w:tc>
+        <w:tc>
+          <w:tcPr>
+            <w:tcW w:w="0" w:type="auto"/>
+            <w:tcBorders>
+              <w:top w:val="single" w:sz="6" w:space="0" w:color="C4C7C5"/>
+              <w:left w:val="single" w:sz="6" w:space="0" w:color="C4C7C5"/>
+              <w:bottom w:val="single" w:sz="6" w:space="0" w:color="C4C7C5"/>
+              <w:right w:val="single" w:sz="6" w:space="0" w:color="C4C7C5"/>
+            </w:tcBorders>
+            <w:tcMar>
+              <w:top w:w="120" w:type="dxa"/>
+              <w:left w:w="180" w:type="dxa"/>
+              <w:bottom w:w="120" w:type="dxa"/>
+              <w:right w:w="180" w:type="dxa"/>
+            </w:tcMar>
+            <w:vAlign w:val="center"/>
+            <w:hideMark/>
+          </w:tcPr>
+          <w:p>
+            <w:pPr>
+              <w:rPr>
+                <w:rFonts w:hint="eastAsia"/>
+              </w:rPr>
+            </w:pPr>
+            <w:r>
+              <w:rPr>
+                <w:b/>
+                <w:bCs/>
+              </w:rPr>
+              <w:t>【停机】</w:t>
+            </w:r>
+            <w:r>
+              <w:t xml:space="preserve"> 若 R[3] </w:t>
+            </w:r>
+            <w:r>
+              <w:rPr>
+                <w:rFonts w:hint="eastAsia"/>
+              </w:rPr>
+              <w:t>!=</w:t>
+            </w:r>
+            <w:r>
+              <w:t xml:space="preserve"> R[0](2 </w:t>
+            </w:r>
+            <w:r>
+              <w:rPr>
+                <w:rFonts w:hint="eastAsia"/>
+              </w:rPr>
+              <w:t xml:space="preserve">!= </w:t>
+            </w:r>
+            <w:r>
+              <w:t>11)，原地死循环</w:t>
+            </w:r>
+          </w:p>
+        </w:tc>
+      </w:tr>
+    </w:tbl>
+    <w:p>
+      <w:pPr>
+        <w:rPr>
+          <w:rFonts w:hint="eastAsia"/>
+        </w:rPr>
+      </w:pPr>
+      <w:r>
+        <w:drawing>
+          <wp:inline distT="0" distB="0" distL="0" distR="0" wp14:anchorId="08B580E5" wp14:editId="2FF21550">
+            <wp:extent cx="5274310" cy="2910840"/>
+            <wp:effectExtent l="0" t="0" r="2540" b="3810"/>
+            <wp:docPr id="535774779" name="图片 1"/>
+            <wp:cNvGraphicFramePr>
+              <a:graphicFrameLocks xmlns:a="http://schemas.openxmlformats.org/drawingml/2006/main" noChangeAspect="1"/>
+            </wp:cNvGraphicFramePr>
+            <a:graphic xmlns:a="http://schemas.openxmlformats.org/drawingml/2006/main">
+              <a:graphicData uri="http://schemas.openxmlformats.org/drawingml/2006/picture">
+                <pic:pic xmlns:pic="http://schemas.openxmlformats.org/drawingml/2006/picture">
+                  <pic:nvPicPr>
+                    <pic:cNvPr id="535774779" name=""/>
+                    <pic:cNvPicPr/>
+                  </pic:nvPicPr>
+                  <pic:blipFill>
+                    <a:blip r:embed="rId17"/>
+                    <a:stretch>
+                      <a:fillRect/>
+                    </a:stretch>
+                  </pic:blipFill>
+                  <pic:spPr>
+                    <a:xfrm>
+                      <a:off x="0" y="0"/>
+                      <a:ext cx="5274310" cy="2910840"/>
+                    </a:xfrm>
+                    <a:prstGeom prst="rect">
+                      <a:avLst/>
+                    </a:prstGeom>
+                  </pic:spPr>
+                </pic:pic>
+              </a:graphicData>
+            </a:graphic>
+          </wp:inline>
+        </w:drawing>
+      </w:r>
+    </w:p>
+    <w:p>
+      <w:pPr>
+        <w:rPr>
+          <w:rFonts w:hint="eastAsia"/>
+        </w:rPr>
+      </w:pPr>
+      <w:r>
+        <w:rPr>
+          <w:b/>
+          <w:bCs/>
+        </w:rPr>
+        <w:t>不改动任何硬件连线</w:t>
+      </w:r>
+      <w:r>
+        <w:t>直接解出“奇数之和”，这一跃迁正是冯·诺依曼“存储程序（Stored-program concept）”思想的精髓所在。硬件只负责提供最基础</w:t>
+      </w:r>
+      <w:r>
+        <w:rPr>
+          <w:rFonts w:hint="eastAsia"/>
+        </w:rPr>
+        <w:t>的</w:t>
+      </w:r>
+      <w:r>
+        <w:t>能力</w:t>
+      </w:r>
+      <w:r>
+        <w:rPr>
+          <w:rFonts w:hint="eastAsia"/>
+        </w:rPr>
+        <w:t>，</w:t>
+      </w:r>
+      <w:r>
+        <w:t>至于什么时候加、加什么数、什么时候跳转，全靠 ROM 里存放的“指令序列”来编排。通过改写程序，一块固定的芯片拥有了无限的应用可能。</w:t>
+      </w:r>
+    </w:p>
+    <w:p>
+      <w:pPr>
+        <w:rPr>
+          <w:rFonts w:hint="eastAsia"/>
+        </w:rPr>
+      </w:pPr>
+    </w:p>
+    <w:p>
+      <w:r>
+        <w:rPr>
+          <w:noProof/>
+        </w:rPr>
+        <w:drawing>
+          <wp:inline distT="0" distB="0" distL="0" distR="0" wp14:anchorId="4B966553" wp14:editId="278B10AF">
+            <wp:extent cx="5274310" cy="1583690"/>
+            <wp:effectExtent l="0" t="0" r="2540" b="0"/>
+            <wp:docPr id="1937452721" name="图片 1"/>
+            <wp:cNvGraphicFramePr>
+              <a:graphicFrameLocks xmlns:a="http://schemas.openxmlformats.org/drawingml/2006/main" noChangeAspect="1"/>
+            </wp:cNvGraphicFramePr>
+            <a:graphic xmlns:a="http://schemas.openxmlformats.org/drawingml/2006/main">
+              <a:graphicData uri="http://schemas.openxmlformats.org/drawingml/2006/picture">
+                <pic:pic xmlns:pic="http://schemas.openxmlformats.org/drawingml/2006/picture">
+                  <pic:nvPicPr>
+                    <pic:cNvPr id="1937452721" name=""/>
+                    <pic:cNvPicPr/>
+                  </pic:nvPicPr>
+                  <pic:blipFill>
+                    <a:blip r:embed="rId18"/>
+                    <a:stretch>
+                      <a:fillRect/>
+                    </a:stretch>
+                  </pic:blipFill>
+                  <pic:spPr>
+                    <a:xfrm>
+                      <a:off x="0" y="0"/>
+                      <a:ext cx="5274310" cy="1583690"/>
+                    </a:xfrm>
+                    <a:prstGeom prst="rect">
+                      <a:avLst/>
+                    </a:prstGeom>
+                  </pic:spPr>
+                </pic:pic>
+              </a:graphicData>
+            </a:graphic>
+          </wp:inline>
+        </w:drawing>
+      </w:r>
+    </w:p>
+    <w:p>
+      <w:pPr>
+        <w:rPr>
+          <w:rFonts w:hint="eastAsia"/>
+        </w:rPr>
+      </w:pPr>
+    </w:p>
+    <w:p>
+      <w:r>
+        <w:rPr>
+          <w:rFonts w:hint="eastAsia"/>
+        </w:rPr>
+        <w:t>使用</w:t>
+      </w:r>
+      <w:r>
+        <w:t>闲置的 01 操作码</w:t>
+      </w:r>
+      <w:r>
+        <w:rPr>
+          <w:rFonts w:hint="eastAsia"/>
+        </w:rPr>
+        <w:t>：</w:t>
+      </w:r>
+    </w:p>
+    <w:p>
+      <w:r>
+        <w:rPr>
+          <w:b/>
+          <w:bCs/>
+        </w:rPr>
+        <w:t>二进制编码</w:t>
+      </w:r>
+      <w:r>
+        <w:t>：01 | 0000 | rs(2位)</w:t>
+      </w:r>
+    </w:p>
+    <w:p>
+      <w:pPr>
+        <w:numPr>
+          <w:ilvl w:val="0"/>
+          <w:numId w:val="1"/>
+        </w:numPr>
+      </w:pPr>
+      <w:r>
+        <w:rPr>
+          <w:b/>
+          <w:bCs/>
+        </w:rPr>
+        <w:t>高 2 位 (7~6)</w:t>
+      </w:r>
+      <w:r>
+        <w:t>：01（新分配的 out 指令专用 Opcode）</w:t>
+      </w:r>
+    </w:p>
+    <w:p>
+      <w:pPr>
+        <w:numPr>
+          <w:ilvl w:val="0"/>
+          <w:numId w:val="1"/>
+        </w:numPr>
+      </w:pPr>
+      <w:r>
+        <w:rPr>
+          <w:b/>
+          <w:bCs/>
+        </w:rPr>
+        <w:t>中间 4 位 (5~2)</w:t>
+      </w:r>
+      <w:r>
+        <w:t>：设置为 0000（留空置零）</w:t>
+      </w:r>
+    </w:p>
+    <w:p>
+      <w:pPr>
+        <w:rPr>
+          <w:rFonts w:hint="eastAsia"/>
+        </w:rPr>
+      </w:pPr>
+      <w:r>
+        <w:rPr>
+          <w:b/>
+          <w:bCs/>
+        </w:rPr>
+        <w:t>低 2 位 (1~0)</w:t>
+      </w:r>
+      <w:r>
+        <w:t>：rs（指定要读取的通用寄存器编号，00~11 对应 R0~R3）</w:t>
+      </w:r>
+      <w:r>
+        <w:rPr>
+          <w:rFonts w:hint="eastAsia"/>
+        </w:rPr>
+        <w:t>在上一程序上改写的话，指定读取的为R2，</w:t>
+      </w:r>
+      <w:r>
+        <w:rPr>
+          <w:rFonts w:hint="eastAsia"/>
+        </w:rPr>
+        <w:t>则使用编码为01|0000|10</w:t>
+      </w:r>
+    </w:p>
+    <w:p>
+      <w:pPr>
+        <w:numPr>
+          <w:ilvl w:val="0"/>
+          <w:numId w:val="1"/>
+        </w:numPr>
+      </w:pPr>
+    </w:p>
+    <w:p>
+      <w:pPr>
+        <w:rPr>
+          <w:rFonts w:hint="eastAsia"/>
+        </w:rPr>
+      </w:pPr>
+    </w:p>
+    <w:p>
+      <w:pPr>
+        <w:rPr>
+          <w:rFonts w:hint="eastAsia"/>
+        </w:rPr>
+      </w:pPr>
+    </w:p>
+    <w:p>
+      <w:pPr>
+        <w:rPr>
+          <w:rFonts w:hint="eastAsia"/>
+        </w:rPr>
+      </w:pPr>
+    </w:p>
+    <w:p>
+      <w:pPr>
+        <w:rPr>
+          <w:rFonts w:hint="eastAsia"/>
+        </w:rPr>
+      </w:pPr>
+    </w:p>
+    <w:tbl>
+      <w:tblPr>
+        <w:tblW w:w="0" w:type="auto"/>
+        <w:tblCellSpacing w:w="15" w:type="dxa"/>
+        <w:tblCellMar>
+          <w:left w:w="0" w:type="dxa"/>
+          <w:right w:w="0" w:type="dxa"/>
+        </w:tblCellMar>
+        <w:tblLook w:val="04A0" w:firstRow="1" w:lastRow="0" w:firstColumn="1" w:lastColumn="0" w:noHBand="0" w:noVBand="1"/>
+      </w:tblPr>
+      <w:tblGrid>
+        <w:gridCol w:w="1381"/>
+        <w:gridCol w:w="1231"/>
+        <w:gridCol w:w="1510"/>
+        <w:gridCol w:w="1353"/>
+        <w:gridCol w:w="2815"/>
+      </w:tblGrid>
+      <w:tr>
+        <w:trPr>
+          <w:tblHeader/>
+          <w:tblCellSpacing w:w="15" w:type="dxa"/>
+        </w:trPr>
+        <w:tc>
+          <w:tcPr>
+            <w:tcW w:w="0" w:type="auto"/>
+            <w:tcBorders>
+              <w:top w:val="single" w:sz="6" w:space="0" w:color="C4C7C5"/>
+              <w:left w:val="single" w:sz="6" w:space="0" w:color="C4C7C5"/>
+              <w:bottom w:val="single" w:sz="6" w:space="0" w:color="C4C7C5"/>
+              <w:right w:val="single" w:sz="6" w:space="0" w:color="C4C7C5"/>
+            </w:tcBorders>
+            <w:tcMar>
+              <w:top w:w="120" w:type="dxa"/>
+              <w:left w:w="180" w:type="dxa"/>
+              <w:bottom w:w="120" w:type="dxa"/>
+              <w:right w:w="180" w:type="dxa"/>
+            </w:tcMar>
+            <w:vAlign w:val="center"/>
+            <w:hideMark/>
+          </w:tcPr>
+          <w:p>
+            <w:r>
+              <w:rPr>
+                <w:b/>
+                <w:bCs/>
+              </w:rPr>
+              <w:t>ROM 地址 (PC)</w:t>
+            </w:r>
+          </w:p>
+        </w:tc>
+        <w:tc>
+          <w:tcPr>
+            <w:tcW w:w="0" w:type="auto"/>
+            <w:tcBorders>
+              <w:top w:val="single" w:sz="6" w:space="0" w:color="C4C7C5"/>
+              <w:left w:val="single" w:sz="6" w:space="0" w:color="C4C7C5"/>
+              <w:bottom w:val="single" w:sz="6" w:space="0" w:color="C4C7C5"/>
+              <w:right w:val="single" w:sz="6" w:space="0" w:color="C4C7C5"/>
+            </w:tcBorders>
+            <w:tcMar>
+              <w:top w:w="120" w:type="dxa"/>
+              <w:left w:w="180" w:type="dxa"/>
+              <w:bottom w:w="120" w:type="dxa"/>
+              <w:right w:w="180" w:type="dxa"/>
+            </w:tcMar>
+            <w:vAlign w:val="center"/>
+            <w:hideMark/>
+          </w:tcPr>
+          <w:p>
+            <w:r>
+              <w:rPr>
+                <w:b/>
+                <w:bCs/>
+              </w:rPr>
+              <w:t>汇编指令</w:t>
+            </w:r>
+          </w:p>
+        </w:tc>
+        <w:tc>
+          <w:tcPr>
+            <w:tcW w:w="0" w:type="auto"/>
+            <w:tcBorders>
+              <w:top w:val="single" w:sz="6" w:space="0" w:color="C4C7C5"/>
+              <w:left w:val="single" w:sz="6" w:space="0" w:color="C4C7C5"/>
+              <w:bottom w:val="single" w:sz="6" w:space="0" w:color="C4C7C5"/>
+              <w:right w:val="single" w:sz="6" w:space="0" w:color="C4C7C5"/>
+            </w:tcBorders>
+            <w:tcMar>
+              <w:top w:w="120" w:type="dxa"/>
+              <w:left w:w="180" w:type="dxa"/>
+              <w:bottom w:w="120" w:type="dxa"/>
+              <w:right w:w="180" w:type="dxa"/>
+            </w:tcMar>
+            <w:vAlign w:val="center"/>
+            <w:hideMark/>
+          </w:tcPr>
+          <w:p>
+            <w:r>
+              <w:rPr>
+                <w:b/>
+                <w:bCs/>
+              </w:rPr>
+              <w:t>二进制拆解 (op | ...)</w:t>
+            </w:r>
+          </w:p>
+        </w:tc>
+        <w:tc>
+          <w:tcPr>
+            <w:tcW w:w="0" w:type="auto"/>
+            <w:tcBorders>
+              <w:top w:val="single" w:sz="6" w:space="0" w:color="C4C7C5"/>
+              <w:left w:val="single" w:sz="6" w:space="0" w:color="C4C7C5"/>
+              <w:bottom w:val="single" w:sz="6" w:space="0" w:color="C4C7C5"/>
+              <w:right w:val="single" w:sz="6" w:space="0" w:color="C4C7C5"/>
+            </w:tcBorders>
+            <w:tcMar>
+              <w:top w:w="120" w:type="dxa"/>
+              <w:left w:w="180" w:type="dxa"/>
+              <w:bottom w:w="120" w:type="dxa"/>
+              <w:right w:w="180" w:type="dxa"/>
+            </w:tcMar>
+            <w:vAlign w:val="center"/>
+            <w:hideMark/>
+          </w:tcPr>
+          <w:p>
+            <w:r>
+              <w:rPr>
+                <w:b/>
+                <w:bCs/>
+              </w:rPr>
+              <w:t>十六进制机器码</w:t>
+            </w:r>
+          </w:p>
+        </w:tc>
+        <w:tc>
+          <w:tcPr>
+            <w:tcW w:w="0" w:type="auto"/>
+            <w:tcBorders>
+              <w:top w:val="single" w:sz="6" w:space="0" w:color="C4C7C5"/>
+              <w:left w:val="single" w:sz="6" w:space="0" w:color="C4C7C5"/>
+              <w:bottom w:val="single" w:sz="6" w:space="0" w:color="C4C7C5"/>
+              <w:right w:val="single" w:sz="6" w:space="0" w:color="C4C7C5"/>
+            </w:tcBorders>
+            <w:tcMar>
+              <w:top w:w="120" w:type="dxa"/>
+              <w:left w:w="180" w:type="dxa"/>
+              <w:bottom w:w="120" w:type="dxa"/>
+              <w:right w:w="180" w:type="dxa"/>
+            </w:tcMar>
+            <w:vAlign w:val="center"/>
+            <w:hideMark/>
+          </w:tcPr>
+          <w:p>
+            <w:r>
+              <w:rPr>
+                <w:b/>
+                <w:bCs/>
+              </w:rPr>
+              <w:t>硬件行为解释</w:t>
+            </w:r>
+          </w:p>
+        </w:tc>
+      </w:tr>
+      <w:tr>
+        <w:trPr>
+          <w:tblCellSpacing w:w="15" w:type="dxa"/>
+        </w:trPr>
+        <w:tc>
+          <w:tcPr>
+            <w:tcW w:w="0" w:type="auto"/>
+            <w:tcBorders>
+              <w:top w:val="single" w:sz="6" w:space="0" w:color="C4C7C5"/>
+              <w:left w:val="single" w:sz="6" w:space="0" w:color="C4C7C5"/>
+              <w:bottom w:val="single" w:sz="6" w:space="0" w:color="C4C7C5"/>
+              <w:right w:val="single" w:sz="6" w:space="0" w:color="C4C7C5"/>
+            </w:tcBorders>
+            <w:tcMar>
+              <w:top w:w="120" w:type="dxa"/>
+              <w:left w:w="180" w:type="dxa"/>
+              <w:bottom w:w="120" w:type="dxa"/>
+              <w:right w:w="180" w:type="dxa"/>
+            </w:tcMar>
+            <w:vAlign w:val="center"/>
+            <w:hideMark/>
+          </w:tcPr>
+          <w:p>
+            <w:r>
+              <w:rPr>
+                <w:b/>
+                <w:bCs/>
+              </w:rPr>
+              <w:t>0</w:t>
+            </w:r>
+          </w:p>
+        </w:tc>
+        <w:tc>
+          <w:tcPr>
+            <w:tcW w:w="0" w:type="auto"/>
+            <w:tcBorders>
+              <w:top w:val="single" w:sz="6" w:space="0" w:color="C4C7C5"/>
+              <w:left w:val="single" w:sz="6" w:space="0" w:color="C4C7C5"/>
+              <w:bottom w:val="single" w:sz="6" w:space="0" w:color="C4C7C5"/>
+              <w:right w:val="single" w:sz="6" w:space="0" w:color="C4C7C5"/>
+            </w:tcBorders>
+            <w:tcMar>
+              <w:top w:w="120" w:type="dxa"/>
+              <w:left w:w="180" w:type="dxa"/>
+              <w:bottom w:w="120" w:type="dxa"/>
+              <w:right w:w="180" w:type="dxa"/>
+            </w:tcMar>
+            <w:vAlign w:val="center"/>
+            <w:hideMark/>
+          </w:tcPr>
+          <w:p>
+            <w:r>
+              <w:t>li r0, 11</w:t>
+            </w:r>
+          </w:p>
+        </w:tc>
+        <w:tc>
+          <w:tcPr>
+            <w:tcW w:w="0" w:type="auto"/>
+            <w:tcBorders>
+              <w:top w:val="single" w:sz="6" w:space="0" w:color="C4C7C5"/>
+              <w:left w:val="single" w:sz="6" w:space="0" w:color="C4C7C5"/>
+              <w:bottom w:val="single" w:sz="6" w:space="0" w:color="C4C7C5"/>
+              <w:right w:val="single" w:sz="6" w:space="0" w:color="C4C7C5"/>
+            </w:tcBorders>
+            <w:tcMar>
+              <w:top w:w="120" w:type="dxa"/>
+              <w:left w:w="180" w:type="dxa"/>
+              <w:bottom w:w="120" w:type="dxa"/>
+              <w:right w:w="180" w:type="dxa"/>
+            </w:tcMar>
+            <w:vAlign w:val="center"/>
+            <w:hideMark/>
+          </w:tcPr>
+          <w:p>
+            <w:r>
+              <w:t>10 | 00 | 1011</w:t>
+            </w:r>
+          </w:p>
+        </w:tc>
+        <w:tc>
+          <w:tcPr>
+            <w:tcW w:w="0" w:type="auto"/>
+            <w:tcBorders>
+              <w:top w:val="single" w:sz="6" w:space="0" w:color="C4C7C5"/>
+              <w:left w:val="single" w:sz="6" w:space="0" w:color="C4C7C5"/>
+              <w:bottom w:val="single" w:sz="6" w:space="0" w:color="C4C7C5"/>
+              <w:right w:val="single" w:sz="6" w:space="0" w:color="C4C7C5"/>
+            </w:tcBorders>
+            <w:tcMar>
+              <w:top w:w="120" w:type="dxa"/>
+              <w:left w:w="180" w:type="dxa"/>
+              <w:bottom w:w="120" w:type="dxa"/>
+              <w:right w:w="180" w:type="dxa"/>
+            </w:tcMar>
+            <w:vAlign w:val="center"/>
+            <w:hideMark/>
+          </w:tcPr>
+          <w:p>
+            <w:r>
+              <w:rPr>
+                <w:b/>
+                <w:bCs/>
+              </w:rPr>
+              <w:t>0x8B</w:t>
+            </w:r>
+          </w:p>
+        </w:tc>
+        <w:tc>
+          <w:tcPr>
+            <w:tcW w:w="0" w:type="auto"/>
+            <w:tcBorders>
+              <w:top w:val="single" w:sz="6" w:space="0" w:color="C4C7C5"/>
+              <w:left w:val="single" w:sz="6" w:space="0" w:color="C4C7C5"/>
+              <w:bottom w:val="single" w:sz="6" w:space="0" w:color="C4C7C5"/>
+              <w:right w:val="single" w:sz="6" w:space="0" w:color="C4C7C5"/>
+            </w:tcBorders>
+            <w:tcMar>
+              <w:top w:w="120" w:type="dxa"/>
+              <w:left w:w="180" w:type="dxa"/>
+              <w:bottom w:w="120" w:type="dxa"/>
+              <w:right w:w="180" w:type="dxa"/>
+            </w:tcMar>
+            <w:vAlign w:val="center"/>
+            <w:hideMark/>
+          </w:tcPr>
+          <w:p>
+            <w:r>
+              <w:t>设置循环终止边界值 R[0] = 11</w:t>
+            </w:r>
+          </w:p>
+        </w:tc>
+      </w:tr>
+      <w:tr>
+        <w:trPr>
+          <w:tblCellSpacing w:w="15" w:type="dxa"/>
+        </w:trPr>
+        <w:tc>
+          <w:tcPr>
+            <w:tcW w:w="0" w:type="auto"/>
+            <w:tcBorders>
+              <w:top w:val="single" w:sz="6" w:space="0" w:color="C4C7C5"/>
+              <w:left w:val="single" w:sz="6" w:space="0" w:color="C4C7C5"/>
+              <w:bottom w:val="single" w:sz="6" w:space="0" w:color="C4C7C5"/>
+              <w:right w:val="single" w:sz="6" w:space="0" w:color="C4C7C5"/>
+            </w:tcBorders>
+            <w:tcMar>
+              <w:top w:w="120" w:type="dxa"/>
+              <w:left w:w="180" w:type="dxa"/>
+              <w:bottom w:w="120" w:type="dxa"/>
+              <w:right w:w="180" w:type="dxa"/>
+            </w:tcMar>
+            <w:vAlign w:val="center"/>
+            <w:hideMark/>
+          </w:tcPr>
+          <w:p>
+            <w:r>
+              <w:rPr>
+                <w:b/>
+                <w:bCs/>
+              </w:rPr>
+              <w:t>1</w:t>
+            </w:r>
+          </w:p>
+        </w:tc>
+        <w:tc>
+          <w:tcPr>
+            <w:tcW w:w="0" w:type="auto"/>
+            <w:tcBorders>
+              <w:top w:val="single" w:sz="6" w:space="0" w:color="C4C7C5"/>
+              <w:left w:val="single" w:sz="6" w:space="0" w:color="C4C7C5"/>
+              <w:bottom w:val="single" w:sz="6" w:space="0" w:color="C4C7C5"/>
+              <w:right w:val="single" w:sz="6" w:space="0" w:color="C4C7C5"/>
+            </w:tcBorders>
+            <w:tcMar>
+              <w:top w:w="120" w:type="dxa"/>
+              <w:left w:w="180" w:type="dxa"/>
+              <w:bottom w:w="120" w:type="dxa"/>
+              <w:right w:w="180" w:type="dxa"/>
+            </w:tcMar>
+            <w:vAlign w:val="center"/>
+            <w:hideMark/>
+          </w:tcPr>
+          <w:p>
+            <w:r>
+              <w:t>li r1, 1</w:t>
+            </w:r>
+          </w:p>
+        </w:tc>
+        <w:tc>
+          <w:tcPr>
+            <w:tcW w:w="0" w:type="auto"/>
+            <w:tcBorders>
+              <w:top w:val="single" w:sz="6" w:space="0" w:color="C4C7C5"/>
+              <w:left w:val="single" w:sz="6" w:space="0" w:color="C4C7C5"/>
+              <w:bottom w:val="single" w:sz="6" w:space="0" w:color="C4C7C5"/>
+              <w:right w:val="single" w:sz="6" w:space="0" w:color="C4C7C5"/>
+            </w:tcBorders>
+            <w:tcMar>
+              <w:top w:w="120" w:type="dxa"/>
+              <w:left w:w="180" w:type="dxa"/>
+              <w:bottom w:w="120" w:type="dxa"/>
+              <w:right w:w="180" w:type="dxa"/>
+            </w:tcMar>
+            <w:vAlign w:val="center"/>
+            <w:hideMark/>
+          </w:tcPr>
+          <w:p>
+            <w:r>
+              <w:t>10 | 01 | 0001</w:t>
+            </w:r>
+          </w:p>
+        </w:tc>
+        <w:tc>
+          <w:tcPr>
+            <w:tcW w:w="0" w:type="auto"/>
+            <w:tcBorders>
+              <w:top w:val="single" w:sz="6" w:space="0" w:color="C4C7C5"/>
+              <w:left w:val="single" w:sz="6" w:space="0" w:color="C4C7C5"/>
+              <w:bottom w:val="single" w:sz="6" w:space="0" w:color="C4C7C5"/>
+              <w:right w:val="single" w:sz="6" w:space="0" w:color="C4C7C5"/>
+            </w:tcBorders>
+            <w:tcMar>
+              <w:top w:w="120" w:type="dxa"/>
+              <w:left w:w="180" w:type="dxa"/>
+              <w:bottom w:w="120" w:type="dxa"/>
+              <w:right w:w="180" w:type="dxa"/>
+            </w:tcMar>
+            <w:vAlign w:val="center"/>
+            <w:hideMark/>
+          </w:tcPr>
+          <w:p>
+            <w:r>
+              <w:rPr>
+                <w:b/>
+                <w:bCs/>
+              </w:rPr>
+              <w:t>0x91</w:t>
+            </w:r>
+          </w:p>
+        </w:tc>
+        <w:tc>
+          <w:tcPr>
+            <w:tcW w:w="0" w:type="auto"/>
+            <w:tcBorders>
+              <w:top w:val="single" w:sz="6" w:space="0" w:color="C4C7C5"/>
+              <w:left w:val="single" w:sz="6" w:space="0" w:color="C4C7C5"/>
+              <w:bottom w:val="single" w:sz="6" w:space="0" w:color="C4C7C5"/>
+              <w:right w:val="single" w:sz="6" w:space="0" w:color="C4C7C5"/>
+            </w:tcBorders>
+            <w:tcMar>
+              <w:top w:w="120" w:type="dxa"/>
+              <w:left w:w="180" w:type="dxa"/>
+              <w:bottom w:w="120" w:type="dxa"/>
+              <w:right w:w="180" w:type="dxa"/>
+            </w:tcMar>
+            <w:vAlign w:val="center"/>
+            <w:hideMark/>
+          </w:tcPr>
+          <w:p>
+            <w:r>
+              <w:t>初始化奇数计数器 R[1] = 1</w:t>
+            </w:r>
+          </w:p>
+        </w:tc>
+      </w:tr>
+      <w:tr>
+        <w:trPr>
+          <w:tblCellSpacing w:w="15" w:type="dxa"/>
+        </w:trPr>
+        <w:tc>
+          <w:tcPr>
+            <w:tcW w:w="0" w:type="auto"/>
+            <w:tcBorders>
+              <w:top w:val="single" w:sz="6" w:space="0" w:color="C4C7C5"/>
+              <w:left w:val="single" w:sz="6" w:space="0" w:color="C4C7C5"/>
+              <w:bottom w:val="single" w:sz="6" w:space="0" w:color="C4C7C5"/>
+              <w:right w:val="single" w:sz="6" w:space="0" w:color="C4C7C5"/>
+            </w:tcBorders>
+            <w:tcMar>
+              <w:top w:w="120" w:type="dxa"/>
+              <w:left w:w="180" w:type="dxa"/>
+              <w:bottom w:w="120" w:type="dxa"/>
+              <w:right w:w="180" w:type="dxa"/>
+            </w:tcMar>
+            <w:vAlign w:val="center"/>
+            <w:hideMark/>
+          </w:tcPr>
+          <w:p>
+            <w:r>
+              <w:rPr>
+                <w:b/>
+                <w:bCs/>
+              </w:rPr>
+              <w:t>2</w:t>
+            </w:r>
+          </w:p>
+        </w:tc>
+        <w:tc>
+          <w:tcPr>
+            <w:tcW w:w="0" w:type="auto"/>
+            <w:tcBorders>
+              <w:top w:val="single" w:sz="6" w:space="0" w:color="C4C7C5"/>
+              <w:left w:val="single" w:sz="6" w:space="0" w:color="C4C7C5"/>
+              <w:bottom w:val="single" w:sz="6" w:space="0" w:color="C4C7C5"/>
+              <w:right w:val="single" w:sz="6" w:space="0" w:color="C4C7C5"/>
+            </w:tcBorders>
+            <w:tcMar>
+              <w:top w:w="120" w:type="dxa"/>
+              <w:left w:w="180" w:type="dxa"/>
+              <w:bottom w:w="120" w:type="dxa"/>
+              <w:right w:w="180" w:type="dxa"/>
+            </w:tcMar>
+            <w:vAlign w:val="center"/>
+            <w:hideMark/>
+          </w:tcPr>
+          <w:p>
+            <w:r>
+              <w:t>li r2, 0</w:t>
+            </w:r>
+          </w:p>
+        </w:tc>
+        <w:tc>
+          <w:tcPr>
+            <w:tcW w:w="0" w:type="auto"/>
+            <w:tcBorders>
+              <w:top w:val="single" w:sz="6" w:space="0" w:color="C4C7C5"/>
+              <w:left w:val="single" w:sz="6" w:space="0" w:color="C4C7C5"/>
+              <w:bottom w:val="single" w:sz="6" w:space="0" w:color="C4C7C5"/>
+              <w:right w:val="single" w:sz="6" w:space="0" w:color="C4C7C5"/>
+            </w:tcBorders>
+            <w:tcMar>
+              <w:top w:w="120" w:type="dxa"/>
+              <w:left w:w="180" w:type="dxa"/>
+              <w:bottom w:w="120" w:type="dxa"/>
+              <w:right w:w="180" w:type="dxa"/>
+            </w:tcMar>
+            <w:vAlign w:val="center"/>
+            <w:hideMark/>
+          </w:tcPr>
+          <w:p>
+            <w:r>
+              <w:t>10 | 10 | 0000</w:t>
+            </w:r>
+          </w:p>
+        </w:tc>
+        <w:tc>
+          <w:tcPr>
+            <w:tcW w:w="0" w:type="auto"/>
+            <w:tcBorders>
+              <w:top w:val="single" w:sz="6" w:space="0" w:color="C4C7C5"/>
+              <w:left w:val="single" w:sz="6" w:space="0" w:color="C4C7C5"/>
+              <w:bottom w:val="single" w:sz="6" w:space="0" w:color="C4C7C5"/>
+              <w:right w:val="single" w:sz="6" w:space="0" w:color="C4C7C5"/>
+            </w:tcBorders>
+            <w:tcMar>
+              <w:top w:w="120" w:type="dxa"/>
+              <w:left w:w="180" w:type="dxa"/>
+              <w:bottom w:w="120" w:type="dxa"/>
+              <w:right w:w="180" w:type="dxa"/>
+            </w:tcMar>
+            <w:vAlign w:val="center"/>
+            <w:hideMark/>
+          </w:tcPr>
+          <w:p>
+            <w:r>
+              <w:rPr>
+                <w:b/>
+                <w:bCs/>
+              </w:rPr>
+              <w:t>0xA0</w:t>
+            </w:r>
+          </w:p>
+        </w:tc>
+        <w:tc>
+          <w:tcPr>
+            <w:tcW w:w="0" w:type="auto"/>
+            <w:tcBorders>
+              <w:top w:val="single" w:sz="6" w:space="0" w:color="C4C7C5"/>
+              <w:left w:val="single" w:sz="6" w:space="0" w:color="C4C7C5"/>
+              <w:bottom w:val="single" w:sz="6" w:space="0" w:color="C4C7C5"/>
+              <w:right w:val="single" w:sz="6" w:space="0" w:color="C4C7C5"/>
+            </w:tcBorders>
+            <w:tcMar>
+              <w:top w:w="120" w:type="dxa"/>
+              <w:left w:w="180" w:type="dxa"/>
+              <w:bottom w:w="120" w:type="dxa"/>
+              <w:right w:w="180" w:type="dxa"/>
+            </w:tcMar>
+            <w:vAlign w:val="center"/>
+            <w:hideMark/>
+          </w:tcPr>
+          <w:p>
+            <w:r>
+              <w:t>初始化累加结果寄存器 R[2] = 0</w:t>
+            </w:r>
+          </w:p>
+        </w:tc>
+      </w:tr>
+      <w:tr>
+        <w:trPr>
+          <w:tblCellSpacing w:w="15" w:type="dxa"/>
+        </w:trPr>
+        <w:tc>
+          <w:tcPr>
+            <w:tcW w:w="0" w:type="auto"/>
+            <w:tcBorders>
+              <w:top w:val="single" w:sz="6" w:space="0" w:color="C4C7C5"/>
+              <w:left w:val="single" w:sz="6" w:space="0" w:color="C4C7C5"/>
+              <w:bottom w:val="single" w:sz="6" w:space="0" w:color="C4C7C5"/>
+              <w:right w:val="single" w:sz="6" w:space="0" w:color="C4C7C5"/>
+            </w:tcBorders>
+            <w:tcMar>
+              <w:top w:w="120" w:type="dxa"/>
+              <w:left w:w="180" w:type="dxa"/>
+              <w:bottom w:w="120" w:type="dxa"/>
+              <w:right w:w="180" w:type="dxa"/>
+            </w:tcMar>
+            <w:vAlign w:val="center"/>
+            <w:hideMark/>
+          </w:tcPr>
+          <w:p>
+            <w:r>
+              <w:rPr>
+                <w:b/>
+                <w:bCs/>
+              </w:rPr>
+              <w:t>3</w:t>
+            </w:r>
+          </w:p>
+        </w:tc>
+        <w:tc>
+          <w:tcPr>
+            <w:tcW w:w="0" w:type="auto"/>
+            <w:tcBorders>
+              <w:top w:val="single" w:sz="6" w:space="0" w:color="C4C7C5"/>
+              <w:left w:val="single" w:sz="6" w:space="0" w:color="C4C7C5"/>
+              <w:bottom w:val="single" w:sz="6" w:space="0" w:color="C4C7C5"/>
+              <w:right w:val="single" w:sz="6" w:space="0" w:color="C4C7C5"/>
+            </w:tcBorders>
+            <w:tcMar>
+              <w:top w:w="120" w:type="dxa"/>
+              <w:left w:w="180" w:type="dxa"/>
+              <w:bottom w:w="120" w:type="dxa"/>
+              <w:right w:w="180" w:type="dxa"/>
+            </w:tcMar>
+            <w:vAlign w:val="center"/>
+            <w:hideMark/>
+          </w:tcPr>
+          <w:p>
+            <w:r>
+              <w:t>li r3, 2</w:t>
+            </w:r>
+          </w:p>
+        </w:tc>
+        <w:tc>
+          <w:tcPr>
+            <w:tcW w:w="0" w:type="auto"/>
+            <w:tcBorders>
+              <w:top w:val="single" w:sz="6" w:space="0" w:color="C4C7C5"/>
+              <w:left w:val="single" w:sz="6" w:space="0" w:color="C4C7C5"/>
+              <w:bottom w:val="single" w:sz="6" w:space="0" w:color="C4C7C5"/>
+              <w:right w:val="single" w:sz="6" w:space="0" w:color="C4C7C5"/>
+            </w:tcBorders>
+            <w:tcMar>
+              <w:top w:w="120" w:type="dxa"/>
+              <w:left w:w="180" w:type="dxa"/>
+              <w:bottom w:w="120" w:type="dxa"/>
+              <w:right w:w="180" w:type="dxa"/>
+            </w:tcMar>
+            <w:vAlign w:val="center"/>
+            <w:hideMark/>
+          </w:tcPr>
+          <w:p>
+            <w:r>
+              <w:t>10 | 11 | 0010</w:t>
+            </w:r>
+          </w:p>
+        </w:tc>
+        <w:tc>
+          <w:tcPr>
+            <w:tcW w:w="0" w:type="auto"/>
+            <w:tcBorders>
+              <w:top w:val="single" w:sz="6" w:space="0" w:color="C4C7C5"/>
+              <w:left w:val="single" w:sz="6" w:space="0" w:color="C4C7C5"/>
+              <w:bottom w:val="single" w:sz="6" w:space="0" w:color="C4C7C5"/>
+              <w:right w:val="single" w:sz="6" w:space="0" w:color="C4C7C5"/>
+            </w:tcBorders>
+            <w:tcMar>
+              <w:top w:w="120" w:type="dxa"/>
+              <w:left w:w="180" w:type="dxa"/>
+              <w:bottom w:w="120" w:type="dxa"/>
+              <w:right w:w="180" w:type="dxa"/>
+            </w:tcMar>
+            <w:vAlign w:val="center"/>
+            <w:hideMark/>
+          </w:tcPr>
+          <w:p>
+            <w:r>
+              <w:rPr>
+                <w:b/>
+                <w:bCs/>
+              </w:rPr>
+              <w:t>0xB2</w:t>
+            </w:r>
+          </w:p>
+        </w:tc>
+        <w:tc>
+          <w:tcPr>
+            <w:tcW w:w="0" w:type="auto"/>
+            <w:tcBorders>
+              <w:top w:val="single" w:sz="6" w:space="0" w:color="C4C7C5"/>
+              <w:left w:val="single" w:sz="6" w:space="0" w:color="C4C7C5"/>
+              <w:bottom w:val="single" w:sz="6" w:space="0" w:color="C4C7C5"/>
+              <w:right w:val="single" w:sz="6" w:space="0" w:color="C4C7C5"/>
+            </w:tcBorders>
+            <w:tcMar>
+              <w:top w:w="120" w:type="dxa"/>
+              <w:left w:w="180" w:type="dxa"/>
+              <w:bottom w:w="120" w:type="dxa"/>
+              <w:right w:w="180" w:type="dxa"/>
+            </w:tcMar>
+            <w:vAlign w:val="center"/>
+            <w:hideMark/>
+          </w:tcPr>
+          <w:p>
+            <w:r>
+              <w:t>设置步长 R[3] = 2</w:t>
+            </w:r>
+          </w:p>
+        </w:tc>
+      </w:tr>
+      <w:tr>
+        <w:trPr>
+          <w:tblCellSpacing w:w="15" w:type="dxa"/>
+        </w:trPr>
+        <w:tc>
+          <w:tcPr>
+            <w:tcW w:w="0" w:type="auto"/>
+            <w:tcBorders>
+              <w:top w:val="single" w:sz="6" w:space="0" w:color="C4C7C5"/>
+              <w:left w:val="single" w:sz="6" w:space="0" w:color="C4C7C5"/>
+              <w:bottom w:val="single" w:sz="6" w:space="0" w:color="C4C7C5"/>
+              <w:right w:val="single" w:sz="6" w:space="0" w:color="C4C7C5"/>
+            </w:tcBorders>
+            <w:tcMar>
+              <w:top w:w="120" w:type="dxa"/>
+              <w:left w:w="180" w:type="dxa"/>
+              <w:bottom w:w="120" w:type="dxa"/>
+              <w:right w:w="180" w:type="dxa"/>
+            </w:tcMar>
+            <w:vAlign w:val="center"/>
+            <w:hideMark/>
+          </w:tcPr>
+          <w:p>
+            <w:r>
+              <w:rPr>
+                <w:b/>
+                <w:bCs/>
+              </w:rPr>
+              <w:t>4</w:t>
+            </w:r>
+          </w:p>
+        </w:tc>
+        <w:tc>
+          <w:tcPr>
+            <w:tcW w:w="0" w:type="auto"/>
+            <w:tcBorders>
+              <w:top w:val="single" w:sz="6" w:space="0" w:color="C4C7C5"/>
+              <w:left w:val="single" w:sz="6" w:space="0" w:color="C4C7C5"/>
+              <w:bottom w:val="single" w:sz="6" w:space="0" w:color="C4C7C5"/>
+              <w:right w:val="single" w:sz="6" w:space="0" w:color="C4C7C5"/>
+            </w:tcBorders>
+            <w:tcMar>
+              <w:top w:w="120" w:type="dxa"/>
+              <w:left w:w="180" w:type="dxa"/>
+              <w:bottom w:w="120" w:type="dxa"/>
+              <w:right w:w="180" w:type="dxa"/>
+            </w:tcMar>
+            <w:vAlign w:val="center"/>
+            <w:hideMark/>
+          </w:tcPr>
+          <w:p>
+            <w:r>
+              <w:t>add r2, r2, r1</w:t>
+            </w:r>
+          </w:p>
+        </w:tc>
+        <w:tc>
+          <w:tcPr>
+            <w:tcW w:w="0" w:type="auto"/>
+            <w:tcBorders>
+              <w:top w:val="single" w:sz="6" w:space="0" w:color="C4C7C5"/>
+              <w:left w:val="single" w:sz="6" w:space="0" w:color="C4C7C5"/>
+              <w:bottom w:val="single" w:sz="6" w:space="0" w:color="C4C7C5"/>
+              <w:right w:val="single" w:sz="6" w:space="0" w:color="C4C7C5"/>
+            </w:tcBorders>
+            <w:tcMar>
+              <w:top w:w="120" w:type="dxa"/>
+              <w:left w:w="180" w:type="dxa"/>
+              <w:bottom w:w="120" w:type="dxa"/>
+              <w:right w:w="180" w:type="dxa"/>
+            </w:tcMar>
+            <w:vAlign w:val="center"/>
+            <w:hideMark/>
+          </w:tcPr>
+          <w:p>
+            <w:r>
+              <w:t>00 | 10 | 10 | 01</w:t>
+            </w:r>
+          </w:p>
+        </w:tc>
+        <w:tc>
+          <w:tcPr>
+            <w:tcW w:w="0" w:type="auto"/>
+            <w:tcBorders>
+              <w:top w:val="single" w:sz="6" w:space="0" w:color="C4C7C5"/>
+              <w:left w:val="single" w:sz="6" w:space="0" w:color="C4C7C5"/>
+              <w:bottom w:val="single" w:sz="6" w:space="0" w:color="C4C7C5"/>
+              <w:right w:val="single" w:sz="6" w:space="0" w:color="C4C7C5"/>
+            </w:tcBorders>
+            <w:tcMar>
+              <w:top w:w="120" w:type="dxa"/>
+              <w:left w:w="180" w:type="dxa"/>
+              <w:bottom w:w="120" w:type="dxa"/>
+              <w:right w:w="180" w:type="dxa"/>
+            </w:tcMar>
+            <w:vAlign w:val="center"/>
+            <w:hideMark/>
+          </w:tcPr>
+          <w:p>
+            <w:r>
+              <w:rPr>
+                <w:b/>
+                <w:bCs/>
+              </w:rPr>
+              <w:t>0x29</w:t>
+            </w:r>
+          </w:p>
+        </w:tc>
+        <w:tc>
+          <w:tcPr>
+            <w:tcW w:w="0" w:type="auto"/>
+            <w:tcBorders>
+              <w:top w:val="single" w:sz="6" w:space="0" w:color="C4C7C5"/>
+              <w:left w:val="single" w:sz="6" w:space="0" w:color="C4C7C5"/>
+              <w:bottom w:val="single" w:sz="6" w:space="0" w:color="C4C7C5"/>
+              <w:right w:val="single" w:sz="6" w:space="0" w:color="C4C7C5"/>
+            </w:tcBorders>
+            <w:tcMar>
+              <w:top w:w="120" w:type="dxa"/>
+              <w:left w:w="180" w:type="dxa"/>
+              <w:bottom w:w="120" w:type="dxa"/>
+              <w:right w:w="180" w:type="dxa"/>
+            </w:tcMar>
+            <w:vAlign w:val="center"/>
+            <w:hideMark/>
+          </w:tcPr>
+          <w:p>
+            <w:r>
+              <w:rPr>
+                <w:b/>
+                <w:bCs/>
+              </w:rPr>
+              <w:t>【循环体】</w:t>
+            </w:r>
+            <w:r>
+              <w:t xml:space="preserve"> 累加奇数：R[2] = R[2] + R[1]</w:t>
+            </w:r>
+          </w:p>
+        </w:tc>
+      </w:tr>
+      <w:tr>
+        <w:trPr>
+          <w:tblCellSpacing w:w="15" w:type="dxa"/>
+        </w:trPr>
+        <w:tc>
+          <w:tcPr>
+            <w:tcW w:w="0" w:type="auto"/>
+            <w:tcBorders>
+              <w:top w:val="single" w:sz="6" w:space="0" w:color="C4C7C5"/>
+              <w:left w:val="single" w:sz="6" w:space="0" w:color="C4C7C5"/>
+              <w:bottom w:val="single" w:sz="6" w:space="0" w:color="C4C7C5"/>
+              <w:right w:val="single" w:sz="6" w:space="0" w:color="C4C7C5"/>
+            </w:tcBorders>
+            <w:tcMar>
+              <w:top w:w="120" w:type="dxa"/>
+              <w:left w:w="180" w:type="dxa"/>
+              <w:bottom w:w="120" w:type="dxa"/>
+              <w:right w:w="180" w:type="dxa"/>
+            </w:tcMar>
+            <w:vAlign w:val="center"/>
+            <w:hideMark/>
+          </w:tcPr>
+          <w:p>
+            <w:r>
+              <w:rPr>
+                <w:b/>
+                <w:bCs/>
+              </w:rPr>
+              <w:t>5</w:t>
+            </w:r>
+          </w:p>
+        </w:tc>
+        <w:tc>
+          <w:tcPr>
+            <w:tcW w:w="0" w:type="auto"/>
+            <w:tcBorders>
+              <w:top w:val="single" w:sz="6" w:space="0" w:color="C4C7C5"/>
+              <w:left w:val="single" w:sz="6" w:space="0" w:color="C4C7C5"/>
+              <w:bottom w:val="single" w:sz="6" w:space="0" w:color="C4C7C5"/>
+              <w:right w:val="single" w:sz="6" w:space="0" w:color="C4C7C5"/>
+            </w:tcBorders>
+            <w:tcMar>
+              <w:top w:w="120" w:type="dxa"/>
+              <w:left w:w="180" w:type="dxa"/>
+              <w:bottom w:w="120" w:type="dxa"/>
+              <w:right w:w="180" w:type="dxa"/>
+            </w:tcMar>
+            <w:vAlign w:val="center"/>
+            <w:hideMark/>
+          </w:tcPr>
+          <w:p>
+            <w:r>
+              <w:t>add r1, r1, r3</w:t>
+            </w:r>
+          </w:p>
+        </w:tc>
+        <w:tc>
+          <w:tcPr>
+            <w:tcW w:w="0" w:type="auto"/>
+            <w:tcBorders>
+              <w:top w:val="single" w:sz="6" w:space="0" w:color="C4C7C5"/>
+              <w:left w:val="single" w:sz="6" w:space="0" w:color="C4C7C5"/>
+              <w:bottom w:val="single" w:sz="6" w:space="0" w:color="C4C7C5"/>
+              <w:right w:val="single" w:sz="6" w:space="0" w:color="C4C7C5"/>
+            </w:tcBorders>
+            <w:tcMar>
+              <w:top w:w="120" w:type="dxa"/>
+              <w:left w:w="180" w:type="dxa"/>
+              <w:bottom w:w="120" w:type="dxa"/>
+              <w:right w:w="180" w:type="dxa"/>
+            </w:tcMar>
+            <w:vAlign w:val="center"/>
+            <w:hideMark/>
+          </w:tcPr>
+          <w:p>
+            <w:r>
+              <w:t>00 | 01 | 01 | 11</w:t>
+            </w:r>
+          </w:p>
+        </w:tc>
+        <w:tc>
+          <w:tcPr>
+            <w:tcW w:w="0" w:type="auto"/>
+            <w:tcBorders>
+              <w:top w:val="single" w:sz="6" w:space="0" w:color="C4C7C5"/>
+              <w:left w:val="single" w:sz="6" w:space="0" w:color="C4C7C5"/>
+              <w:bottom w:val="single" w:sz="6" w:space="0" w:color="C4C7C5"/>
+              <w:right w:val="single" w:sz="6" w:space="0" w:color="C4C7C5"/>
+            </w:tcBorders>
+            <w:tcMar>
+              <w:top w:w="120" w:type="dxa"/>
+              <w:left w:w="180" w:type="dxa"/>
+              <w:bottom w:w="120" w:type="dxa"/>
+              <w:right w:w="180" w:type="dxa"/>
+            </w:tcMar>
+            <w:vAlign w:val="center"/>
+            <w:hideMark/>
+          </w:tcPr>
+          <w:p>
+            <w:r>
+              <w:rPr>
+                <w:b/>
+                <w:bCs/>
+              </w:rPr>
+              <w:t>0x17</w:t>
+            </w:r>
+          </w:p>
+        </w:tc>
+        <w:tc>
+          <w:tcPr>
+            <w:tcW w:w="0" w:type="auto"/>
+            <w:tcBorders>
+              <w:top w:val="single" w:sz="6" w:space="0" w:color="C4C7C5"/>
+              <w:left w:val="single" w:sz="6" w:space="0" w:color="C4C7C5"/>
+              <w:bottom w:val="single" w:sz="6" w:space="0" w:color="C4C7C5"/>
+              <w:right w:val="single" w:sz="6" w:space="0" w:color="C4C7C5"/>
+            </w:tcBorders>
+            <w:tcMar>
+              <w:top w:w="120" w:type="dxa"/>
+              <w:left w:w="180" w:type="dxa"/>
+              <w:bottom w:w="120" w:type="dxa"/>
+              <w:right w:w="180" w:type="dxa"/>
+            </w:tcMar>
+            <w:vAlign w:val="center"/>
+            <w:hideMark/>
+          </w:tcPr>
+          <w:p>
+            <w:r>
+              <w:rPr>
+                <w:b/>
+                <w:bCs/>
+              </w:rPr>
+              <w:t>【循环体】</w:t>
+            </w:r>
+            <w:r>
+              <w:t xml:space="preserve"> 计数器加 2：R[1] = R[1] + R[3]</w:t>
+            </w:r>
+          </w:p>
+        </w:tc>
+      </w:tr>
+      <w:tr>
+        <w:trPr>
+          <w:tblCellSpacing w:w="15" w:type="dxa"/>
+        </w:trPr>
+        <w:tc>
+          <w:tcPr>
+            <w:tcW w:w="0" w:type="auto"/>
+            <w:tcBorders>
+              <w:top w:val="single" w:sz="6" w:space="0" w:color="C4C7C5"/>
+              <w:left w:val="single" w:sz="6" w:space="0" w:color="C4C7C5"/>
+              <w:bottom w:val="single" w:sz="6" w:space="0" w:color="C4C7C5"/>
+              <w:right w:val="single" w:sz="6" w:space="0" w:color="C4C7C5"/>
+            </w:tcBorders>
+            <w:tcMar>
+              <w:top w:w="120" w:type="dxa"/>
+              <w:left w:w="180" w:type="dxa"/>
+              <w:bottom w:w="120" w:type="dxa"/>
+              <w:right w:w="180" w:type="dxa"/>
+            </w:tcMar>
+            <w:vAlign w:val="center"/>
+            <w:hideMark/>
+          </w:tcPr>
+          <w:p>
+            <w:r>
+              <w:rPr>
+                <w:b/>
+                <w:bCs/>
+              </w:rPr>
+              <w:t>6</w:t>
+            </w:r>
+          </w:p>
+        </w:tc>
+        <w:tc>
+          <w:tcPr>
+            <w:tcW w:w="0" w:type="auto"/>
+            <w:tcBorders>
+              <w:top w:val="single" w:sz="6" w:space="0" w:color="C4C7C5"/>
+              <w:left w:val="single" w:sz="6" w:space="0" w:color="C4C7C5"/>
+              <w:bottom w:val="single" w:sz="6" w:space="0" w:color="C4C7C5"/>
+              <w:right w:val="single" w:sz="6" w:space="0" w:color="C4C7C5"/>
+            </w:tcBorders>
+            <w:tcMar>
+              <w:top w:w="120" w:type="dxa"/>
+              <w:left w:w="180" w:type="dxa"/>
+              <w:bottom w:w="120" w:type="dxa"/>
+              <w:right w:w="180" w:type="dxa"/>
+            </w:tcMar>
+            <w:vAlign w:val="center"/>
+            <w:hideMark/>
+          </w:tcPr>
+          <w:p>
+            <w:r>
+              <w:t>bner0 r1, 4</w:t>
+            </w:r>
+          </w:p>
+        </w:tc>
+        <w:tc>
+          <w:tcPr>
+            <w:tcW w:w="0" w:type="auto"/>
+            <w:tcBorders>
+              <w:top w:val="single" w:sz="6" w:space="0" w:color="C4C7C5"/>
+              <w:left w:val="single" w:sz="6" w:space="0" w:color="C4C7C5"/>
+              <w:bottom w:val="single" w:sz="6" w:space="0" w:color="C4C7C5"/>
+              <w:right w:val="single" w:sz="6" w:space="0" w:color="C4C7C5"/>
+            </w:tcBorders>
+            <w:tcMar>
+              <w:top w:w="120" w:type="dxa"/>
+              <w:left w:w="180" w:type="dxa"/>
+              <w:bottom w:w="120" w:type="dxa"/>
+              <w:right w:w="180" w:type="dxa"/>
+            </w:tcMar>
+            <w:vAlign w:val="center"/>
+            <w:hideMark/>
+          </w:tcPr>
+          <w:p>
+            <w:r>
+              <w:t>11 | 0100 | 01</w:t>
+            </w:r>
+          </w:p>
+        </w:tc>
+        <w:tc>
+          <w:tcPr>
+            <w:tcW w:w="0" w:type="auto"/>
+            <w:tcBorders>
+              <w:top w:val="single" w:sz="6" w:space="0" w:color="C4C7C5"/>
+              <w:left w:val="single" w:sz="6" w:space="0" w:color="C4C7C5"/>
+              <w:bottom w:val="single" w:sz="6" w:space="0" w:color="C4C7C5"/>
+              <w:right w:val="single" w:sz="6" w:space="0" w:color="C4C7C5"/>
+            </w:tcBorders>
+            <w:tcMar>
+              <w:top w:w="120" w:type="dxa"/>
+              <w:left w:w="180" w:type="dxa"/>
+              <w:bottom w:w="120" w:type="dxa"/>
+              <w:right w:w="180" w:type="dxa"/>
+            </w:tcMar>
+            <w:vAlign w:val="center"/>
+            <w:hideMark/>
+          </w:tcPr>
+          <w:p>
+            <w:r>
+              <w:rPr>
+                <w:b/>
+                <w:bCs/>
+              </w:rPr>
+              <w:t>0xD1</w:t>
+            </w:r>
+          </w:p>
+        </w:tc>
+        <w:tc>
+          <w:tcPr>
+            <w:tcW w:w="0" w:type="auto"/>
+            <w:tcBorders>
+              <w:top w:val="single" w:sz="6" w:space="0" w:color="C4C7C5"/>
+              <w:left w:val="single" w:sz="6" w:space="0" w:color="C4C7C5"/>
+              <w:bottom w:val="single" w:sz="6" w:space="0" w:color="C4C7C5"/>
+              <w:right w:val="single" w:sz="6" w:space="0" w:color="C4C7C5"/>
+            </w:tcBorders>
+            <w:tcMar>
+              <w:top w:w="120" w:type="dxa"/>
+              <w:left w:w="180" w:type="dxa"/>
+              <w:bottom w:w="120" w:type="dxa"/>
+              <w:right w:w="180" w:type="dxa"/>
+            </w:tcMar>
+            <w:vAlign w:val="center"/>
+            <w:hideMark/>
+          </w:tcPr>
+          <w:p>
+            <w:r>
+              <w:rPr>
+                <w:b/>
+                <w:bCs/>
+              </w:rPr>
+              <w:t>【跳转】</w:t>
+            </w:r>
+            <w:r>
+              <w:t xml:space="preserve"> 若 R[1] </w:t>
+            </w:r>
+            <w:r>
+              <w:rPr>
+                <w:rFonts w:hint="eastAsia"/>
+              </w:rPr>
+              <w:t>!=</w:t>
+            </w:r>
+            <w:r>
+              <w:t xml:space="preserve"> R[0](未到11)，跳回 4</w:t>
+            </w:r>
+          </w:p>
+        </w:tc>
+      </w:tr>
+      <w:tr>
+        <w:trPr>
+          <w:tblCellSpacing w:w="15" w:type="dxa"/>
+        </w:trPr>
+        <w:tc>
+          <w:tcPr>
+            <w:tcW w:w="0" w:type="auto"/>
+            <w:tcBorders>
+              <w:top w:val="single" w:sz="6" w:space="0" w:color="C4C7C5"/>
+              <w:left w:val="single" w:sz="6" w:space="0" w:color="C4C7C5"/>
+              <w:bottom w:val="single" w:sz="6" w:space="0" w:color="C4C7C5"/>
+              <w:right w:val="single" w:sz="6" w:space="0" w:color="C4C7C5"/>
+            </w:tcBorders>
+            <w:tcMar>
+              <w:top w:w="120" w:type="dxa"/>
+              <w:left w:w="180" w:type="dxa"/>
+              <w:bottom w:w="120" w:type="dxa"/>
+              <w:right w:w="180" w:type="dxa"/>
+            </w:tcMar>
+            <w:vAlign w:val="center"/>
+            <w:hideMark/>
+          </w:tcPr>
+          <w:p>
+            <w:r>
+              <w:rPr>
+                <w:b/>
+                <w:bCs/>
+              </w:rPr>
+              <w:t>7</w:t>
+            </w:r>
+          </w:p>
+        </w:tc>
+        <w:tc>
+          <w:tcPr>
+            <w:tcW w:w="0" w:type="auto"/>
+            <w:tcBorders>
+              <w:top w:val="single" w:sz="6" w:space="0" w:color="C4C7C5"/>
+              <w:left w:val="single" w:sz="6" w:space="0" w:color="C4C7C5"/>
+              <w:bottom w:val="single" w:sz="6" w:space="0" w:color="C4C7C5"/>
+              <w:right w:val="single" w:sz="6" w:space="0" w:color="C4C7C5"/>
+            </w:tcBorders>
+            <w:tcMar>
+              <w:top w:w="120" w:type="dxa"/>
+              <w:left w:w="180" w:type="dxa"/>
+              <w:bottom w:w="120" w:type="dxa"/>
+              <w:right w:w="180" w:type="dxa"/>
+            </w:tcMar>
+            <w:vAlign w:val="center"/>
+            <w:hideMark/>
+          </w:tcPr>
+          <w:p>
+            <w:pPr>
+              <w:rPr>
+                <w:color w:val="EE0000"/>
+              </w:rPr>
+            </w:pPr>
+            <w:r>
+              <w:rPr>
+                <w:color w:val="EE0000"/>
+              </w:rPr>
+              <w:t>out r2</w:t>
+            </w:r>
+          </w:p>
+        </w:tc>
+        <w:tc>
+          <w:tcPr>
+            <w:tcW w:w="0" w:type="auto"/>
+            <w:tcBorders>
+              <w:top w:val="single" w:sz="6" w:space="0" w:color="C4C7C5"/>
+              <w:left w:val="single" w:sz="6" w:space="0" w:color="C4C7C5"/>
+              <w:bottom w:val="single" w:sz="6" w:space="0" w:color="C4C7C5"/>
+              <w:right w:val="single" w:sz="6" w:space="0" w:color="C4C7C5"/>
+            </w:tcBorders>
+            <w:tcMar>
+              <w:top w:w="120" w:type="dxa"/>
+              <w:left w:w="180" w:type="dxa"/>
+              <w:bottom w:w="120" w:type="dxa"/>
+              <w:right w:w="180" w:type="dxa"/>
+            </w:tcMar>
+            <w:vAlign w:val="center"/>
+            <w:hideMark/>
+          </w:tcPr>
+          <w:p>
+            <w:pPr>
+              <w:rPr>
+                <w:color w:val="EE0000"/>
+              </w:rPr>
+            </w:pPr>
+            <w:r>
+              <w:rPr>
+                <w:color w:val="EE0000"/>
+              </w:rPr>
+              <w:t>01 | 0000 | 10</w:t>
+            </w:r>
+          </w:p>
+        </w:tc>
+        <w:tc>
+          <w:tcPr>
+            <w:tcW w:w="0" w:type="auto"/>
+            <w:tcBorders>
+              <w:top w:val="single" w:sz="6" w:space="0" w:color="C4C7C5"/>
+              <w:left w:val="single" w:sz="6" w:space="0" w:color="C4C7C5"/>
+              <w:bottom w:val="single" w:sz="6" w:space="0" w:color="C4C7C5"/>
+              <w:right w:val="single" w:sz="6" w:space="0" w:color="C4C7C5"/>
+            </w:tcBorders>
+            <w:tcMar>
+              <w:top w:w="120" w:type="dxa"/>
+              <w:left w:w="180" w:type="dxa"/>
+              <w:bottom w:w="120" w:type="dxa"/>
+              <w:right w:w="180" w:type="dxa"/>
+            </w:tcMar>
+            <w:vAlign w:val="center"/>
+            <w:hideMark/>
+          </w:tcPr>
+          <w:p>
+            <w:pPr>
+              <w:rPr>
+                <w:color w:val="EE0000"/>
+              </w:rPr>
+            </w:pPr>
+            <w:r>
+              <w:rPr>
+                <w:b/>
+                <w:bCs/>
+                <w:color w:val="EE0000"/>
+              </w:rPr>
+              <w:t>0x42</w:t>
+            </w:r>
+          </w:p>
+        </w:tc>
+        <w:tc>
+          <w:tcPr>
+            <w:tcW w:w="0" w:type="auto"/>
+            <w:tcBorders>
+              <w:top w:val="single" w:sz="6" w:space="0" w:color="C4C7C5"/>
+              <w:left w:val="single" w:sz="6" w:space="0" w:color="C4C7C5"/>
+              <w:bottom w:val="single" w:sz="6" w:space="0" w:color="C4C7C5"/>
+              <w:right w:val="single" w:sz="6" w:space="0" w:color="C4C7C5"/>
+            </w:tcBorders>
+            <w:tcMar>
+              <w:top w:w="120" w:type="dxa"/>
+              <w:left w:w="180" w:type="dxa"/>
+              <w:bottom w:w="120" w:type="dxa"/>
+              <w:right w:w="180" w:type="dxa"/>
+            </w:tcMar>
+            <w:vAlign w:val="center"/>
+            <w:hideMark/>
+          </w:tcPr>
+          <w:p>
+            <w:pPr>
+              <w:rPr>
+                <w:color w:val="EE0000"/>
+              </w:rPr>
+            </w:pPr>
+            <w:r>
+              <w:rPr>
+                <w:b/>
+                <w:bCs/>
+                <w:color w:val="EE0000"/>
+              </w:rPr>
+              <w:t>【输出外设】</w:t>
+            </w:r>
+            <w:r>
+              <w:rPr>
+                <w:color w:val="EE0000"/>
+              </w:rPr>
+              <w:t xml:space="preserve"> 将结果 R[2] 送往七段数码管</w:t>
+            </w:r>
+          </w:p>
+        </w:tc>
+      </w:tr>
+      <w:tr>
+        <w:trPr>
+          <w:tblCellSpacing w:w="15" w:type="dxa"/>
+        </w:trPr>
+        <w:tc>
+          <w:tcPr>
+            <w:tcW w:w="0" w:type="auto"/>
+            <w:tcBorders>
+              <w:top w:val="single" w:sz="6" w:space="0" w:color="C4C7C5"/>
+              <w:left w:val="single" w:sz="6" w:space="0" w:color="C4C7C5"/>
+              <w:bottom w:val="single" w:sz="6" w:space="0" w:color="C4C7C5"/>
+              <w:right w:val="single" w:sz="6" w:space="0" w:color="C4C7C5"/>
+            </w:tcBorders>
+            <w:tcMar>
+              <w:top w:w="120" w:type="dxa"/>
+              <w:left w:w="180" w:type="dxa"/>
+              <w:bottom w:w="120" w:type="dxa"/>
+              <w:right w:w="180" w:type="dxa"/>
+            </w:tcMar>
+            <w:vAlign w:val="center"/>
+            <w:hideMark/>
+          </w:tcPr>
+          <w:p>
+            <w:r>
+              <w:rPr>
+                <w:b/>
+                <w:bCs/>
+              </w:rPr>
+              <w:t>8</w:t>
+            </w:r>
+          </w:p>
+        </w:tc>
+        <w:tc>
+          <w:tcPr>
+            <w:tcW w:w="0" w:type="auto"/>
+            <w:tcBorders>
+              <w:top w:val="single" w:sz="6" w:space="0" w:color="C4C7C5"/>
+              <w:left w:val="single" w:sz="6" w:space="0" w:color="C4C7C5"/>
+              <w:bottom w:val="single" w:sz="6" w:space="0" w:color="C4C7C5"/>
+              <w:right w:val="single" w:sz="6" w:space="0" w:color="C4C7C5"/>
+            </w:tcBorders>
+            <w:tcMar>
+              <w:top w:w="120" w:type="dxa"/>
+              <w:left w:w="180" w:type="dxa"/>
+              <w:bottom w:w="120" w:type="dxa"/>
+              <w:right w:w="180" w:type="dxa"/>
+            </w:tcMar>
+            <w:vAlign w:val="center"/>
+            <w:hideMark/>
+          </w:tcPr>
+          <w:p>
+            <w:r>
+              <w:t>bner0 r3, 8</w:t>
+            </w:r>
+          </w:p>
+        </w:tc>
+        <w:tc>
+          <w:tcPr>
+            <w:tcW w:w="0" w:type="auto"/>
+            <w:tcBorders>
+              <w:top w:val="single" w:sz="6" w:space="0" w:color="C4C7C5"/>
+              <w:left w:val="single" w:sz="6" w:space="0" w:color="C4C7C5"/>
+              <w:bottom w:val="single" w:sz="6" w:space="0" w:color="C4C7C5"/>
+              <w:right w:val="single" w:sz="6" w:space="0" w:color="C4C7C5"/>
+            </w:tcBorders>
+            <w:tcMar>
+              <w:top w:w="120" w:type="dxa"/>
+              <w:left w:w="180" w:type="dxa"/>
+              <w:bottom w:w="120" w:type="dxa"/>
+              <w:right w:w="180" w:type="dxa"/>
+            </w:tcMar>
+            <w:vAlign w:val="center"/>
+            <w:hideMark/>
+          </w:tcPr>
+          <w:p>
+            <w:r>
+              <w:t>11 | 1000 | 11</w:t>
+            </w:r>
+          </w:p>
+        </w:tc>
+        <w:tc>
+          <w:tcPr>
+            <w:tcW w:w="0" w:type="auto"/>
+            <w:tcBorders>
+              <w:top w:val="single" w:sz="6" w:space="0" w:color="C4C7C5"/>
+              <w:left w:val="single" w:sz="6" w:space="0" w:color="C4C7C5"/>
+              <w:bottom w:val="single" w:sz="6" w:space="0" w:color="C4C7C5"/>
+              <w:right w:val="single" w:sz="6" w:space="0" w:color="C4C7C5"/>
+            </w:tcBorders>
+            <w:tcMar>
+              <w:top w:w="120" w:type="dxa"/>
+              <w:left w:w="180" w:type="dxa"/>
+              <w:bottom w:w="120" w:type="dxa"/>
+              <w:right w:w="180" w:type="dxa"/>
+            </w:tcMar>
+            <w:vAlign w:val="center"/>
+            <w:hideMark/>
+          </w:tcPr>
+          <w:p>
+            <w:r>
+              <w:rPr>
+                <w:b/>
+                <w:bCs/>
+              </w:rPr>
+              <w:t>0xE3</w:t>
+            </w:r>
+          </w:p>
+        </w:tc>
+        <w:tc>
+          <w:tcPr>
+            <w:tcW w:w="0" w:type="auto"/>
+            <w:tcBorders>
+              <w:top w:val="single" w:sz="6" w:space="0" w:color="C4C7C5"/>
+              <w:left w:val="single" w:sz="6" w:space="0" w:color="C4C7C5"/>
+              <w:bottom w:val="single" w:sz="6" w:space="0" w:color="C4C7C5"/>
+              <w:right w:val="single" w:sz="6" w:space="0" w:color="C4C7C5"/>
+            </w:tcBorders>
+            <w:tcMar>
+              <w:top w:w="120" w:type="dxa"/>
+              <w:left w:w="180" w:type="dxa"/>
+              <w:bottom w:w="120" w:type="dxa"/>
+              <w:right w:w="180" w:type="dxa"/>
+            </w:tcMar>
+            <w:vAlign w:val="center"/>
+            <w:hideMark/>
+          </w:tcPr>
+          <w:p>
+            <w:r>
+              <w:rPr>
+                <w:b/>
+                <w:bCs/>
+              </w:rPr>
+              <w:t>【停机】</w:t>
+            </w:r>
+            <w:r>
+              <w:t xml:space="preserve"> 若 R[3] </w:t>
+            </w:r>
+            <w:r>
+              <w:rPr>
+                <w:rFonts w:hint="eastAsia"/>
+              </w:rPr>
+              <w:t>!=</w:t>
+            </w:r>
+            <w:r>
+              <w:t xml:space="preserve"> R[0](2 </w:t>
+            </w:r>
+            <w:r>
+              <w:rPr>
+                <w:rFonts w:hint="eastAsia"/>
+              </w:rPr>
+              <w:t>!=</w:t>
+            </w:r>
+            <w:r>
+              <w:t xml:space="preserve"> 11)，原地死循环</w:t>
+            </w:r>
+          </w:p>
+        </w:tc>
+      </w:tr>
+    </w:tbl>
+    <w:p>
+      <w:r>
+        <w:lastRenderedPageBreak/>
+        <w:drawing>
+          <wp:inline distT="0" distB="0" distL="0" distR="0" wp14:anchorId="68692C32" wp14:editId="5FCC6FED">
+            <wp:extent cx="5274310" cy="2153920"/>
+            <wp:effectExtent l="0" t="0" r="2540" b="0"/>
+            <wp:docPr id="1643845015" name="图片 1"/>
+            <wp:cNvGraphicFramePr>
+              <a:graphicFrameLocks xmlns:a="http://schemas.openxmlformats.org/drawingml/2006/main" noChangeAspect="1"/>
+            </wp:cNvGraphicFramePr>
+            <a:graphic xmlns:a="http://schemas.openxmlformats.org/drawingml/2006/main">
+              <a:graphicData uri="http://schemas.openxmlformats.org/drawingml/2006/picture">
+                <pic:pic xmlns:pic="http://schemas.openxmlformats.org/drawingml/2006/picture">
+                  <pic:nvPicPr>
+                    <pic:cNvPr id="1643845015" name=""/>
+                    <pic:cNvPicPr/>
+                  </pic:nvPicPr>
+                  <pic:blipFill>
+                    <a:blip r:embed="rId19"/>
+                    <a:stretch>
+                      <a:fillRect/>
+                    </a:stretch>
+                  </pic:blipFill>
+                  <pic:spPr>
+                    <a:xfrm>
+                      <a:off x="0" y="0"/>
+                      <a:ext cx="5274310" cy="2153920"/>
+                    </a:xfrm>
+                    <a:prstGeom prst="rect">
+                      <a:avLst/>
+                    </a:prstGeom>
+                  </pic:spPr>
+                </pic:pic>
+              </a:graphicData>
+            </a:graphic>
+          </wp:inline>
+        </w:drawing>
+      </w:r>
+    </w:p>
+    <w:p/>
+    <w:tbl>
+      <w:tblPr>
+        <w:tblW w:w="0" w:type="auto"/>
+        <w:tblCellSpacing w:w="15" w:type="dxa"/>
+        <w:tblCellMar>
+          <w:left w:w="0" w:type="dxa"/>
+          <w:right w:w="0" w:type="dxa"/>
+        </w:tblCellMar>
+        <w:tblLook w:val="04A0" w:firstRow="1" w:lastRow="0" w:firstColumn="1" w:lastColumn="0" w:noHBand="0" w:noVBand="1"/>
+      </w:tblPr>
+      <w:tblGrid>
+        <w:gridCol w:w="552"/>
+        <w:gridCol w:w="1390"/>
+        <w:gridCol w:w="1521"/>
+        <w:gridCol w:w="910"/>
+        <w:gridCol w:w="3917"/>
+      </w:tblGrid>
+      <w:tr>
+        <w:trPr>
+          <w:tblCellSpacing w:w="15" w:type="dxa"/>
+        </w:trPr>
+        <w:tc>
+          <w:tcPr>
+            <w:tcW w:w="0" w:type="auto"/>
+            <w:tcBorders>
+              <w:top w:val="single" w:sz="6" w:space="0" w:color="C4C7C5"/>
+              <w:left w:val="single" w:sz="6" w:space="0" w:color="C4C7C5"/>
+              <w:bottom w:val="single" w:sz="6" w:space="0" w:color="C4C7C5"/>
+              <w:right w:val="single" w:sz="6" w:space="0" w:color="C4C7C5"/>
+            </w:tcBorders>
+            <w:tcMar>
+              <w:top w:w="120" w:type="dxa"/>
+              <w:left w:w="180" w:type="dxa"/>
+              <w:bottom w:w="120" w:type="dxa"/>
+              <w:right w:w="180" w:type="dxa"/>
+            </w:tcMar>
+            <w:vAlign w:val="center"/>
+            <w:hideMark/>
+          </w:tcPr>
+          <w:p>
+            <w:pPr>
+              <w:rPr>
+                <w:rFonts w:hint="eastAsia"/>
+                <w:b/>
+                <w:bCs/>
+              </w:rPr>
+            </w:pPr>
+            <w:r>
+              <w:rPr>
+                <w:b/>
+                <w:bCs/>
+              </w:rPr>
+              <w:t>0</w:t>
+            </w:r>
+          </w:p>
+        </w:tc>
+        <w:tc>
+          <w:tcPr>
+            <w:tcW w:w="0" w:type="auto"/>
+            <w:tcBorders>
+              <w:top w:val="single" w:sz="6" w:space="0" w:color="C4C7C5"/>
+              <w:left w:val="single" w:sz="6" w:space="0" w:color="C4C7C5"/>
+              <w:bottom w:val="single" w:sz="6" w:space="0" w:color="C4C7C5"/>
+              <w:right w:val="single" w:sz="6" w:space="0" w:color="C4C7C5"/>
+            </w:tcBorders>
+            <w:tcMar>
+              <w:top w:w="120" w:type="dxa"/>
+              <w:left w:w="180" w:type="dxa"/>
+              <w:bottom w:w="120" w:type="dxa"/>
+              <w:right w:w="180" w:type="dxa"/>
+            </w:tcMar>
+            <w:vAlign w:val="center"/>
+            <w:hideMark/>
+          </w:tcPr>
+          <w:p>
+            <w:pPr>
+              <w:rPr>
+                <w:rFonts w:hint="eastAsia"/>
+              </w:rPr>
+            </w:pPr>
+            <w:r>
+              <w:t>li r0, 10</w:t>
+            </w:r>
+          </w:p>
+        </w:tc>
+        <w:tc>
+          <w:tcPr>
+            <w:tcW w:w="0" w:type="auto"/>
+            <w:tcBorders>
+              <w:top w:val="single" w:sz="6" w:space="0" w:color="C4C7C5"/>
+              <w:left w:val="single" w:sz="6" w:space="0" w:color="C4C7C5"/>
+              <w:bottom w:val="single" w:sz="6" w:space="0" w:color="C4C7C5"/>
+              <w:right w:val="single" w:sz="6" w:space="0" w:color="C4C7C5"/>
+            </w:tcBorders>
+            <w:tcMar>
+              <w:top w:w="120" w:type="dxa"/>
+              <w:left w:w="180" w:type="dxa"/>
+              <w:bottom w:w="120" w:type="dxa"/>
+              <w:right w:w="180" w:type="dxa"/>
+            </w:tcMar>
+            <w:vAlign w:val="center"/>
+            <w:hideMark/>
+          </w:tcPr>
+          <w:p>
+            <w:pPr>
+              <w:rPr>
+                <w:rFonts w:hint="eastAsia"/>
+              </w:rPr>
+            </w:pPr>
+            <w:r>
+              <w:t>10 | 00 | 1010</w:t>
+            </w:r>
+          </w:p>
+        </w:tc>
+        <w:tc>
+          <w:tcPr>
+            <w:tcW w:w="0" w:type="auto"/>
+            <w:tcBorders>
+              <w:top w:val="single" w:sz="6" w:space="0" w:color="C4C7C5"/>
+              <w:left w:val="single" w:sz="6" w:space="0" w:color="C4C7C5"/>
+              <w:bottom w:val="single" w:sz="6" w:space="0" w:color="C4C7C5"/>
+              <w:right w:val="single" w:sz="6" w:space="0" w:color="C4C7C5"/>
+            </w:tcBorders>
+            <w:tcMar>
+              <w:top w:w="120" w:type="dxa"/>
+              <w:left w:w="180" w:type="dxa"/>
+              <w:bottom w:w="120" w:type="dxa"/>
+              <w:right w:w="180" w:type="dxa"/>
+            </w:tcMar>
+            <w:vAlign w:val="center"/>
+            <w:hideMark/>
+          </w:tcPr>
+          <w:p>
+            <w:pPr>
+              <w:rPr>
+                <w:rFonts w:hint="eastAsia"/>
+                <w:b/>
+                <w:bCs/>
+              </w:rPr>
+            </w:pPr>
+            <w:r>
+              <w:rPr>
+                <w:b/>
+                <w:bCs/>
+              </w:rPr>
+              <w:t>0x8A</w:t>
+            </w:r>
+          </w:p>
+        </w:tc>
+        <w:tc>
+          <w:tcPr>
+            <w:tcW w:w="0" w:type="auto"/>
+            <w:tcBorders>
+              <w:top w:val="single" w:sz="6" w:space="0" w:color="C4C7C5"/>
+              <w:left w:val="single" w:sz="6" w:space="0" w:color="C4C7C5"/>
+              <w:bottom w:val="single" w:sz="6" w:space="0" w:color="C4C7C5"/>
+              <w:right w:val="single" w:sz="6" w:space="0" w:color="C4C7C5"/>
+            </w:tcBorders>
+            <w:tcMar>
+              <w:top w:w="120" w:type="dxa"/>
+              <w:left w:w="180" w:type="dxa"/>
+              <w:bottom w:w="120" w:type="dxa"/>
+              <w:right w:w="180" w:type="dxa"/>
+            </w:tcMar>
+            <w:vAlign w:val="center"/>
+            <w:hideMark/>
+          </w:tcPr>
+          <w:p>
+            <w:pPr>
+              <w:rPr>
+                <w:rFonts w:hint="eastAsia"/>
+                <w:b/>
+                <w:bCs/>
+              </w:rPr>
+            </w:pPr>
+            <w:r>
+              <w:rPr>
+                <w:b/>
+                <w:bCs/>
+              </w:rPr>
+              <w:t>将循环终点 10 存入 R[0]</w:t>
+            </w:r>
+          </w:p>
+        </w:tc>
+      </w:tr>
+      <w:tr>
+        <w:trPr>
+          <w:tblCellSpacing w:w="15" w:type="dxa"/>
+        </w:trPr>
+        <w:tc>
+          <w:tcPr>
+            <w:tcW w:w="0" w:type="auto"/>
+            <w:tcBorders>
+              <w:top w:val="single" w:sz="6" w:space="0" w:color="C4C7C5"/>
+              <w:left w:val="single" w:sz="6" w:space="0" w:color="C4C7C5"/>
+              <w:bottom w:val="single" w:sz="6" w:space="0" w:color="C4C7C5"/>
+              <w:right w:val="single" w:sz="6" w:space="0" w:color="C4C7C5"/>
+            </w:tcBorders>
+            <w:tcMar>
+              <w:top w:w="120" w:type="dxa"/>
+              <w:left w:w="180" w:type="dxa"/>
+              <w:bottom w:w="120" w:type="dxa"/>
+              <w:right w:w="180" w:type="dxa"/>
+            </w:tcMar>
+            <w:vAlign w:val="center"/>
+            <w:hideMark/>
+          </w:tcPr>
+          <w:p>
+            <w:pPr>
+              <w:rPr>
+                <w:rFonts w:hint="eastAsia"/>
+                <w:b/>
+                <w:bCs/>
+              </w:rPr>
+            </w:pPr>
+            <w:r>
+              <w:rPr>
+                <w:b/>
+                <w:bCs/>
+              </w:rPr>
+              <w:t>1</w:t>
+            </w:r>
+          </w:p>
+        </w:tc>
+        <w:tc>
+          <w:tcPr>
+            <w:tcW w:w="0" w:type="auto"/>
+            <w:tcBorders>
+              <w:top w:val="single" w:sz="6" w:space="0" w:color="C4C7C5"/>
+              <w:left w:val="single" w:sz="6" w:space="0" w:color="C4C7C5"/>
+              <w:bottom w:val="single" w:sz="6" w:space="0" w:color="C4C7C5"/>
+              <w:right w:val="single" w:sz="6" w:space="0" w:color="C4C7C5"/>
+            </w:tcBorders>
+            <w:tcMar>
+              <w:top w:w="120" w:type="dxa"/>
+              <w:left w:w="180" w:type="dxa"/>
+              <w:bottom w:w="120" w:type="dxa"/>
+              <w:right w:w="180" w:type="dxa"/>
+            </w:tcMar>
+            <w:vAlign w:val="center"/>
+            <w:hideMark/>
+          </w:tcPr>
+          <w:p>
+            <w:pPr>
+              <w:rPr>
+                <w:rFonts w:hint="eastAsia"/>
+              </w:rPr>
+            </w:pPr>
+            <w:r>
+              <w:t>li r1, 0</w:t>
+            </w:r>
+          </w:p>
+        </w:tc>
+        <w:tc>
+          <w:tcPr>
+            <w:tcW w:w="0" w:type="auto"/>
+            <w:tcBorders>
+              <w:top w:val="single" w:sz="6" w:space="0" w:color="C4C7C5"/>
+              <w:left w:val="single" w:sz="6" w:space="0" w:color="C4C7C5"/>
+              <w:bottom w:val="single" w:sz="6" w:space="0" w:color="C4C7C5"/>
+              <w:right w:val="single" w:sz="6" w:space="0" w:color="C4C7C5"/>
+            </w:tcBorders>
+            <w:tcMar>
+              <w:top w:w="120" w:type="dxa"/>
+              <w:left w:w="180" w:type="dxa"/>
+              <w:bottom w:w="120" w:type="dxa"/>
+              <w:right w:w="180" w:type="dxa"/>
+            </w:tcMar>
+            <w:vAlign w:val="center"/>
+            <w:hideMark/>
+          </w:tcPr>
+          <w:p>
+            <w:pPr>
+              <w:rPr>
+                <w:rFonts w:hint="eastAsia"/>
+              </w:rPr>
+            </w:pPr>
+            <w:r>
+              <w:t>10 | 01 | 0000</w:t>
+            </w:r>
+          </w:p>
+        </w:tc>
+        <w:tc>
+          <w:tcPr>
+            <w:tcW w:w="0" w:type="auto"/>
+            <w:tcBorders>
+              <w:top w:val="single" w:sz="6" w:space="0" w:color="C4C7C5"/>
+              <w:left w:val="single" w:sz="6" w:space="0" w:color="C4C7C5"/>
+              <w:bottom w:val="single" w:sz="6" w:space="0" w:color="C4C7C5"/>
+              <w:right w:val="single" w:sz="6" w:space="0" w:color="C4C7C5"/>
+            </w:tcBorders>
+            <w:tcMar>
+              <w:top w:w="120" w:type="dxa"/>
+              <w:left w:w="180" w:type="dxa"/>
+              <w:bottom w:w="120" w:type="dxa"/>
+              <w:right w:w="180" w:type="dxa"/>
+            </w:tcMar>
+            <w:vAlign w:val="center"/>
+            <w:hideMark/>
+          </w:tcPr>
+          <w:p>
+            <w:pPr>
+              <w:rPr>
+                <w:rFonts w:hint="eastAsia"/>
+                <w:b/>
+                <w:bCs/>
+              </w:rPr>
+            </w:pPr>
+            <w:r>
+              <w:rPr>
+                <w:b/>
+                <w:bCs/>
+              </w:rPr>
+              <w:t>0x90</w:t>
+            </w:r>
+          </w:p>
+        </w:tc>
+        <w:tc>
+          <w:tcPr>
+            <w:tcW w:w="0" w:type="auto"/>
+            <w:tcBorders>
+              <w:top w:val="single" w:sz="6" w:space="0" w:color="C4C7C5"/>
+              <w:left w:val="single" w:sz="6" w:space="0" w:color="C4C7C5"/>
+              <w:bottom w:val="single" w:sz="6" w:space="0" w:color="C4C7C5"/>
+              <w:right w:val="single" w:sz="6" w:space="0" w:color="C4C7C5"/>
+            </w:tcBorders>
+            <w:tcMar>
+              <w:top w:w="120" w:type="dxa"/>
+              <w:left w:w="180" w:type="dxa"/>
+              <w:bottom w:w="120" w:type="dxa"/>
+              <w:right w:w="180" w:type="dxa"/>
+            </w:tcMar>
+            <w:vAlign w:val="center"/>
+            <w:hideMark/>
+          </w:tcPr>
+          <w:p>
+            <w:pPr>
+              <w:rPr>
+                <w:rFonts w:hint="eastAsia"/>
+                <w:b/>
+                <w:bCs/>
+              </w:rPr>
+            </w:pPr>
+            <w:r>
+              <w:rPr>
+                <w:b/>
+                <w:bCs/>
+              </w:rPr>
+              <w:t>初始化循环计数器 R[1] = 0</w:t>
+            </w:r>
+          </w:p>
+        </w:tc>
+      </w:tr>
+      <w:tr>
+        <w:trPr>
+          <w:tblCellSpacing w:w="15" w:type="dxa"/>
+        </w:trPr>
+        <w:tc>
+          <w:tcPr>
+            <w:tcW w:w="0" w:type="auto"/>
+            <w:tcBorders>
+              <w:top w:val="single" w:sz="6" w:space="0" w:color="C4C7C5"/>
+              <w:left w:val="single" w:sz="6" w:space="0" w:color="C4C7C5"/>
+              <w:bottom w:val="single" w:sz="6" w:space="0" w:color="C4C7C5"/>
+              <w:right w:val="single" w:sz="6" w:space="0" w:color="C4C7C5"/>
+            </w:tcBorders>
+            <w:tcMar>
+              <w:top w:w="120" w:type="dxa"/>
+              <w:left w:w="180" w:type="dxa"/>
+              <w:bottom w:w="120" w:type="dxa"/>
+              <w:right w:w="180" w:type="dxa"/>
+            </w:tcMar>
+            <w:vAlign w:val="center"/>
+            <w:hideMark/>
+          </w:tcPr>
+          <w:p>
+            <w:pPr>
+              <w:rPr>
+                <w:rFonts w:hint="eastAsia"/>
+                <w:b/>
+                <w:bCs/>
+              </w:rPr>
+            </w:pPr>
+            <w:r>
+              <w:rPr>
+                <w:b/>
+                <w:bCs/>
+              </w:rPr>
+              <w:t>2</w:t>
+            </w:r>
+          </w:p>
+        </w:tc>
+        <w:tc>
+          <w:tcPr>
+            <w:tcW w:w="0" w:type="auto"/>
+            <w:tcBorders>
+              <w:top w:val="single" w:sz="6" w:space="0" w:color="C4C7C5"/>
+              <w:left w:val="single" w:sz="6" w:space="0" w:color="C4C7C5"/>
+              <w:bottom w:val="single" w:sz="6" w:space="0" w:color="C4C7C5"/>
+              <w:right w:val="single" w:sz="6" w:space="0" w:color="C4C7C5"/>
+            </w:tcBorders>
+            <w:tcMar>
+              <w:top w:w="120" w:type="dxa"/>
+              <w:left w:w="180" w:type="dxa"/>
+              <w:bottom w:w="120" w:type="dxa"/>
+              <w:right w:w="180" w:type="dxa"/>
+            </w:tcMar>
+            <w:vAlign w:val="center"/>
+            <w:hideMark/>
+          </w:tcPr>
+          <w:p>
+            <w:pPr>
+              <w:rPr>
+                <w:rFonts w:hint="eastAsia"/>
+              </w:rPr>
+            </w:pPr>
+            <w:r>
+              <w:t>li r2, 0</w:t>
+            </w:r>
+          </w:p>
+        </w:tc>
+        <w:tc>
+          <w:tcPr>
+            <w:tcW w:w="0" w:type="auto"/>
+            <w:tcBorders>
+              <w:top w:val="single" w:sz="6" w:space="0" w:color="C4C7C5"/>
+              <w:left w:val="single" w:sz="6" w:space="0" w:color="C4C7C5"/>
+              <w:bottom w:val="single" w:sz="6" w:space="0" w:color="C4C7C5"/>
+              <w:right w:val="single" w:sz="6" w:space="0" w:color="C4C7C5"/>
+            </w:tcBorders>
+            <w:tcMar>
+              <w:top w:w="120" w:type="dxa"/>
+              <w:left w:w="180" w:type="dxa"/>
+              <w:bottom w:w="120" w:type="dxa"/>
+              <w:right w:w="180" w:type="dxa"/>
+            </w:tcMar>
+            <w:vAlign w:val="center"/>
+            <w:hideMark/>
+          </w:tcPr>
+          <w:p>
+            <w:pPr>
+              <w:rPr>
+                <w:rFonts w:hint="eastAsia"/>
+              </w:rPr>
+            </w:pPr>
+            <w:r>
+              <w:t>10 | 10 | 0000</w:t>
+            </w:r>
+          </w:p>
+        </w:tc>
+        <w:tc>
+          <w:tcPr>
+            <w:tcW w:w="0" w:type="auto"/>
+            <w:tcBorders>
+              <w:top w:val="single" w:sz="6" w:space="0" w:color="C4C7C5"/>
+              <w:left w:val="single" w:sz="6" w:space="0" w:color="C4C7C5"/>
+              <w:bottom w:val="single" w:sz="6" w:space="0" w:color="C4C7C5"/>
+              <w:right w:val="single" w:sz="6" w:space="0" w:color="C4C7C5"/>
+            </w:tcBorders>
+            <w:tcMar>
+              <w:top w:w="120" w:type="dxa"/>
+              <w:left w:w="180" w:type="dxa"/>
+              <w:bottom w:w="120" w:type="dxa"/>
+              <w:right w:w="180" w:type="dxa"/>
+            </w:tcMar>
+            <w:vAlign w:val="center"/>
+            <w:hideMark/>
+          </w:tcPr>
+          <w:p>
+            <w:pPr>
+              <w:rPr>
+                <w:rFonts w:hint="eastAsia"/>
+                <w:b/>
+                <w:bCs/>
+              </w:rPr>
+            </w:pPr>
+            <w:r>
+              <w:rPr>
+                <w:b/>
+                <w:bCs/>
+              </w:rPr>
+              <w:t>0xA0</w:t>
+            </w:r>
+          </w:p>
+        </w:tc>
+        <w:tc>
+          <w:tcPr>
+            <w:tcW w:w="0" w:type="auto"/>
+            <w:tcBorders>
+              <w:top w:val="single" w:sz="6" w:space="0" w:color="C4C7C5"/>
+              <w:left w:val="single" w:sz="6" w:space="0" w:color="C4C7C5"/>
+              <w:bottom w:val="single" w:sz="6" w:space="0" w:color="C4C7C5"/>
+              <w:right w:val="single" w:sz="6" w:space="0" w:color="C4C7C5"/>
+            </w:tcBorders>
+            <w:tcMar>
+              <w:top w:w="120" w:type="dxa"/>
+              <w:left w:w="180" w:type="dxa"/>
+              <w:bottom w:w="120" w:type="dxa"/>
+              <w:right w:w="180" w:type="dxa"/>
+            </w:tcMar>
+            <w:vAlign w:val="center"/>
+            <w:hideMark/>
+          </w:tcPr>
+          <w:p>
+            <w:pPr>
+              <w:rPr>
+                <w:rFonts w:hint="eastAsia"/>
+                <w:b/>
+                <w:bCs/>
+              </w:rPr>
+            </w:pPr>
+            <w:r>
+              <w:rPr>
+                <w:b/>
+                <w:bCs/>
+              </w:rPr>
+              <w:t>初始化累加结果寄存器 R[2] = 0</w:t>
+            </w:r>
+          </w:p>
+        </w:tc>
+      </w:tr>
+      <w:tr>
+        <w:trPr>
+          <w:tblCellSpacing w:w="15" w:type="dxa"/>
+        </w:trPr>
+        <w:tc>
+          <w:tcPr>
+            <w:tcW w:w="0" w:type="auto"/>
+            <w:tcBorders>
+              <w:top w:val="single" w:sz="6" w:space="0" w:color="C4C7C5"/>
+              <w:left w:val="single" w:sz="6" w:space="0" w:color="C4C7C5"/>
+              <w:bottom w:val="single" w:sz="6" w:space="0" w:color="C4C7C5"/>
+              <w:right w:val="single" w:sz="6" w:space="0" w:color="C4C7C5"/>
+            </w:tcBorders>
+            <w:tcMar>
+              <w:top w:w="120" w:type="dxa"/>
+              <w:left w:w="180" w:type="dxa"/>
+              <w:bottom w:w="120" w:type="dxa"/>
+              <w:right w:w="180" w:type="dxa"/>
+            </w:tcMar>
+            <w:vAlign w:val="center"/>
+            <w:hideMark/>
+          </w:tcPr>
+          <w:p>
+            <w:pPr>
+              <w:rPr>
+                <w:rFonts w:hint="eastAsia"/>
+                <w:b/>
+                <w:bCs/>
+              </w:rPr>
+            </w:pPr>
+            <w:r>
+              <w:rPr>
+                <w:b/>
+                <w:bCs/>
+              </w:rPr>
+              <w:t>3</w:t>
+            </w:r>
+          </w:p>
+        </w:tc>
+        <w:tc>
+          <w:tcPr>
+            <w:tcW w:w="0" w:type="auto"/>
+            <w:tcBorders>
+              <w:top w:val="single" w:sz="6" w:space="0" w:color="C4C7C5"/>
+              <w:left w:val="single" w:sz="6" w:space="0" w:color="C4C7C5"/>
+              <w:bottom w:val="single" w:sz="6" w:space="0" w:color="C4C7C5"/>
+              <w:right w:val="single" w:sz="6" w:space="0" w:color="C4C7C5"/>
+            </w:tcBorders>
+            <w:tcMar>
+              <w:top w:w="120" w:type="dxa"/>
+              <w:left w:w="180" w:type="dxa"/>
+              <w:bottom w:w="120" w:type="dxa"/>
+              <w:right w:w="180" w:type="dxa"/>
+            </w:tcMar>
+            <w:vAlign w:val="center"/>
+            <w:hideMark/>
+          </w:tcPr>
+          <w:p>
+            <w:pPr>
+              <w:rPr>
+                <w:rFonts w:hint="eastAsia"/>
+              </w:rPr>
+            </w:pPr>
+            <w:r>
+              <w:t>li r3, 1</w:t>
+            </w:r>
+          </w:p>
+        </w:tc>
+        <w:tc>
+          <w:tcPr>
+            <w:tcW w:w="0" w:type="auto"/>
+            <w:tcBorders>
+              <w:top w:val="single" w:sz="6" w:space="0" w:color="C4C7C5"/>
+              <w:left w:val="single" w:sz="6" w:space="0" w:color="C4C7C5"/>
+              <w:bottom w:val="single" w:sz="6" w:space="0" w:color="C4C7C5"/>
+              <w:right w:val="single" w:sz="6" w:space="0" w:color="C4C7C5"/>
+            </w:tcBorders>
+            <w:tcMar>
+              <w:top w:w="120" w:type="dxa"/>
+              <w:left w:w="180" w:type="dxa"/>
+              <w:bottom w:w="120" w:type="dxa"/>
+              <w:right w:w="180" w:type="dxa"/>
+            </w:tcMar>
+            <w:vAlign w:val="center"/>
+            <w:hideMark/>
+          </w:tcPr>
+          <w:p>
+            <w:pPr>
+              <w:rPr>
+                <w:rFonts w:hint="eastAsia"/>
+              </w:rPr>
+            </w:pPr>
+            <w:r>
+              <w:t>10 | 11 | 0001</w:t>
+            </w:r>
+          </w:p>
+        </w:tc>
+        <w:tc>
+          <w:tcPr>
+            <w:tcW w:w="0" w:type="auto"/>
+            <w:tcBorders>
+              <w:top w:val="single" w:sz="6" w:space="0" w:color="C4C7C5"/>
+              <w:left w:val="single" w:sz="6" w:space="0" w:color="C4C7C5"/>
+              <w:bottom w:val="single" w:sz="6" w:space="0" w:color="C4C7C5"/>
+              <w:right w:val="single" w:sz="6" w:space="0" w:color="C4C7C5"/>
+            </w:tcBorders>
+            <w:tcMar>
+              <w:top w:w="120" w:type="dxa"/>
+              <w:left w:w="180" w:type="dxa"/>
+              <w:bottom w:w="120" w:type="dxa"/>
+              <w:right w:w="180" w:type="dxa"/>
+            </w:tcMar>
+            <w:vAlign w:val="center"/>
+            <w:hideMark/>
+          </w:tcPr>
+          <w:p>
+            <w:pPr>
+              <w:rPr>
+                <w:rFonts w:hint="eastAsia"/>
+                <w:b/>
+                <w:bCs/>
+              </w:rPr>
+            </w:pPr>
+            <w:r>
+              <w:rPr>
+                <w:b/>
+                <w:bCs/>
+              </w:rPr>
+              <w:t>0xB1</w:t>
+            </w:r>
+          </w:p>
+        </w:tc>
+        <w:tc>
+          <w:tcPr>
+            <w:tcW w:w="0" w:type="auto"/>
+            <w:tcBorders>
+              <w:top w:val="single" w:sz="6" w:space="0" w:color="C4C7C5"/>
+              <w:left w:val="single" w:sz="6" w:space="0" w:color="C4C7C5"/>
+              <w:bottom w:val="single" w:sz="6" w:space="0" w:color="C4C7C5"/>
+              <w:right w:val="single" w:sz="6" w:space="0" w:color="C4C7C5"/>
+            </w:tcBorders>
+            <w:tcMar>
+              <w:top w:w="120" w:type="dxa"/>
+              <w:left w:w="180" w:type="dxa"/>
+              <w:bottom w:w="120" w:type="dxa"/>
+              <w:right w:w="180" w:type="dxa"/>
+            </w:tcMar>
+            <w:vAlign w:val="center"/>
+            <w:hideMark/>
+          </w:tcPr>
+          <w:p>
+            <w:pPr>
+              <w:rPr>
+                <w:rFonts w:hint="eastAsia"/>
+                <w:b/>
+                <w:bCs/>
+              </w:rPr>
+            </w:pPr>
+            <w:r>
+              <w:rPr>
+                <w:b/>
+                <w:bCs/>
+              </w:rPr>
+              <w:t>设置步长 R[3] = 1</w:t>
+            </w:r>
+          </w:p>
+        </w:tc>
+      </w:tr>
+      <w:tr>
+        <w:trPr>
+          <w:tblCellSpacing w:w="15" w:type="dxa"/>
+        </w:trPr>
+        <w:tc>
+          <w:tcPr>
+            <w:tcW w:w="0" w:type="auto"/>
+            <w:tcBorders>
+              <w:top w:val="single" w:sz="6" w:space="0" w:color="C4C7C5"/>
+              <w:left w:val="single" w:sz="6" w:space="0" w:color="C4C7C5"/>
+              <w:bottom w:val="single" w:sz="6" w:space="0" w:color="C4C7C5"/>
+              <w:right w:val="single" w:sz="6" w:space="0" w:color="C4C7C5"/>
+            </w:tcBorders>
+            <w:tcMar>
+              <w:top w:w="120" w:type="dxa"/>
+              <w:left w:w="180" w:type="dxa"/>
+              <w:bottom w:w="120" w:type="dxa"/>
+              <w:right w:w="180" w:type="dxa"/>
+            </w:tcMar>
+            <w:vAlign w:val="center"/>
+            <w:hideMark/>
+          </w:tcPr>
+          <w:p>
+            <w:pPr>
+              <w:rPr>
+                <w:rFonts w:hint="eastAsia"/>
+                <w:b/>
+                <w:bCs/>
+              </w:rPr>
+            </w:pPr>
+            <w:r>
+              <w:rPr>
+                <w:b/>
+                <w:bCs/>
+              </w:rPr>
+              <w:t>4</w:t>
+            </w:r>
+          </w:p>
+        </w:tc>
+        <w:tc>
+          <w:tcPr>
+            <w:tcW w:w="0" w:type="auto"/>
+            <w:tcBorders>
+              <w:top w:val="single" w:sz="6" w:space="0" w:color="C4C7C5"/>
+              <w:left w:val="single" w:sz="6" w:space="0" w:color="C4C7C5"/>
+              <w:bottom w:val="single" w:sz="6" w:space="0" w:color="C4C7C5"/>
+              <w:right w:val="single" w:sz="6" w:space="0" w:color="C4C7C5"/>
+            </w:tcBorders>
+            <w:tcMar>
+              <w:top w:w="120" w:type="dxa"/>
+              <w:left w:w="180" w:type="dxa"/>
+              <w:bottom w:w="120" w:type="dxa"/>
+              <w:right w:w="180" w:type="dxa"/>
+            </w:tcMar>
+            <w:vAlign w:val="center"/>
+            <w:hideMark/>
+          </w:tcPr>
+          <w:p>
+            <w:pPr>
+              <w:rPr>
+                <w:rFonts w:hint="eastAsia"/>
+              </w:rPr>
+            </w:pPr>
+            <w:r>
+              <w:t>add r1, r1, r3</w:t>
+            </w:r>
+          </w:p>
+        </w:tc>
+        <w:tc>
+          <w:tcPr>
+            <w:tcW w:w="0" w:type="auto"/>
+            <w:tcBorders>
+              <w:top w:val="single" w:sz="6" w:space="0" w:color="C4C7C5"/>
+              <w:left w:val="single" w:sz="6" w:space="0" w:color="C4C7C5"/>
+              <w:bottom w:val="single" w:sz="6" w:space="0" w:color="C4C7C5"/>
+              <w:right w:val="single" w:sz="6" w:space="0" w:color="C4C7C5"/>
+            </w:tcBorders>
+            <w:tcMar>
+              <w:top w:w="120" w:type="dxa"/>
+              <w:left w:w="180" w:type="dxa"/>
+              <w:bottom w:w="120" w:type="dxa"/>
+              <w:right w:w="180" w:type="dxa"/>
+            </w:tcMar>
+            <w:vAlign w:val="center"/>
+            <w:hideMark/>
+          </w:tcPr>
+          <w:p>
+            <w:pPr>
+              <w:rPr>
+                <w:rFonts w:hint="eastAsia"/>
+              </w:rPr>
+            </w:pPr>
+            <w:r>
+              <w:t>00 | 01 | 01 | 11</w:t>
+            </w:r>
+          </w:p>
+        </w:tc>
+        <w:tc>
+          <w:tcPr>
+            <w:tcW w:w="0" w:type="auto"/>
+            <w:tcBorders>
+              <w:top w:val="single" w:sz="6" w:space="0" w:color="C4C7C5"/>
+              <w:left w:val="single" w:sz="6" w:space="0" w:color="C4C7C5"/>
+              <w:bottom w:val="single" w:sz="6" w:space="0" w:color="C4C7C5"/>
+              <w:right w:val="single" w:sz="6" w:space="0" w:color="C4C7C5"/>
+            </w:tcBorders>
+            <w:tcMar>
+              <w:top w:w="120" w:type="dxa"/>
+              <w:left w:w="180" w:type="dxa"/>
+              <w:bottom w:w="120" w:type="dxa"/>
+              <w:right w:w="180" w:type="dxa"/>
+            </w:tcMar>
+            <w:vAlign w:val="center"/>
+            <w:hideMark/>
+          </w:tcPr>
+          <w:p>
+            <w:pPr>
+              <w:rPr>
+                <w:rFonts w:hint="eastAsia"/>
+                <w:b/>
+                <w:bCs/>
+              </w:rPr>
+            </w:pPr>
+            <w:r>
+              <w:rPr>
+                <w:b/>
+                <w:bCs/>
+              </w:rPr>
+              <w:t>0x17</w:t>
+            </w:r>
+          </w:p>
+        </w:tc>
+        <w:tc>
+          <w:tcPr>
+            <w:tcW w:w="0" w:type="auto"/>
+            <w:tcBorders>
+              <w:top w:val="single" w:sz="6" w:space="0" w:color="C4C7C5"/>
+              <w:left w:val="single" w:sz="6" w:space="0" w:color="C4C7C5"/>
+              <w:bottom w:val="single" w:sz="6" w:space="0" w:color="C4C7C5"/>
+              <w:right w:val="single" w:sz="6" w:space="0" w:color="C4C7C5"/>
+            </w:tcBorders>
+            <w:tcMar>
+              <w:top w:w="120" w:type="dxa"/>
+              <w:left w:w="180" w:type="dxa"/>
+              <w:bottom w:w="120" w:type="dxa"/>
+              <w:right w:w="180" w:type="dxa"/>
+            </w:tcMar>
+            <w:vAlign w:val="center"/>
+            <w:hideMark/>
+          </w:tcPr>
+          <w:p>
+            <w:pPr>
+              <w:rPr>
+                <w:rFonts w:hint="eastAsia"/>
+                <w:b/>
+                <w:bCs/>
+              </w:rPr>
+            </w:pPr>
+            <w:r>
+              <w:rPr>
+                <w:b/>
+                <w:bCs/>
+              </w:rPr>
+              <w:t>【循环体】</w:t>
+            </w:r>
+            <w:r>
+              <w:rPr>
+                <w:b/>
+                <w:bCs/>
+              </w:rPr>
+              <w:t xml:space="preserve"> 计数器加 1：R[1] = R[1] + R[3]</w:t>
+            </w:r>
+          </w:p>
+        </w:tc>
+      </w:tr>
+      <w:tr>
+        <w:trPr>
+          <w:tblCellSpacing w:w="15" w:type="dxa"/>
+        </w:trPr>
+        <w:tc>
+          <w:tcPr>
+            <w:tcW w:w="0" w:type="auto"/>
+            <w:tcBorders>
+              <w:top w:val="single" w:sz="6" w:space="0" w:color="C4C7C5"/>
+              <w:left w:val="single" w:sz="6" w:space="0" w:color="C4C7C5"/>
+              <w:bottom w:val="single" w:sz="6" w:space="0" w:color="C4C7C5"/>
+              <w:right w:val="single" w:sz="6" w:space="0" w:color="C4C7C5"/>
+            </w:tcBorders>
+            <w:tcMar>
+              <w:top w:w="120" w:type="dxa"/>
+              <w:left w:w="180" w:type="dxa"/>
+              <w:bottom w:w="120" w:type="dxa"/>
+              <w:right w:w="180" w:type="dxa"/>
+            </w:tcMar>
+            <w:vAlign w:val="center"/>
+            <w:hideMark/>
+          </w:tcPr>
+          <w:p>
+            <w:pPr>
+              <w:rPr>
+                <w:rFonts w:hint="eastAsia"/>
+                <w:b/>
+                <w:bCs/>
+              </w:rPr>
+            </w:pPr>
+            <w:r>
+              <w:rPr>
+                <w:b/>
+                <w:bCs/>
+              </w:rPr>
+              <w:t>5</w:t>
+            </w:r>
+          </w:p>
+        </w:tc>
+        <w:tc>
+          <w:tcPr>
+            <w:tcW w:w="0" w:type="auto"/>
+            <w:tcBorders>
+              <w:top w:val="single" w:sz="6" w:space="0" w:color="C4C7C5"/>
+              <w:left w:val="single" w:sz="6" w:space="0" w:color="C4C7C5"/>
+              <w:bottom w:val="single" w:sz="6" w:space="0" w:color="C4C7C5"/>
+              <w:right w:val="single" w:sz="6" w:space="0" w:color="C4C7C5"/>
+            </w:tcBorders>
+            <w:tcMar>
+              <w:top w:w="120" w:type="dxa"/>
+              <w:left w:w="180" w:type="dxa"/>
+              <w:bottom w:w="120" w:type="dxa"/>
+              <w:right w:w="180" w:type="dxa"/>
+            </w:tcMar>
+            <w:vAlign w:val="center"/>
+            <w:hideMark/>
+          </w:tcPr>
+          <w:p>
+            <w:pPr>
+              <w:rPr>
+                <w:rFonts w:hint="eastAsia"/>
+              </w:rPr>
+            </w:pPr>
+            <w:r>
+              <w:t>add r2, r2, r1</w:t>
+            </w:r>
+          </w:p>
+        </w:tc>
+        <w:tc>
+          <w:tcPr>
+            <w:tcW w:w="0" w:type="auto"/>
+            <w:tcBorders>
+              <w:top w:val="single" w:sz="6" w:space="0" w:color="C4C7C5"/>
+              <w:left w:val="single" w:sz="6" w:space="0" w:color="C4C7C5"/>
+              <w:bottom w:val="single" w:sz="6" w:space="0" w:color="C4C7C5"/>
+              <w:right w:val="single" w:sz="6" w:space="0" w:color="C4C7C5"/>
+            </w:tcBorders>
+            <w:tcMar>
+              <w:top w:w="120" w:type="dxa"/>
+              <w:left w:w="180" w:type="dxa"/>
+              <w:bottom w:w="120" w:type="dxa"/>
+              <w:right w:w="180" w:type="dxa"/>
+            </w:tcMar>
+            <w:vAlign w:val="center"/>
+            <w:hideMark/>
+          </w:tcPr>
+          <w:p>
+            <w:pPr>
+              <w:rPr>
+                <w:rFonts w:hint="eastAsia"/>
+              </w:rPr>
+            </w:pPr>
+            <w:r>
+              <w:t>00 | 10 | 10 | 01</w:t>
+            </w:r>
+          </w:p>
+        </w:tc>
+        <w:tc>
+          <w:tcPr>
+            <w:tcW w:w="0" w:type="auto"/>
+            <w:tcBorders>
+              <w:top w:val="single" w:sz="6" w:space="0" w:color="C4C7C5"/>
+              <w:left w:val="single" w:sz="6" w:space="0" w:color="C4C7C5"/>
+              <w:bottom w:val="single" w:sz="6" w:space="0" w:color="C4C7C5"/>
+              <w:right w:val="single" w:sz="6" w:space="0" w:color="C4C7C5"/>
+            </w:tcBorders>
+            <w:tcMar>
+              <w:top w:w="120" w:type="dxa"/>
+              <w:left w:w="180" w:type="dxa"/>
+              <w:bottom w:w="120" w:type="dxa"/>
+              <w:right w:w="180" w:type="dxa"/>
+            </w:tcMar>
+            <w:vAlign w:val="center"/>
+            <w:hideMark/>
+          </w:tcPr>
+          <w:p>
+            <w:pPr>
+              <w:rPr>
+                <w:rFonts w:hint="eastAsia"/>
+                <w:b/>
+                <w:bCs/>
+              </w:rPr>
+            </w:pPr>
+            <w:r>
+              <w:rPr>
+                <w:b/>
+                <w:bCs/>
+              </w:rPr>
+              <w:t>0x29</w:t>
+            </w:r>
+          </w:p>
+        </w:tc>
+        <w:tc>
+          <w:tcPr>
+            <w:tcW w:w="0" w:type="auto"/>
+            <w:tcBorders>
+              <w:top w:val="single" w:sz="6" w:space="0" w:color="C4C7C5"/>
+              <w:left w:val="single" w:sz="6" w:space="0" w:color="C4C7C5"/>
+              <w:bottom w:val="single" w:sz="6" w:space="0" w:color="C4C7C5"/>
+              <w:right w:val="single" w:sz="6" w:space="0" w:color="C4C7C5"/>
+            </w:tcBorders>
+            <w:tcMar>
+              <w:top w:w="120" w:type="dxa"/>
+              <w:left w:w="180" w:type="dxa"/>
+              <w:bottom w:w="120" w:type="dxa"/>
+              <w:right w:w="180" w:type="dxa"/>
+            </w:tcMar>
+            <w:vAlign w:val="center"/>
+            <w:hideMark/>
+          </w:tcPr>
+          <w:p>
+            <w:pPr>
+              <w:rPr>
+                <w:rFonts w:hint="eastAsia"/>
+                <w:b/>
+                <w:bCs/>
+              </w:rPr>
+            </w:pPr>
+            <w:r>
+              <w:rPr>
+                <w:b/>
+                <w:bCs/>
+              </w:rPr>
+              <w:t>【循环体】</w:t>
+            </w:r>
+            <w:r>
+              <w:rPr>
+                <w:b/>
+                <w:bCs/>
+              </w:rPr>
+              <w:t xml:space="preserve"> 累加：R[2] = R[2] + R[1]</w:t>
+            </w:r>
+          </w:p>
+        </w:tc>
+      </w:tr>
+      <w:tr>
+        <w:trPr>
+          <w:tblCellSpacing w:w="15" w:type="dxa"/>
+        </w:trPr>
+        <w:tc>
+          <w:tcPr>
+            <w:tcW w:w="0" w:type="auto"/>
+            <w:tcBorders>
+              <w:top w:val="single" w:sz="6" w:space="0" w:color="C4C7C5"/>
+              <w:left w:val="single" w:sz="6" w:space="0" w:color="C4C7C5"/>
+              <w:bottom w:val="single" w:sz="6" w:space="0" w:color="C4C7C5"/>
+              <w:right w:val="single" w:sz="6" w:space="0" w:color="C4C7C5"/>
+            </w:tcBorders>
+            <w:tcMar>
+              <w:top w:w="120" w:type="dxa"/>
+              <w:left w:w="180" w:type="dxa"/>
+              <w:bottom w:w="120" w:type="dxa"/>
+              <w:right w:w="180" w:type="dxa"/>
+            </w:tcMar>
+            <w:vAlign w:val="center"/>
+            <w:hideMark/>
+          </w:tcPr>
+          <w:p>
+            <w:pPr>
+              <w:rPr>
+                <w:rFonts w:hint="eastAsia"/>
+                <w:b/>
+                <w:bCs/>
+              </w:rPr>
+            </w:pPr>
+            <w:r>
+              <w:rPr>
+                <w:b/>
+                <w:bCs/>
+              </w:rPr>
+              <w:t>6</w:t>
+            </w:r>
+          </w:p>
+        </w:tc>
+        <w:tc>
+          <w:tcPr>
+            <w:tcW w:w="0" w:type="auto"/>
+            <w:tcBorders>
+              <w:top w:val="single" w:sz="6" w:space="0" w:color="C4C7C5"/>
+              <w:left w:val="single" w:sz="6" w:space="0" w:color="C4C7C5"/>
+              <w:bottom w:val="single" w:sz="6" w:space="0" w:color="C4C7C5"/>
+              <w:right w:val="single" w:sz="6" w:space="0" w:color="C4C7C5"/>
+            </w:tcBorders>
+            <w:tcMar>
+              <w:top w:w="120" w:type="dxa"/>
+              <w:left w:w="180" w:type="dxa"/>
+              <w:bottom w:w="120" w:type="dxa"/>
+              <w:right w:w="180" w:type="dxa"/>
+            </w:tcMar>
+            <w:vAlign w:val="center"/>
+            <w:hideMark/>
+          </w:tcPr>
+          <w:p>
+            <w:pPr>
+              <w:rPr>
+                <w:rFonts w:hint="eastAsia"/>
+              </w:rPr>
+            </w:pPr>
+            <w:r>
+              <w:t>bner0 r1, 4</w:t>
+            </w:r>
+          </w:p>
+        </w:tc>
+        <w:tc>
+          <w:tcPr>
+            <w:tcW w:w="0" w:type="auto"/>
+            <w:tcBorders>
+              <w:top w:val="single" w:sz="6" w:space="0" w:color="C4C7C5"/>
+              <w:left w:val="single" w:sz="6" w:space="0" w:color="C4C7C5"/>
+              <w:bottom w:val="single" w:sz="6" w:space="0" w:color="C4C7C5"/>
+              <w:right w:val="single" w:sz="6" w:space="0" w:color="C4C7C5"/>
+            </w:tcBorders>
+            <w:tcMar>
+              <w:top w:w="120" w:type="dxa"/>
+              <w:left w:w="180" w:type="dxa"/>
+              <w:bottom w:w="120" w:type="dxa"/>
+              <w:right w:w="180" w:type="dxa"/>
+            </w:tcMar>
+            <w:vAlign w:val="center"/>
+            <w:hideMark/>
+          </w:tcPr>
+          <w:p>
+            <w:pPr>
+              <w:rPr>
+                <w:rFonts w:hint="eastAsia"/>
+              </w:rPr>
+            </w:pPr>
+            <w:r>
+              <w:t>11 | 0100 | 01</w:t>
+            </w:r>
+          </w:p>
+        </w:tc>
+        <w:tc>
+          <w:tcPr>
+            <w:tcW w:w="0" w:type="auto"/>
+            <w:tcBorders>
+              <w:top w:val="single" w:sz="6" w:space="0" w:color="C4C7C5"/>
+              <w:left w:val="single" w:sz="6" w:space="0" w:color="C4C7C5"/>
+              <w:bottom w:val="single" w:sz="6" w:space="0" w:color="C4C7C5"/>
+              <w:right w:val="single" w:sz="6" w:space="0" w:color="C4C7C5"/>
+            </w:tcBorders>
+            <w:tcMar>
+              <w:top w:w="120" w:type="dxa"/>
+              <w:left w:w="180" w:type="dxa"/>
+              <w:bottom w:w="120" w:type="dxa"/>
+              <w:right w:w="180" w:type="dxa"/>
+            </w:tcMar>
+            <w:vAlign w:val="center"/>
+            <w:hideMark/>
+          </w:tcPr>
+          <w:p>
+            <w:pPr>
+              <w:rPr>
+                <w:rFonts w:hint="eastAsia"/>
+                <w:b/>
+                <w:bCs/>
+              </w:rPr>
+            </w:pPr>
+            <w:r>
+              <w:rPr>
+                <w:b/>
+                <w:bCs/>
+              </w:rPr>
+              <w:t>0xD1</w:t>
+            </w:r>
+          </w:p>
+        </w:tc>
+        <w:tc>
+          <w:tcPr>
+            <w:tcW w:w="0" w:type="auto"/>
+            <w:tcBorders>
+              <w:top w:val="single" w:sz="6" w:space="0" w:color="C4C7C5"/>
+              <w:left w:val="single" w:sz="6" w:space="0" w:color="C4C7C5"/>
+              <w:bottom w:val="single" w:sz="6" w:space="0" w:color="C4C7C5"/>
+              <w:right w:val="single" w:sz="6" w:space="0" w:color="C4C7C5"/>
+            </w:tcBorders>
+            <w:tcMar>
+              <w:top w:w="120" w:type="dxa"/>
+              <w:left w:w="180" w:type="dxa"/>
+              <w:bottom w:w="120" w:type="dxa"/>
+              <w:right w:w="180" w:type="dxa"/>
+            </w:tcMar>
+            <w:vAlign w:val="center"/>
+            <w:hideMark/>
+          </w:tcPr>
+          <w:p>
+            <w:pPr>
+              <w:rPr>
+                <w:rFonts w:hint="eastAsia"/>
+                <w:b/>
+                <w:bCs/>
+              </w:rPr>
+            </w:pPr>
+            <w:r>
+              <w:rPr>
+                <w:b/>
+                <w:bCs/>
+              </w:rPr>
+              <w:t>【跳转】</w:t>
+            </w:r>
+            <w:r>
+              <w:rPr>
+                <w:b/>
+                <w:bCs/>
+              </w:rPr>
+              <w:t xml:space="preserve"> 若 R[1] </w:t>
+            </w:r>
+            <w:r>
+              <w:rPr>
+                <w:rFonts w:hint="eastAsia"/>
+                <w:b/>
+                <w:bCs/>
+              </w:rPr>
+              <w:t>!=</w:t>
+            </w:r>
+            <w:r>
+              <w:rPr>
+                <w:b/>
+                <w:bCs/>
+              </w:rPr>
+              <w:t xml:space="preserve"> R[0](未到10)，跳回 4</w:t>
+            </w:r>
+          </w:p>
+        </w:tc>
+      </w:tr>
+      <w:tr>
+        <w:trPr>
+          <w:tblCellSpacing w:w="15" w:type="dxa"/>
+        </w:trPr>
+        <w:tc>
+          <w:tcPr>
+            <w:tcW w:w="0" w:type="auto"/>
+            <w:tcBorders>
+              <w:top w:val="single" w:sz="6" w:space="0" w:color="C4C7C5"/>
+              <w:left w:val="single" w:sz="6" w:space="0" w:color="C4C7C5"/>
+              <w:bottom w:val="single" w:sz="6" w:space="0" w:color="C4C7C5"/>
+              <w:right w:val="single" w:sz="6" w:space="0" w:color="C4C7C5"/>
+            </w:tcBorders>
+            <w:tcMar>
+              <w:top w:w="120" w:type="dxa"/>
+              <w:left w:w="180" w:type="dxa"/>
+              <w:bottom w:w="120" w:type="dxa"/>
+              <w:right w:w="180" w:type="dxa"/>
+            </w:tcMar>
+            <w:vAlign w:val="center"/>
+            <w:hideMark/>
+          </w:tcPr>
+          <w:p>
+            <w:pPr>
+              <w:rPr>
+                <w:rFonts w:hint="eastAsia"/>
+                <w:b/>
+                <w:bCs/>
+              </w:rPr>
+            </w:pPr>
+            <w:r>
+              <w:rPr>
+                <w:b/>
+                <w:bCs/>
+              </w:rPr>
+              <w:t>7</w:t>
+            </w:r>
+          </w:p>
+        </w:tc>
+        <w:tc>
+          <w:tcPr>
+            <w:tcW w:w="0" w:type="auto"/>
+            <w:tcBorders>
+              <w:top w:val="single" w:sz="6" w:space="0" w:color="C4C7C5"/>
+              <w:left w:val="single" w:sz="6" w:space="0" w:color="C4C7C5"/>
+              <w:bottom w:val="single" w:sz="6" w:space="0" w:color="C4C7C5"/>
+              <w:right w:val="single" w:sz="6" w:space="0" w:color="C4C7C5"/>
+            </w:tcBorders>
+            <w:tcMar>
+              <w:top w:w="120" w:type="dxa"/>
+              <w:left w:w="180" w:type="dxa"/>
+              <w:bottom w:w="120" w:type="dxa"/>
+              <w:right w:w="180" w:type="dxa"/>
+            </w:tcMar>
+            <w:vAlign w:val="center"/>
+          </w:tcPr>
+          <w:p>
+            <w:pPr>
+              <w:rPr>
+                <w:rFonts w:hint="eastAsia"/>
+              </w:rPr>
+            </w:pPr>
+            <w:r>
+              <w:rPr>
+                <w:color w:val="EE0000"/>
+              </w:rPr>
+              <w:t>out r2</w:t>
+            </w:r>
+          </w:p>
+        </w:tc>
+        <w:tc>
+          <w:tcPr>
+            <w:tcW w:w="0" w:type="auto"/>
+            <w:tcBorders>
+              <w:top w:val="single" w:sz="6" w:space="0" w:color="C4C7C5"/>
+              <w:left w:val="single" w:sz="6" w:space="0" w:color="C4C7C5"/>
+              <w:bottom w:val="single" w:sz="6" w:space="0" w:color="C4C7C5"/>
+              <w:right w:val="single" w:sz="6" w:space="0" w:color="C4C7C5"/>
+            </w:tcBorders>
+            <w:tcMar>
+              <w:top w:w="120" w:type="dxa"/>
+              <w:left w:w="180" w:type="dxa"/>
+              <w:bottom w:w="120" w:type="dxa"/>
+              <w:right w:w="180" w:type="dxa"/>
+            </w:tcMar>
+            <w:vAlign w:val="center"/>
+          </w:tcPr>
+          <w:p>
+            <w:pPr>
+              <w:rPr>
+                <w:rFonts w:hint="eastAsia"/>
+              </w:rPr>
+            </w:pPr>
+            <w:r>
+              <w:rPr>
+                <w:color w:val="EE0000"/>
+              </w:rPr>
+              <w:t>01 | 0000 | 10</w:t>
+            </w:r>
+          </w:p>
+        </w:tc>
+        <w:tc>
+          <w:tcPr>
+            <w:tcW w:w="0" w:type="auto"/>
+            <w:tcBorders>
+              <w:top w:val="single" w:sz="6" w:space="0" w:color="C4C7C5"/>
+              <w:left w:val="single" w:sz="6" w:space="0" w:color="C4C7C5"/>
+              <w:bottom w:val="single" w:sz="6" w:space="0" w:color="C4C7C5"/>
+              <w:right w:val="single" w:sz="6" w:space="0" w:color="C4C7C5"/>
+            </w:tcBorders>
+            <w:tcMar>
+              <w:top w:w="120" w:type="dxa"/>
+              <w:left w:w="180" w:type="dxa"/>
+              <w:bottom w:w="120" w:type="dxa"/>
+              <w:right w:w="180" w:type="dxa"/>
+            </w:tcMar>
+            <w:vAlign w:val="center"/>
+          </w:tcPr>
+          <w:p>
+            <w:pPr>
+              <w:rPr>
+                <w:rFonts w:hint="eastAsia"/>
+                <w:b/>
+                <w:bCs/>
+              </w:rPr>
+            </w:pPr>
+            <w:r>
+              <w:rPr>
+                <w:b/>
+                <w:bCs/>
+                <w:color w:val="EE0000"/>
+              </w:rPr>
+              <w:t>0x42</w:t>
+            </w:r>
+          </w:p>
+        </w:tc>
+        <w:tc>
+          <w:tcPr>
+            <w:tcW w:w="0" w:type="auto"/>
+            <w:tcBorders>
+              <w:top w:val="single" w:sz="6" w:space="0" w:color="C4C7C5"/>
+              <w:left w:val="single" w:sz="6" w:space="0" w:color="C4C7C5"/>
+              <w:bottom w:val="single" w:sz="6" w:space="0" w:color="C4C7C5"/>
+              <w:right w:val="single" w:sz="6" w:space="0" w:color="C4C7C5"/>
+            </w:tcBorders>
+            <w:tcMar>
+              <w:top w:w="120" w:type="dxa"/>
+              <w:left w:w="180" w:type="dxa"/>
+              <w:bottom w:w="120" w:type="dxa"/>
+              <w:right w:w="180" w:type="dxa"/>
+            </w:tcMar>
+            <w:vAlign w:val="center"/>
+          </w:tcPr>
+          <w:p>
+            <w:pPr>
+              <w:rPr>
+                <w:rFonts w:hint="eastAsia"/>
+                <w:b/>
+                <w:bCs/>
+              </w:rPr>
+            </w:pPr>
+            <w:r>
+              <w:rPr>
+                <w:b/>
+                <w:bCs/>
+                <w:color w:val="EE0000"/>
+              </w:rPr>
+              <w:t>【输出外设】</w:t>
+            </w:r>
+            <w:r>
+              <w:rPr>
+                <w:color w:val="EE0000"/>
+              </w:rPr>
+              <w:t xml:space="preserve"> 将结果 R[2] 送往七段数码管</w:t>
+            </w:r>
+          </w:p>
+        </w:tc>
+      </w:tr>
+      <w:tr>
+        <w:trPr>
+          <w:tblCellSpacing w:w="15" w:type="dxa"/>
+        </w:trPr>
+        <w:tc>
+          <w:tcPr>
+            <w:tcW w:w="0" w:type="auto"/>
+            <w:tcBorders>
+              <w:top w:val="single" w:sz="6" w:space="0" w:color="C4C7C5"/>
+              <w:left w:val="single" w:sz="6" w:space="0" w:color="C4C7C5"/>
+              <w:bottom w:val="single" w:sz="6" w:space="0" w:color="C4C7C5"/>
+              <w:right w:val="single" w:sz="6" w:space="0" w:color="C4C7C5"/>
+            </w:tcBorders>
+            <w:tcMar>
+              <w:top w:w="120" w:type="dxa"/>
+              <w:left w:w="180" w:type="dxa"/>
+              <w:bottom w:w="120" w:type="dxa"/>
+              <w:right w:w="180" w:type="dxa"/>
+            </w:tcMar>
+            <w:vAlign w:val="center"/>
+          </w:tcPr>
+          <w:p>
+            <w:pPr>
+              <w:rPr>
+                <w:b/>
+                <w:bCs/>
+              </w:rPr>
+            </w:pPr>
+            <w:r>
+              <w:rPr>
+                <w:rFonts w:hint="eastAsia"/>
+                <w:b/>
+                <w:bCs/>
+              </w:rPr>
+              <w:t>8</w:t>
+            </w:r>
+          </w:p>
+        </w:tc>
+        <w:tc>
+          <w:tcPr>
+            <w:tcW w:w="0" w:type="auto"/>
+            <w:tcBorders>
+              <w:top w:val="single" w:sz="6" w:space="0" w:color="C4C7C5"/>
+              <w:left w:val="single" w:sz="6" w:space="0" w:color="C4C7C5"/>
+              <w:bottom w:val="single" w:sz="6" w:space="0" w:color="C4C7C5"/>
+              <w:right w:val="single" w:sz="6" w:space="0" w:color="C4C7C5"/>
+            </w:tcBorders>
+            <w:tcMar>
+              <w:top w:w="120" w:type="dxa"/>
+              <w:left w:w="180" w:type="dxa"/>
+              <w:bottom w:w="120" w:type="dxa"/>
+              <w:right w:w="180" w:type="dxa"/>
+            </w:tcMar>
+            <w:vAlign w:val="center"/>
+          </w:tcPr>
+          <w:p>
+            <w:pPr>
+              <w:rPr>
+                <w:rFonts w:hint="eastAsia"/>
+              </w:rPr>
+            </w:pPr>
+            <w:r>
+              <w:t xml:space="preserve">bner0 r3, </w:t>
+            </w:r>
+            <w:r>
+              <w:rPr>
+                <w:rFonts w:hint="eastAsia"/>
+              </w:rPr>
+              <w:t>8</w:t>
+            </w:r>
+          </w:p>
+        </w:tc>
+        <w:tc>
+          <w:tcPr>
+            <w:tcW w:w="0" w:type="auto"/>
+            <w:tcBorders>
+              <w:top w:val="single" w:sz="6" w:space="0" w:color="C4C7C5"/>
+              <w:left w:val="single" w:sz="6" w:space="0" w:color="C4C7C5"/>
+              <w:bottom w:val="single" w:sz="6" w:space="0" w:color="C4C7C5"/>
+              <w:right w:val="single" w:sz="6" w:space="0" w:color="C4C7C5"/>
+            </w:tcBorders>
+            <w:tcMar>
+              <w:top w:w="120" w:type="dxa"/>
+              <w:left w:w="180" w:type="dxa"/>
+              <w:bottom w:w="120" w:type="dxa"/>
+              <w:right w:w="180" w:type="dxa"/>
+            </w:tcMar>
+            <w:vAlign w:val="center"/>
+          </w:tcPr>
+          <w:p>
+            <w:r>
+              <w:t xml:space="preserve">11 | </w:t>
+            </w:r>
+            <w:r>
+              <w:rPr>
+                <w:rFonts w:hint="eastAsia"/>
+              </w:rPr>
+              <w:t>1000</w:t>
+            </w:r>
+            <w:r>
+              <w:t xml:space="preserve"> | 11</w:t>
+            </w:r>
+          </w:p>
+        </w:tc>
+        <w:tc>
+          <w:tcPr>
+            <w:tcW w:w="0" w:type="auto"/>
+            <w:tcBorders>
+              <w:top w:val="single" w:sz="6" w:space="0" w:color="C4C7C5"/>
+              <w:left w:val="single" w:sz="6" w:space="0" w:color="C4C7C5"/>
+              <w:bottom w:val="single" w:sz="6" w:space="0" w:color="C4C7C5"/>
+              <w:right w:val="single" w:sz="6" w:space="0" w:color="C4C7C5"/>
+            </w:tcBorders>
+            <w:tcMar>
+              <w:top w:w="120" w:type="dxa"/>
+              <w:left w:w="180" w:type="dxa"/>
+              <w:bottom w:w="120" w:type="dxa"/>
+              <w:right w:w="180" w:type="dxa"/>
+            </w:tcMar>
+            <w:vAlign w:val="center"/>
+          </w:tcPr>
+          <w:p>
+            <w:pPr>
+              <w:rPr>
+                <w:b/>
+                <w:bCs/>
+              </w:rPr>
+            </w:pPr>
+            <w:r>
+              <w:rPr>
+                <w:b/>
+                <w:bCs/>
+              </w:rPr>
+              <w:t>0xDF</w:t>
+            </w:r>
+          </w:p>
+        </w:tc>
+        <w:tc>
+          <w:tcPr>
+            <w:tcW w:w="0" w:type="auto"/>
+            <w:tcBorders>
+              <w:top w:val="single" w:sz="6" w:space="0" w:color="C4C7C5"/>
+              <w:left w:val="single" w:sz="6" w:space="0" w:color="C4C7C5"/>
+              <w:bottom w:val="single" w:sz="6" w:space="0" w:color="C4C7C5"/>
+              <w:right w:val="single" w:sz="6" w:space="0" w:color="C4C7C5"/>
+            </w:tcBorders>
+            <w:tcMar>
+              <w:top w:w="120" w:type="dxa"/>
+              <w:left w:w="180" w:type="dxa"/>
+              <w:bottom w:w="120" w:type="dxa"/>
+              <w:right w:w="180" w:type="dxa"/>
+            </w:tcMar>
+            <w:vAlign w:val="center"/>
+          </w:tcPr>
+          <w:p>
+            <w:pPr>
+              <w:rPr>
+                <w:b/>
+                <w:bCs/>
+              </w:rPr>
+            </w:pPr>
+            <w:r>
+              <w:rPr>
+                <w:b/>
+                <w:bCs/>
+              </w:rPr>
+              <w:t>【停机】</w:t>
+            </w:r>
+            <w:r>
+              <w:rPr>
+                <w:b/>
+                <w:bCs/>
+              </w:rPr>
+              <w:t xml:space="preserve"> 若 R[3] </w:t>
+            </w:r>
+            <w:r>
+              <w:rPr>
+                <w:rFonts w:hint="eastAsia"/>
+                <w:b/>
+                <w:bCs/>
+              </w:rPr>
+              <w:t>!=</w:t>
+            </w:r>
+            <w:r>
+              <w:rPr>
+                <w:b/>
+                <w:bCs/>
+              </w:rPr>
+              <w:t xml:space="preserve"> R[0](1 </w:t>
+            </w:r>
+            <w:r>
+              <w:rPr>
+                <w:rFonts w:hint="eastAsia"/>
+                <w:b/>
+                <w:bCs/>
+              </w:rPr>
+              <w:t>!=</w:t>
+            </w:r>
+            <w:r>
+              <w:rPr>
+                <w:b/>
+                <w:bCs/>
+              </w:rPr>
+              <w:t>10)，原地死循环</w:t>
+            </w:r>
+          </w:p>
+        </w:tc>
+      </w:tr>
+    </w:tbl>
+    <w:p>
+      <w:pPr>
+        <w:rPr>
+          <w:rFonts w:hint="eastAsia"/>
+        </w:rPr>
+      </w:pPr>
+    </w:p>
+    <w:p>
+      <w:pPr>
+        <w:rPr>
+          <w:rFonts w:hint="eastAsia"/>
+        </w:rPr>
+      </w:pPr>
+      <w:r>
+        <w:lastRenderedPageBreak/>
+        <w:drawing>
+          <wp:inline distT="0" distB="0" distL="0" distR="0" wp14:anchorId="2086451D" wp14:editId="5AEDF352">
+            <wp:extent cx="5274310" cy="2205355"/>
+            <wp:effectExtent l="0" t="0" r="2540" b="4445"/>
+            <wp:docPr id="258150438" name="图片 1"/>
+            <wp:cNvGraphicFramePr>
+              <a:graphicFrameLocks xmlns:a="http://schemas.openxmlformats.org/drawingml/2006/main" noChangeAspect="1"/>
+            </wp:cNvGraphicFramePr>
+            <a:graphic xmlns:a="http://schemas.openxmlformats.org/drawingml/2006/main">
+              <a:graphicData uri="http://schemas.openxmlformats.org/drawingml/2006/picture">
+                <pic:pic xmlns:pic="http://schemas.openxmlformats.org/drawingml/2006/picture">
+                  <pic:nvPicPr>
+                    <pic:cNvPr id="258150438" name=""/>
+                    <pic:cNvPicPr/>
+                  </pic:nvPicPr>
+                  <pic:blipFill>
+                    <a:blip r:embed="rId20"/>
+                    <a:stretch>
+                      <a:fillRect/>
+                    </a:stretch>
+                  </pic:blipFill>
+                  <pic:spPr>
+                    <a:xfrm>
+                      <a:off x="0" y="0"/>
+                      <a:ext cx="5274310" cy="2205355"/>
+                    </a:xfrm>
+                    <a:prstGeom prst="rect">
+                      <a:avLst/>
+                    </a:prstGeom>
+                  </pic:spPr>
+                </pic:pic>
+              </a:graphicData>
+            </a:graphic>
+          </wp:inline>
+        </w:drawing>
+      </w:r>
+    </w:p>
+    <w:p>
+      <w:pPr>
+        <w:rPr>
+          <w:rFonts w:hint="eastAsia"/>
+        </w:rPr>
+      </w:pPr>
+    </w:p>
+    <w:p>
+      <w:pPr>
+        <w:rPr>
+          <w:rFonts w:hint="eastAsia"/>
+        </w:rPr>
+      </w:pPr>
+    </w:p>
+    <w:p>
+      <w:pPr>
+        <w:rPr>
+          <w:rFonts w:hint="eastAsia"/>
+        </w:rPr>
+      </w:pPr>
+    </w:p>
+    <w:p>
+      <w:pPr>
+        <w:rPr>
+          <w:rFonts w:hint="eastAsia"/>
+        </w:rPr>
+      </w:pPr>
+    </w:p>
+    <w:p>
+      <w:pPr>
+        <w:rPr>
+          <w:rFonts w:hint="eastAsia"/>
+        </w:rPr>
+      </w:pPr>
+    </w:p>
+    <w:p>
+      <w:pPr>
+        <w:rPr>
+          <w:rFonts w:hint="eastAsia"/>
+        </w:rPr>
+      </w:pPr>
+    </w:p>
+    <w:p>
+      <w:pPr>
+        <w:rPr>
+          <w:rFonts w:hint="eastAsia"/>
+        </w:rPr>
+      </w:pPr>
+    </w:p>
+    <w:p>
+      <w:pPr>
+        <w:rPr>
+          <w:rFonts w:hint="eastAsia"/>
+        </w:rPr>
+      </w:pPr>
+    </w:p>
     <w:sectPr>
       <w:pgSz w:w="11906" w:h="16838"/>
       <w:pgMar w:top="1440" w:right="1800" w:bottom="1440" w:left="1800" w:header="851" w:footer="992" w:gutter="0"/>
@@ -249,6 +7731,163 @@
     </w:sectPr>
   </w:body>
 </w:document>
+</file>
+
+<file path=word/numbering.xml><?xml version="1.0" encoding="utf-8"?>
+<w:numbering xmlns:wpc="http://schemas.microsoft.com/office/word/2010/wordprocessingCanvas" xmlns:cx="http://schemas.microsoft.com/office/drawing/2014/chartex" xmlns:cx1="http://schemas.microsoft.com/office/drawing/2015/9/8/chartex" xmlns:cx2="http://schemas.microsoft.com/office/drawing/2015/10/21/chartex" xmlns:cx3="http://schemas.microsoft.com/office/drawing/2016/5/9/chartex" xmlns:cx4="http://schemas.microsoft.com/office/drawing/2016/5/10/chartex" xmlns:cx5="http://schemas.microsoft.com/office/drawing/2016/5/11/chartex" xmlns:cx6="http://schemas.microsoft.com/office/drawing/2016/5/12/chartex" xmlns:cx7="http://schemas.microsoft.com/office/drawing/2016/5/13/chartex" xmlns:cx8="http://schemas.microsoft.com/office/drawing/2016/5/14/chartex" xmlns:mc="http://schemas.openxmlformats.org/markup-compatibility/2006" xmlns:aink="http://schemas.microsoft.com/office/drawing/2016/ink" xmlns:am3d="http://schemas.microsoft.com/office/drawing/2017/model3d" xmlns:o="urn:schemas-microsoft-com:office:office" xmlns:oel="http://schemas.microsoft.com/office/2019/extlst" xmlns:r="http://schemas.openxmlformats.org/officeDocument/2006/relationships" xmlns:m="http://schemas.openxmlformats.org/officeDocument/2006/math" xmlns:v="urn:schemas-microsoft-com:vml" xmlns:wp14="http://schemas.microsoft.com/office/word/2010/wordprocessingDrawing" xmlns:wp="http://schemas.openxmlformats.org/drawingml/2006/wordprocessingDrawing" xmlns:w10="urn:schemas-microsoft-com:office:word" xmlns:w="http://schemas.openxmlformats.org/wordprocessingml/2006/main" xmlns:w14="http://schemas.microsoft.com/office/word/2010/wordml" xmlns:w15="http://schemas.microsoft.com/office/word/2012/wordml" xmlns:w16cex="http://schemas.microsoft.com/office/word/2018/wordml/cex" xmlns:w16cid="http://schemas.microsoft.com/office/word/2016/wordml/cid" xmlns:w16="http://schemas.microsoft.com/office/word/2018/wordml" xmlns:w16du="http://schemas.microsoft.com/office/word/2023/wordml/word16du" xmlns:w16sdtdh="http://schemas.microsoft.com/office/word/2020/wordml/sdtdatahash" xmlns:w16sdtfl="http://schemas.microsoft.com/office/word/2024/wordml/sdtformatlock" xmlns:w16se="http://schemas.microsoft.com/office/word/2015/wordml/symex" xmlns:wpg="http://schemas.microsoft.com/office/word/2010/wordprocessingGroup" xmlns:wpi="http://schemas.microsoft.com/office/word/2010/wordprocessingInk" xmlns:wne="http://schemas.microsoft.com/office/word/2006/wordml" xmlns:wps="http://schemas.microsoft.com/office/word/2010/wordprocessingShape" mc:Ignorable="w14 w15 w16se w16cid w16 w16cex w16sdtdh w16sdtfl w16du wp14">
+  <w:abstractNum w:abstractNumId="0" w15:restartNumberingAfterBreak="0">
+    <w:nsid w:val="4A5A2B1A"/>
+    <w:multiLevelType w:val="multilevel"/>
+    <w:tmpl w:val="650E512E"/>
+    <w:lvl w:ilvl="0">
+      <w:start w:val="1"/>
+      <w:numFmt w:val="bullet"/>
+      <w:lvlText w:val=""/>
+      <w:lvlJc w:val="left"/>
+      <w:pPr>
+        <w:tabs>
+          <w:tab w:val="num" w:pos="720"/>
+        </w:tabs>
+        <w:ind w:left="720" w:hanging="360"/>
+      </w:pPr>
+      <w:rPr>
+        <w:rFonts w:ascii="Symbol" w:hAnsi="Symbol" w:hint="default"/>
+        <w:sz w:val="20"/>
+      </w:rPr>
+    </w:lvl>
+    <w:lvl w:ilvl="1" w:tentative="1">
+      <w:start w:val="1"/>
+      <w:numFmt w:val="bullet"/>
+      <w:lvlText w:val="o"/>
+      <w:lvlJc w:val="left"/>
+      <w:pPr>
+        <w:tabs>
+          <w:tab w:val="num" w:pos="1440"/>
+        </w:tabs>
+        <w:ind w:left="1440" w:hanging="360"/>
+      </w:pPr>
+      <w:rPr>
+        <w:rFonts w:ascii="Courier New" w:hAnsi="Courier New" w:hint="default"/>
+        <w:sz w:val="20"/>
+      </w:rPr>
+    </w:lvl>
+    <w:lvl w:ilvl="2" w:tentative="1">
+      <w:start w:val="1"/>
+      <w:numFmt w:val="bullet"/>
+      <w:lvlText w:val=""/>
+      <w:lvlJc w:val="left"/>
+      <w:pPr>
+        <w:tabs>
+          <w:tab w:val="num" w:pos="2160"/>
+        </w:tabs>
+        <w:ind w:left="2160" w:hanging="360"/>
+      </w:pPr>
+      <w:rPr>
+        <w:rFonts w:ascii="Wingdings" w:hAnsi="Wingdings" w:hint="default"/>
+        <w:sz w:val="20"/>
+      </w:rPr>
+    </w:lvl>
+    <w:lvl w:ilvl="3" w:tentative="1">
+      <w:start w:val="1"/>
+      <w:numFmt w:val="bullet"/>
+      <w:lvlText w:val=""/>
+      <w:lvlJc w:val="left"/>
+      <w:pPr>
+        <w:tabs>
+          <w:tab w:val="num" w:pos="2880"/>
+        </w:tabs>
+        <w:ind w:left="2880" w:hanging="360"/>
+      </w:pPr>
+      <w:rPr>
+        <w:rFonts w:ascii="Wingdings" w:hAnsi="Wingdings" w:hint="default"/>
+        <w:sz w:val="20"/>
+      </w:rPr>
+    </w:lvl>
+    <w:lvl w:ilvl="4" w:tentative="1">
+      <w:start w:val="1"/>
+      <w:numFmt w:val="bullet"/>
+      <w:lvlText w:val=""/>
+      <w:lvlJc w:val="left"/>
+      <w:pPr>
+        <w:tabs>
+          <w:tab w:val="num" w:pos="3600"/>
+        </w:tabs>
+        <w:ind w:left="3600" w:hanging="360"/>
+      </w:pPr>
+      <w:rPr>
+        <w:rFonts w:ascii="Wingdings" w:hAnsi="Wingdings" w:hint="default"/>
+        <w:sz w:val="20"/>
+      </w:rPr>
+    </w:lvl>
+    <w:lvl w:ilvl="5" w:tentative="1">
+      <w:start w:val="1"/>
+      <w:numFmt w:val="bullet"/>
+      <w:lvlText w:val=""/>
+      <w:lvlJc w:val="left"/>
+      <w:pPr>
+        <w:tabs>
+          <w:tab w:val="num" w:pos="4320"/>
+        </w:tabs>
+        <w:ind w:left="4320" w:hanging="360"/>
+      </w:pPr>
+      <w:rPr>
+        <w:rFonts w:ascii="Wingdings" w:hAnsi="Wingdings" w:hint="default"/>
+        <w:sz w:val="20"/>
+      </w:rPr>
+    </w:lvl>
+    <w:lvl w:ilvl="6" w:tentative="1">
+      <w:start w:val="1"/>
+      <w:numFmt w:val="bullet"/>
+      <w:lvlText w:val=""/>
+      <w:lvlJc w:val="left"/>
+      <w:pPr>
+        <w:tabs>
+          <w:tab w:val="num" w:pos="5040"/>
+        </w:tabs>
+        <w:ind w:left="5040" w:hanging="360"/>
+      </w:pPr>
+      <w:rPr>
+        <w:rFonts w:ascii="Wingdings" w:hAnsi="Wingdings" w:hint="default"/>
+        <w:sz w:val="20"/>
+      </w:rPr>
+    </w:lvl>
+    <w:lvl w:ilvl="7" w:tentative="1">
+      <w:start w:val="1"/>
+      <w:numFmt w:val="bullet"/>
+      <w:lvlText w:val=""/>
+      <w:lvlJc w:val="left"/>
+      <w:pPr>
+        <w:tabs>
+          <w:tab w:val="num" w:pos="5760"/>
+        </w:tabs>
+        <w:ind w:left="5760" w:hanging="360"/>
+      </w:pPr>
+      <w:rPr>
+        <w:rFonts w:ascii="Wingdings" w:hAnsi="Wingdings" w:hint="default"/>
+        <w:sz w:val="20"/>
+      </w:rPr>
+    </w:lvl>
+    <w:lvl w:ilvl="8" w:tentative="1">
+      <w:start w:val="1"/>
+      <w:numFmt w:val="bullet"/>
+      <w:lvlText w:val=""/>
+      <w:lvlJc w:val="left"/>
+      <w:pPr>
+        <w:tabs>
+          <w:tab w:val="num" w:pos="6480"/>
+        </w:tabs>
+        <w:ind w:left="6480" w:hanging="360"/>
+      </w:pPr>
+      <w:rPr>
+        <w:rFonts w:ascii="Wingdings" w:hAnsi="Wingdings" w:hint="default"/>
+        <w:sz w:val="20"/>
+      </w:rPr>
+    </w:lvl>
+  </w:abstractNum>
+  <w:num w:numId="1" w16cid:durableId="1536115791">
+    <w:abstractNumId w:val="0"/>
+  </w:num>
+</w:numbering>
 </file>
 
 <file path=word/styles.xml><?xml version="1.0" encoding="utf-8"?>
@@ -646,6 +8285,7 @@
   <w:style w:type="paragraph" w:default="1" w:styleId="a">
     <w:name w:val="Normal"/>
     <w:qFormat/>
+    <w:rsid w:val="001271FA"/>
     <w:pPr>
       <w:widowControl w:val="0"/>
       <w:jc w:val="both"/>
@@ -1169,6 +8809,19 @@
       <w:spacing w:val="5"/>
     </w:rPr>
   </w:style>
+  <w:style w:type="paragraph" w:styleId="ae">
+    <w:name w:val="Normal (Web)"/>
+    <w:basedOn w:val="a"/>
+    <w:uiPriority w:val="99"/>
+    <w:semiHidden/>
+    <w:unhideWhenUsed/>
+    <w:rsid w:val="00E70C6B"/>
+    <w:rPr>
+      <w:rFonts w:ascii="Times New Roman" w:hAnsi="Times New Roman" w:cs="Times New Roman"/>
+      <w:sz w:val="24"/>
+      <w:szCs w:val="24"/>
+    </w:rPr>
+  </w:style>
 </w:styles>
 </file>
 
